--- a/pr-preview/pr-203/logistic-inference-handout-tracked-changes.docx
+++ b/pr-preview/pr-203/logistic-inference-handout-tracked-changes.docx
@@ -18,7 +18,7 @@
       </w:pPr>
       <w:ins w:id="2" w:author="PR Preview" w:date="2026-01-01T00:00:00Z">
         <w:r>
-          <w:t xml:space="preserve">Last modified: 2026-10-15 02:29:38 (PDT)</w:t>
+          <w:t xml:space="preserve">Last modified: 2026-10-15 08:32:35 (PDT)</w:t>
         </w:r>
       </w:ins>
     </w:p>

--- a/pr-preview/pr-203/logistic-inference-handout-tracked-changes.docx
+++ b/pr-preview/pr-203/logistic-inference-handout-tracked-changes.docx
@@ -18,7 +18,7 @@
       </w:pPr>
       <w:ins w:id="2" w:author="PR Preview" w:date="2026-01-01T00:00:00Z">
         <w:r>
-          <w:t xml:space="preserve">Last modified: 2026-10-15 08:32:35 (PDT)</w:t>
+          <w:t xml:space="preserve">Last modified: 2026-10-15 08:52:19 (PDT)</w:t>
         </w:r>
       </w:ins>
     </w:p>

--- a/pr-preview/pr-203/logistic-inference-handout-tracked-changes.docx
+++ b/pr-preview/pr-203/logistic-inference-handout-tracked-changes.docx
@@ -18,7 +18,7 @@
       </w:pPr>
       <w:ins w:id="2" w:author="PR Preview" w:date="2026-01-01T00:00:00Z">
         <w:r>
-          <w:t xml:space="preserve">Last modified: 2026-10-15 08:52:19 (PDT)</w:t>
+          <w:t xml:space="preserve">Last modified: 2026-10-15 09:14:12 (PDT)</w:t>
         </w:r>
       </w:ins>
     </w:p>
@@ -1758,7 +1758,7 @@
     </w:p>
     <w:bookmarkEnd w:id="12"/>
     <w:bookmarkEnd w:id="13"/>
-    <w:bookmarkStart w:id="29" w:name="deviance"/>
+    <w:bookmarkStart w:id="31" w:name="deviance"/>
     <w:p>
       <w:pPr>
         <w:pStyle w:val="Heading2"/>
@@ -1814,20 +1814,10 @@
       </w:ins>
       <w:ins w:id="153" w:author="PR Preview" w:date="2026-01-01T00:00:00Z">
         <w:r>
-          <w:t xml:space="preserve">of a fitted logistic regression is twice the amount by which its maximized log-likelihood falls short of the largest log-likelihood any model could reach on the same labels.</w:t>
+          <w:t xml:space="preserve">of a fitted logistic regression with labels</w:t>
         </w:r>
       </w:ins>
       <w:ins w:id="154" w:author="PR Preview" w:date="2026-01-01T00:00:00Z">
-        <w:r>
-          <w:t xml:space="preserve"> </w:t>
-        </w:r>
-      </w:ins>
-      <w:ins w:id="155" w:author="PR Preview" w:date="2026-01-01T00:00:00Z">
-        <w:r>
-          <w:t xml:space="preserve">For labels</w:t>
-        </w:r>
-      </w:ins>
-      <w:ins w:id="156" w:author="PR Preview" w:date="2026-01-01T00:00:00Z">
         <w:r>
           <w:t xml:space="preserve"> </w:t>
         </w:r>
@@ -1880,64 +1870,14 @@
           <m:t>​</m:t>
         </m:r>
       </m:oMath>
-      <w:ins w:id="157" w:author="PR Preview" w:date="2026-01-01T00:00:00Z">
-        <w:r>
-          <w:t xml:space="preserve"> </w:t>
-        </w:r>
-      </w:ins>
-      <w:ins w:id="158" w:author="PR Preview" w:date="2026-01-01T00:00:00Z">
-        <w:r>
-          <w:t xml:space="preserve">the largest log-likelihood is</w:t>
-        </w:r>
-      </w:ins>
-      <w:ins w:id="159" w:author="PR Preview" w:date="2026-01-01T00:00:00Z">
-        <w:r>
-          <w:t xml:space="preserve"> </w:t>
-        </w:r>
-      </w:ins>
-      <m:oMath>
-        <m:r>
-          <m:t>0</m:t>
-        </m:r>
-      </m:oMath>
-      <w:ins w:id="160" w:author="PR Preview" w:date="2026-01-01T00:00:00Z">
-        <w:r>
-          <w:t xml:space="preserve">,</w:t>
-        </w:r>
-      </w:ins>
-      <w:ins w:id="161" w:author="PR Preview" w:date="2026-01-01T00:00:00Z">
-        <w:r>
-          <w:t xml:space="preserve"> </w:t>
-        </w:r>
-      </w:ins>
-      <w:ins w:id="162" w:author="PR Preview" w:date="2026-01-01T00:00:00Z">
-        <w:r>
-          <w:t xml:space="preserve">reached by a model that gives each label probability</w:t>
-        </w:r>
-      </w:ins>
-      <w:ins w:id="163" w:author="PR Preview" w:date="2026-01-01T00:00:00Z">
-        <w:r>
-          <w:t xml:space="preserve"> </w:t>
-        </w:r>
-      </w:ins>
-      <m:oMath>
-        <m:r>
-          <m:t>1</m:t>
-        </m:r>
-      </m:oMath>
-      <w:ins w:id="164" w:author="PR Preview" w:date="2026-01-01T00:00:00Z">
-        <w:r>
-          <w:t xml:space="preserve">,</w:t>
-        </w:r>
-      </w:ins>
-      <w:ins w:id="165" w:author="PR Preview" w:date="2026-01-01T00:00:00Z">
-        <w:r>
-          <w:t xml:space="preserve"> </w:t>
-        </w:r>
-      </w:ins>
-      <w:ins w:id="166" w:author="PR Preview" w:date="2026-01-01T00:00:00Z">
-        <w:r>
-          <w:t xml:space="preserve">so the deviance is</w:t>
+      <w:ins w:id="155" w:author="PR Preview" w:date="2026-01-01T00:00:00Z">
+        <w:r>
+          <w:t xml:space="preserve"> </w:t>
+        </w:r>
+      </w:ins>
+      <w:ins w:id="156" w:author="PR Preview" w:date="2026-01-01T00:00:00Z">
+        <w:r>
+          <w:t xml:space="preserve">is minus twice its maximized log-likelihood:</w:t>
         </w:r>
       </w:ins>
     </w:p>
@@ -2243,12 +2183,12 @@
       <w:pPr>
         <w:pStyle w:val="FirstParagraph"/>
       </w:pPr>
-      <w:ins w:id="167" w:author="PR Preview" w:date="2026-01-01T00:00:00Z">
+      <w:ins w:id="157" w:author="PR Preview" w:date="2026-01-01T00:00:00Z">
         <w:r>
           <w:t xml:space="preserve">where</w:t>
         </w:r>
       </w:ins>
-      <w:ins w:id="168" w:author="PR Preview" w:date="2026-01-01T00:00:00Z">
+      <w:ins w:id="158" w:author="PR Preview" w:date="2026-01-01T00:00:00Z">
         <w:r>
           <w:t xml:space="preserve"> </w:t>
         </w:r>
@@ -2341,12 +2281,12 @@
           <m:t>​</m:t>
         </m:r>
       </m:oMath>
-      <w:ins w:id="169" w:author="PR Preview" w:date="2026-01-01T00:00:00Z">
-        <w:r>
-          <w:t xml:space="preserve"> </w:t>
-        </w:r>
-      </w:ins>
-      <w:ins w:id="170" w:author="PR Preview" w:date="2026-01-01T00:00:00Z">
+      <w:ins w:id="159" w:author="PR Preview" w:date="2026-01-01T00:00:00Z">
+        <w:r>
+          <w:t xml:space="preserve"> </w:t>
+        </w:r>
+      </w:ins>
+      <w:ins w:id="160" w:author="PR Preview" w:date="2026-01-01T00:00:00Z">
         <w:r>
           <w:t xml:space="preserve">is the fitted probability.</w:t>
         </w:r>
@@ -2491,7 +2431,7 @@
       <w:pPr>
         <w:pStyle w:val="BodyText"/>
       </w:pPr>
-      <w:ins w:id="171" w:author="PR Preview" w:date="2026-01-01T00:00:00Z">
+      <w:ins w:id="161" w:author="PR Preview" w:date="2026-01-01T00:00:00Z">
         <w:r>
           <w:rPr>
             <w:b/>
@@ -2500,23 +2440,23 @@
           <w:t xml:space="preserve">Example 2 (The deviance of the six-patient trial)</w:t>
         </w:r>
       </w:ins>
-      <w:ins w:id="172" w:author="PR Preview" w:date="2026-01-01T00:00:00Z">
-        <w:r>
-          <w:t xml:space="preserve"> </w:t>
-        </w:r>
-      </w:ins>
-      <w:ins w:id="173" w:author="PR Preview" w:date="2026-01-01T00:00:00Z">
+      <w:ins w:id="162" w:author="PR Preview" w:date="2026-01-01T00:00:00Z">
+        <w:r>
+          <w:t xml:space="preserve"> </w:t>
+        </w:r>
+      </w:ins>
+      <w:ins w:id="163" w:author="PR Preview" w:date="2026-01-01T00:00:00Z">
         <w:r>
           <w:t xml:space="preserve">For the fit of</w:t>
         </w:r>
       </w:ins>
-      <w:ins w:id="174" w:author="PR Preview" w:date="2026-01-01T00:00:00Z">
+      <w:ins w:id="164" w:author="PR Preview" w:date="2026-01-01T00:00:00Z">
         <w:r>
           <w:t xml:space="preserve"> </w:t>
         </w:r>
       </w:ins>
       <w:hyperlink w:anchor="exm-logistic-regression">
-        <w:ins w:id="175" w:author="PR Preview" w:date="2026-01-01T00:00:00Z">
+        <w:ins w:id="165" w:author="PR Preview" w:date="2026-01-01T00:00:00Z">
           <w:r>
             <w:rPr>
               <w:rStyle w:val="Hyperlink"/>
@@ -2525,17 +2465,17 @@
           </w:r>
         </w:ins>
       </w:hyperlink>
-      <w:ins w:id="176" w:author="PR Preview" w:date="2026-01-01T00:00:00Z">
+      <w:ins w:id="166" w:author="PR Preview" w:date="2026-01-01T00:00:00Z">
         <w:r>
           <w:t xml:space="preserve">, R’s</w:t>
         </w:r>
       </w:ins>
-      <w:ins w:id="177" w:author="PR Preview" w:date="2026-01-01T00:00:00Z">
-        <w:r>
-          <w:t xml:space="preserve"> </w:t>
-        </w:r>
-      </w:ins>
-      <w:ins w:id="178" w:author="PR Preview" w:date="2026-01-01T00:00:00Z">
+      <w:ins w:id="167" w:author="PR Preview" w:date="2026-01-01T00:00:00Z">
+        <w:r>
+          <w:t xml:space="preserve"> </w:t>
+        </w:r>
+      </w:ins>
+      <w:ins w:id="168" w:author="PR Preview" w:date="2026-01-01T00:00:00Z">
         <w:r>
           <w:rPr>
             <w:rStyle w:val="VerbatimChar"/>
@@ -2543,33 +2483,33 @@
           <w:t xml:space="preserve">glm</w:t>
         </w:r>
       </w:ins>
-      <w:ins w:id="179" w:author="PR Preview" w:date="2026-01-01T00:00:00Z">
-        <w:r>
-          <w:t xml:space="preserve"> </w:t>
-        </w:r>
-      </w:ins>
-      <w:ins w:id="180" w:author="PR Preview" w:date="2026-01-01T00:00:00Z">
+      <w:ins w:id="169" w:author="PR Preview" w:date="2026-01-01T00:00:00Z">
+        <w:r>
+          <w:t xml:space="preserve"> </w:t>
+        </w:r>
+      </w:ins>
+      <w:ins w:id="170" w:author="PR Preview" w:date="2026-01-01T00:00:00Z">
         <w:r>
           <w:t xml:space="preserve">reports the deviance.</w:t>
         </w:r>
       </w:ins>
-      <w:ins w:id="181" w:author="PR Preview" w:date="2026-01-01T00:00:00Z">
-        <w:r>
-          <w:t xml:space="preserve"> </w:t>
-        </w:r>
-      </w:ins>
-      <w:ins w:id="182" w:author="PR Preview" w:date="2026-01-01T00:00:00Z">
+      <w:ins w:id="171" w:author="PR Preview" w:date="2026-01-01T00:00:00Z">
+        <w:r>
+          <w:t xml:space="preserve"> </w:t>
+        </w:r>
+      </w:ins>
+      <w:ins w:id="172" w:author="PR Preview" w:date="2026-01-01T00:00:00Z">
         <w:r>
           <w:t xml:space="preserve">We check it against</w:t>
         </w:r>
       </w:ins>
-      <w:ins w:id="183" w:author="PR Preview" w:date="2026-01-01T00:00:00Z">
+      <w:ins w:id="173" w:author="PR Preview" w:date="2026-01-01T00:00:00Z">
         <w:r>
           <w:t xml:space="preserve"> </w:t>
         </w:r>
       </w:ins>
       <w:hyperlink w:anchor="eq-deviance">
-        <w:ins w:id="184" w:author="PR Preview" w:date="2026-01-01T00:00:00Z">
+        <w:ins w:id="174" w:author="PR Preview" w:date="2026-01-01T00:00:00Z">
           <w:r>
             <w:rPr>
               <w:rStyle w:val="Hyperlink"/>
@@ -2578,12 +2518,12 @@
           </w:r>
         </w:ins>
       </w:hyperlink>
-      <w:ins w:id="185" w:author="PR Preview" w:date="2026-01-01T00:00:00Z">
-        <w:r>
-          <w:t xml:space="preserve"> </w:t>
-        </w:r>
-      </w:ins>
-      <w:ins w:id="186" w:author="PR Preview" w:date="2026-01-01T00:00:00Z">
+      <w:ins w:id="175" w:author="PR Preview" w:date="2026-01-01T00:00:00Z">
+        <w:r>
+          <w:t xml:space="preserve"> </w:t>
+        </w:r>
+      </w:ins>
+      <w:ins w:id="176" w:author="PR Preview" w:date="2026-01-01T00:00:00Z">
         <w:r>
           <w:t xml:space="preserve">computed by hand.</w:t>
         </w:r>
@@ -2593,28 +2533,328 @@
       <w:pPr>
         <w:pStyle w:val="SourceCode"/>
       </w:pPr>
+      <w:ins w:id="177" w:author="PR Preview" w:date="2026-01-01T00:00:00Z">
+        <w:r>
+          <w:rPr>
+            <w:rStyle w:val="CommentTok"/>
+          </w:rPr>
+          <w:t xml:space="preserve"># fitted probabilities of recovery</w:t>
+        </w:r>
+      </w:ins>
+      <w:ins w:id="178" w:author="PR Preview" w:date="2026-01-01T00:00:00Z">
+        <w:r>
+          <w:br/>
+        </w:r>
+      </w:ins>
+      <w:ins w:id="179" w:author="PR Preview" w:date="2026-01-01T00:00:00Z">
+        <w:r>
+          <w:rPr>
+            <w:rStyle w:val="NormalTok"/>
+          </w:rPr>
+          <w:t xml:space="preserve">wf_p </w:t>
+        </w:r>
+      </w:ins>
+      <w:ins w:id="180" w:author="PR Preview" w:date="2026-01-01T00:00:00Z">
+        <w:r>
+          <w:rPr>
+            <w:rStyle w:val="OtherTok"/>
+          </w:rPr>
+          <w:t xml:space="preserve">&lt;-</w:t>
+        </w:r>
+      </w:ins>
+      <w:ins w:id="181" w:author="PR Preview" w:date="2026-01-01T00:00:00Z">
+        <w:r>
+          <w:rPr>
+            <w:rStyle w:val="NormalTok"/>
+          </w:rPr>
+          <w:t xml:space="preserve"> </w:t>
+        </w:r>
+      </w:ins>
+      <w:ins w:id="182" w:author="PR Preview" w:date="2026-01-01T00:00:00Z">
+        <w:r>
+          <w:rPr>
+            <w:rStyle w:val="FunctionTok"/>
+          </w:rPr>
+          <w:t xml:space="preserve">fitted</w:t>
+        </w:r>
+      </w:ins>
+      <w:ins w:id="183" w:author="PR Preview" w:date="2026-01-01T00:00:00Z">
+        <w:r>
+          <w:rPr>
+            <w:rStyle w:val="NormalTok"/>
+          </w:rPr>
+          <w:t xml:space="preserve">(wf_fit)</w:t>
+        </w:r>
+      </w:ins>
+      <w:ins w:id="184" w:author="PR Preview" w:date="2026-01-01T00:00:00Z">
+        <w:r>
+          <w:br/>
+        </w:r>
+      </w:ins>
+      <w:ins w:id="185" w:author="PR Preview" w:date="2026-01-01T00:00:00Z">
+        <w:r>
+          <w:rPr>
+            <w:rStyle w:val="CommentTok"/>
+          </w:rPr>
+          <w:t xml:space="preserve"># minus twice the log-likelihood, from the formula</w:t>
+        </w:r>
+      </w:ins>
+      <w:ins w:id="186" w:author="PR Preview" w:date="2026-01-01T00:00:00Z">
+        <w:r>
+          <w:br/>
+        </w:r>
+      </w:ins>
       <w:ins w:id="187" w:author="PR Preview" w:date="2026-01-01T00:00:00Z">
         <w:r>
           <w:rPr>
+            <w:rStyle w:val="NormalTok"/>
+          </w:rPr>
+          <w:t xml:space="preserve">wf_dev_hand </w:t>
+        </w:r>
+      </w:ins>
+      <w:ins w:id="188" w:author="PR Preview" w:date="2026-01-01T00:00:00Z">
+        <w:r>
+          <w:rPr>
+            <w:rStyle w:val="OtherTok"/>
+          </w:rPr>
+          <w:t xml:space="preserve">&lt;-</w:t>
+        </w:r>
+      </w:ins>
+      <w:ins w:id="189" w:author="PR Preview" w:date="2026-01-01T00:00:00Z">
+        <w:r>
+          <w:rPr>
+            <w:rStyle w:val="NormalTok"/>
+          </w:rPr>
+          <w:t xml:space="preserve"> </w:t>
+        </w:r>
+      </w:ins>
+      <w:ins w:id="190" w:author="PR Preview" w:date="2026-01-01T00:00:00Z">
+        <w:r>
+          <w:rPr>
+            <w:rStyle w:val="SpecialCharTok"/>
+          </w:rPr>
+          <w:t xml:space="preserve">-</w:t>
+        </w:r>
+      </w:ins>
+      <w:ins w:id="191" w:author="PR Preview" w:date="2026-01-01T00:00:00Z">
+        <w:r>
+          <w:rPr>
+            <w:rStyle w:val="DecValTok"/>
+          </w:rPr>
+          <w:t xml:space="preserve">2</w:t>
+        </w:r>
+      </w:ins>
+      <w:ins w:id="192" w:author="PR Preview" w:date="2026-01-01T00:00:00Z">
+        <w:r>
+          <w:rPr>
+            <w:rStyle w:val="NormalTok"/>
+          </w:rPr>
+          <w:t xml:space="preserve"> </w:t>
+        </w:r>
+      </w:ins>
+      <w:ins w:id="193" w:author="PR Preview" w:date="2026-01-01T00:00:00Z">
+        <w:r>
+          <w:rPr>
+            <w:rStyle w:val="SpecialCharTok"/>
+          </w:rPr>
+          <w:t xml:space="preserve">*</w:t>
+        </w:r>
+      </w:ins>
+      <w:ins w:id="194" w:author="PR Preview" w:date="2026-01-01T00:00:00Z">
+        <w:r>
+          <w:rPr>
+            <w:rStyle w:val="NormalTok"/>
+          </w:rPr>
+          <w:t xml:space="preserve"> </w:t>
+        </w:r>
+      </w:ins>
+      <w:ins w:id="195" w:author="PR Preview" w:date="2026-01-01T00:00:00Z">
+        <w:r>
+          <w:rPr>
+            <w:rStyle w:val="FunctionTok"/>
+          </w:rPr>
+          <w:t xml:space="preserve">sum</w:t>
+        </w:r>
+      </w:ins>
+      <w:ins w:id="196" w:author="PR Preview" w:date="2026-01-01T00:00:00Z">
+        <w:r>
+          <w:rPr>
+            <w:rStyle w:val="NormalTok"/>
+          </w:rPr>
+          <w:t xml:space="preserve">(wf_y </w:t>
+        </w:r>
+      </w:ins>
+      <w:ins w:id="197" w:author="PR Preview" w:date="2026-01-01T00:00:00Z">
+        <w:r>
+          <w:rPr>
+            <w:rStyle w:val="SpecialCharTok"/>
+          </w:rPr>
+          <w:t xml:space="preserve">*</w:t>
+        </w:r>
+      </w:ins>
+      <w:ins w:id="198" w:author="PR Preview" w:date="2026-01-01T00:00:00Z">
+        <w:r>
+          <w:rPr>
+            <w:rStyle w:val="NormalTok"/>
+          </w:rPr>
+          <w:t xml:space="preserve"> </w:t>
+        </w:r>
+      </w:ins>
+      <w:ins w:id="199" w:author="PR Preview" w:date="2026-01-01T00:00:00Z">
+        <w:r>
+          <w:rPr>
+            <w:rStyle w:val="FunctionTok"/>
+          </w:rPr>
+          <w:t xml:space="preserve">log</w:t>
+        </w:r>
+      </w:ins>
+      <w:ins w:id="200" w:author="PR Preview" w:date="2026-01-01T00:00:00Z">
+        <w:r>
+          <w:rPr>
+            <w:rStyle w:val="NormalTok"/>
+          </w:rPr>
+          <w:t xml:space="preserve">(wf_p) </w:t>
+        </w:r>
+      </w:ins>
+      <w:ins w:id="201" w:author="PR Preview" w:date="2026-01-01T00:00:00Z">
+        <w:r>
+          <w:rPr>
+            <w:rStyle w:val="SpecialCharTok"/>
+          </w:rPr>
+          <w:t xml:space="preserve">+</w:t>
+        </w:r>
+      </w:ins>
+      <w:ins w:id="202" w:author="PR Preview" w:date="2026-01-01T00:00:00Z">
+        <w:r>
+          <w:rPr>
+            <w:rStyle w:val="NormalTok"/>
+          </w:rPr>
+          <w:t xml:space="preserve"> (</w:t>
+        </w:r>
+      </w:ins>
+      <w:ins w:id="203" w:author="PR Preview" w:date="2026-01-01T00:00:00Z">
+        <w:r>
+          <w:rPr>
+            <w:rStyle w:val="DecValTok"/>
+          </w:rPr>
+          <w:t xml:space="preserve">1</w:t>
+        </w:r>
+      </w:ins>
+      <w:ins w:id="204" w:author="PR Preview" w:date="2026-01-01T00:00:00Z">
+        <w:r>
+          <w:rPr>
+            <w:rStyle w:val="NormalTok"/>
+          </w:rPr>
+          <w:t xml:space="preserve"> </w:t>
+        </w:r>
+      </w:ins>
+      <w:ins w:id="205" w:author="PR Preview" w:date="2026-01-01T00:00:00Z">
+        <w:r>
+          <w:rPr>
+            <w:rStyle w:val="SpecialCharTok"/>
+          </w:rPr>
+          <w:t xml:space="preserve">-</w:t>
+        </w:r>
+      </w:ins>
+      <w:ins w:id="206" w:author="PR Preview" w:date="2026-01-01T00:00:00Z">
+        <w:r>
+          <w:rPr>
+            <w:rStyle w:val="NormalTok"/>
+          </w:rPr>
+          <w:t xml:space="preserve"> wf_y) </w:t>
+        </w:r>
+      </w:ins>
+      <w:ins w:id="207" w:author="PR Preview" w:date="2026-01-01T00:00:00Z">
+        <w:r>
+          <w:rPr>
+            <w:rStyle w:val="SpecialCharTok"/>
+          </w:rPr>
+          <w:t xml:space="preserve">*</w:t>
+        </w:r>
+      </w:ins>
+      <w:ins w:id="208" w:author="PR Preview" w:date="2026-01-01T00:00:00Z">
+        <w:r>
+          <w:rPr>
+            <w:rStyle w:val="NormalTok"/>
+          </w:rPr>
+          <w:t xml:space="preserve"> </w:t>
+        </w:r>
+      </w:ins>
+      <w:ins w:id="209" w:author="PR Preview" w:date="2026-01-01T00:00:00Z">
+        <w:r>
+          <w:rPr>
+            <w:rStyle w:val="FunctionTok"/>
+          </w:rPr>
+          <w:t xml:space="preserve">log</w:t>
+        </w:r>
+      </w:ins>
+      <w:ins w:id="210" w:author="PR Preview" w:date="2026-01-01T00:00:00Z">
+        <w:r>
+          <w:rPr>
+            <w:rStyle w:val="NormalTok"/>
+          </w:rPr>
+          <w:t xml:space="preserve">(</w:t>
+        </w:r>
+      </w:ins>
+      <w:ins w:id="211" w:author="PR Preview" w:date="2026-01-01T00:00:00Z">
+        <w:r>
+          <w:rPr>
+            <w:rStyle w:val="DecValTok"/>
+          </w:rPr>
+          <w:t xml:space="preserve">1</w:t>
+        </w:r>
+      </w:ins>
+      <w:ins w:id="212" w:author="PR Preview" w:date="2026-01-01T00:00:00Z">
+        <w:r>
+          <w:rPr>
+            <w:rStyle w:val="NormalTok"/>
+          </w:rPr>
+          <w:t xml:space="preserve"> </w:t>
+        </w:r>
+      </w:ins>
+      <w:ins w:id="213" w:author="PR Preview" w:date="2026-01-01T00:00:00Z">
+        <w:r>
+          <w:rPr>
+            <w:rStyle w:val="SpecialCharTok"/>
+          </w:rPr>
+          <w:t xml:space="preserve">-</w:t>
+        </w:r>
+      </w:ins>
+      <w:ins w:id="214" w:author="PR Preview" w:date="2026-01-01T00:00:00Z">
+        <w:r>
+          <w:rPr>
+            <w:rStyle w:val="NormalTok"/>
+          </w:rPr>
+          <w:t xml:space="preserve"> wf_p))</w:t>
+        </w:r>
+      </w:ins>
+      <w:ins w:id="215" w:author="PR Preview" w:date="2026-01-01T00:00:00Z">
+        <w:r>
+          <w:br/>
+        </w:r>
+      </w:ins>
+      <w:ins w:id="216" w:author="PR Preview" w:date="2026-01-01T00:00:00Z">
+        <w:r>
+          <w:rPr>
             <w:rStyle w:val="CommentTok"/>
           </w:rPr>
-          <w:t xml:space="preserve"># fitted probabilities of recovery</w:t>
-        </w:r>
-      </w:ins>
-      <w:ins w:id="188" w:author="PR Preview" w:date="2026-01-01T00:00:00Z">
+          <w:t xml:space="preserve"># the deviance that glm reports</w:t>
+        </w:r>
+      </w:ins>
+      <w:ins w:id="217" w:author="PR Preview" w:date="2026-01-01T00:00:00Z">
         <w:r>
           <w:br/>
         </w:r>
       </w:ins>
-      <w:ins w:id="189" w:author="PR Preview" w:date="2026-01-01T00:00:00Z">
-        <w:r>
-          <w:rPr>
-            <w:rStyle w:val="NormalTok"/>
-          </w:rPr>
-          <w:t xml:space="preserve">wf_p </w:t>
-        </w:r>
-      </w:ins>
-      <w:ins w:id="190" w:author="PR Preview" w:date="2026-01-01T00:00:00Z">
+      <w:ins w:id="218" w:author="PR Preview" w:date="2026-01-01T00:00:00Z">
+        <w:r>
+          <w:rPr>
+            <w:rStyle w:val="NormalTok"/>
+          </w:rPr>
+          <w:t xml:space="preserve">wf_dev_glm </w:t>
+        </w:r>
+      </w:ins>
+      <w:ins w:id="219" w:author="PR Preview" w:date="2026-01-01T00:00:00Z">
         <w:r>
           <w:rPr>
             <w:rStyle w:val="OtherTok"/>
@@ -2622,23 +2862,23 @@
           <w:t xml:space="preserve">&lt;-</w:t>
         </w:r>
       </w:ins>
-      <w:ins w:id="191" w:author="PR Preview" w:date="2026-01-01T00:00:00Z">
-        <w:r>
-          <w:rPr>
-            <w:rStyle w:val="NormalTok"/>
-          </w:rPr>
-          <w:t xml:space="preserve"> </w:t>
-        </w:r>
-      </w:ins>
-      <w:ins w:id="192" w:author="PR Preview" w:date="2026-01-01T00:00:00Z">
+      <w:ins w:id="220" w:author="PR Preview" w:date="2026-01-01T00:00:00Z">
+        <w:r>
+          <w:rPr>
+            <w:rStyle w:val="NormalTok"/>
+          </w:rPr>
+          <w:t xml:space="preserve"> </w:t>
+        </w:r>
+      </w:ins>
+      <w:ins w:id="221" w:author="PR Preview" w:date="2026-01-01T00:00:00Z">
         <w:r>
           <w:rPr>
             <w:rStyle w:val="FunctionTok"/>
           </w:rPr>
-          <w:t xml:space="preserve">fitted</w:t>
-        </w:r>
-      </w:ins>
-      <w:ins w:id="193" w:author="PR Preview" w:date="2026-01-01T00:00:00Z">
+          <w:t xml:space="preserve">deviance</w:t>
+        </w:r>
+      </w:ins>
+      <w:ins w:id="222" w:author="PR Preview" w:date="2026-01-01T00:00:00Z">
         <w:r>
           <w:rPr>
             <w:rStyle w:val="NormalTok"/>
@@ -2646,378 +2886,78 @@
           <w:t xml:space="preserve">(wf_fit)</w:t>
         </w:r>
       </w:ins>
-      <w:ins w:id="194" w:author="PR Preview" w:date="2026-01-01T00:00:00Z">
+      <w:ins w:id="223" w:author="PR Preview" w:date="2026-01-01T00:00:00Z">
         <w:r>
           <w:br/>
         </w:r>
       </w:ins>
-      <w:ins w:id="195" w:author="PR Preview" w:date="2026-01-01T00:00:00Z">
+      <w:ins w:id="224" w:author="PR Preview" w:date="2026-01-01T00:00:00Z">
+        <w:r>
+          <w:rPr>
+            <w:rStyle w:val="FunctionTok"/>
+          </w:rPr>
+          <w:t xml:space="preserve">c</w:t>
+        </w:r>
+      </w:ins>
+      <w:ins w:id="225" w:author="PR Preview" w:date="2026-01-01T00:00:00Z">
+        <w:r>
+          <w:rPr>
+            <w:rStyle w:val="NormalTok"/>
+          </w:rPr>
+          <w:t xml:space="preserve">(</w:t>
+        </w:r>
+      </w:ins>
+      <w:ins w:id="226" w:author="PR Preview" w:date="2026-01-01T00:00:00Z">
+        <w:r>
+          <w:rPr>
+            <w:rStyle w:val="AttributeTok"/>
+          </w:rPr>
+          <w:t xml:space="preserve">by_hand =</w:t>
+        </w:r>
+      </w:ins>
+      <w:ins w:id="227" w:author="PR Preview" w:date="2026-01-01T00:00:00Z">
+        <w:r>
+          <w:rPr>
+            <w:rStyle w:val="NormalTok"/>
+          </w:rPr>
+          <w:t xml:space="preserve"> wf_dev_hand, </w:t>
+        </w:r>
+      </w:ins>
+      <w:ins w:id="228" w:author="PR Preview" w:date="2026-01-01T00:00:00Z">
+        <w:r>
+          <w:rPr>
+            <w:rStyle w:val="AttributeTok"/>
+          </w:rPr>
+          <w:t xml:space="preserve">glm =</w:t>
+        </w:r>
+      </w:ins>
+      <w:ins w:id="229" w:author="PR Preview" w:date="2026-01-01T00:00:00Z">
+        <w:r>
+          <w:rPr>
+            <w:rStyle w:val="NormalTok"/>
+          </w:rPr>
+          <w:t xml:space="preserve"> wf_dev_glm)</w:t>
+        </w:r>
+      </w:ins>
+      <w:ins w:id="230" w:author="PR Preview" w:date="2026-01-01T00:00:00Z">
+        <w:r>
+          <w:br/>
+        </w:r>
+      </w:ins>
+      <w:ins w:id="231" w:author="PR Preview" w:date="2026-01-01T00:00:00Z">
         <w:r>
           <w:rPr>
             <w:rStyle w:val="CommentTok"/>
           </w:rPr>
-          <w:t xml:space="preserve"># minus twice the log-likelihood, from the formula</w:t>
-        </w:r>
-      </w:ins>
-      <w:ins w:id="196" w:author="PR Preview" w:date="2026-01-01T00:00:00Z">
+          <w:t xml:space="preserve">#&gt; by_hand     glm </w:t>
+        </w:r>
+      </w:ins>
+      <w:ins w:id="232" w:author="PR Preview" w:date="2026-01-01T00:00:00Z">
         <w:r>
           <w:br/>
         </w:r>
       </w:ins>
-      <w:ins w:id="197" w:author="PR Preview" w:date="2026-01-01T00:00:00Z">
-        <w:r>
-          <w:rPr>
-            <w:rStyle w:val="NormalTok"/>
-          </w:rPr>
-          <w:t xml:space="preserve">wf_dev_hand </w:t>
-        </w:r>
-      </w:ins>
-      <w:ins w:id="198" w:author="PR Preview" w:date="2026-01-01T00:00:00Z">
-        <w:r>
-          <w:rPr>
-            <w:rStyle w:val="OtherTok"/>
-          </w:rPr>
-          <w:t xml:space="preserve">&lt;-</w:t>
-        </w:r>
-      </w:ins>
-      <w:ins w:id="199" w:author="PR Preview" w:date="2026-01-01T00:00:00Z">
-        <w:r>
-          <w:rPr>
-            <w:rStyle w:val="NormalTok"/>
-          </w:rPr>
-          <w:t xml:space="preserve"> </w:t>
-        </w:r>
-      </w:ins>
-      <w:ins w:id="200" w:author="PR Preview" w:date="2026-01-01T00:00:00Z">
-        <w:r>
-          <w:rPr>
-            <w:rStyle w:val="SpecialCharTok"/>
-          </w:rPr>
-          <w:t xml:space="preserve">-</w:t>
-        </w:r>
-      </w:ins>
-      <w:ins w:id="201" w:author="PR Preview" w:date="2026-01-01T00:00:00Z">
-        <w:r>
-          <w:rPr>
-            <w:rStyle w:val="DecValTok"/>
-          </w:rPr>
-          <w:t xml:space="preserve">2</w:t>
-        </w:r>
-      </w:ins>
-      <w:ins w:id="202" w:author="PR Preview" w:date="2026-01-01T00:00:00Z">
-        <w:r>
-          <w:rPr>
-            <w:rStyle w:val="NormalTok"/>
-          </w:rPr>
-          <w:t xml:space="preserve"> </w:t>
-        </w:r>
-      </w:ins>
-      <w:ins w:id="203" w:author="PR Preview" w:date="2026-01-01T00:00:00Z">
-        <w:r>
-          <w:rPr>
-            <w:rStyle w:val="SpecialCharTok"/>
-          </w:rPr>
-          <w:t xml:space="preserve">*</w:t>
-        </w:r>
-      </w:ins>
-      <w:ins w:id="204" w:author="PR Preview" w:date="2026-01-01T00:00:00Z">
-        <w:r>
-          <w:rPr>
-            <w:rStyle w:val="NormalTok"/>
-          </w:rPr>
-          <w:t xml:space="preserve"> </w:t>
-        </w:r>
-      </w:ins>
-      <w:ins w:id="205" w:author="PR Preview" w:date="2026-01-01T00:00:00Z">
-        <w:r>
-          <w:rPr>
-            <w:rStyle w:val="FunctionTok"/>
-          </w:rPr>
-          <w:t xml:space="preserve">sum</w:t>
-        </w:r>
-      </w:ins>
-      <w:ins w:id="206" w:author="PR Preview" w:date="2026-01-01T00:00:00Z">
-        <w:r>
-          <w:rPr>
-            <w:rStyle w:val="NormalTok"/>
-          </w:rPr>
-          <w:t xml:space="preserve">(wf_y </w:t>
-        </w:r>
-      </w:ins>
-      <w:ins w:id="207" w:author="PR Preview" w:date="2026-01-01T00:00:00Z">
-        <w:r>
-          <w:rPr>
-            <w:rStyle w:val="SpecialCharTok"/>
-          </w:rPr>
-          <w:t xml:space="preserve">*</w:t>
-        </w:r>
-      </w:ins>
-      <w:ins w:id="208" w:author="PR Preview" w:date="2026-01-01T00:00:00Z">
-        <w:r>
-          <w:rPr>
-            <w:rStyle w:val="NormalTok"/>
-          </w:rPr>
-          <w:t xml:space="preserve"> </w:t>
-        </w:r>
-      </w:ins>
-      <w:ins w:id="209" w:author="PR Preview" w:date="2026-01-01T00:00:00Z">
-        <w:r>
-          <w:rPr>
-            <w:rStyle w:val="FunctionTok"/>
-          </w:rPr>
-          <w:t xml:space="preserve">log</w:t>
-        </w:r>
-      </w:ins>
-      <w:ins w:id="210" w:author="PR Preview" w:date="2026-01-01T00:00:00Z">
-        <w:r>
-          <w:rPr>
-            <w:rStyle w:val="NormalTok"/>
-          </w:rPr>
-          <w:t xml:space="preserve">(wf_p) </w:t>
-        </w:r>
-      </w:ins>
-      <w:ins w:id="211" w:author="PR Preview" w:date="2026-01-01T00:00:00Z">
-        <w:r>
-          <w:rPr>
-            <w:rStyle w:val="SpecialCharTok"/>
-          </w:rPr>
-          <w:t xml:space="preserve">+</w:t>
-        </w:r>
-      </w:ins>
-      <w:ins w:id="212" w:author="PR Preview" w:date="2026-01-01T00:00:00Z">
-        <w:r>
-          <w:rPr>
-            <w:rStyle w:val="NormalTok"/>
-          </w:rPr>
-          <w:t xml:space="preserve"> (</w:t>
-        </w:r>
-      </w:ins>
-      <w:ins w:id="213" w:author="PR Preview" w:date="2026-01-01T00:00:00Z">
-        <w:r>
-          <w:rPr>
-            <w:rStyle w:val="DecValTok"/>
-          </w:rPr>
-          <w:t xml:space="preserve">1</w:t>
-        </w:r>
-      </w:ins>
-      <w:ins w:id="214" w:author="PR Preview" w:date="2026-01-01T00:00:00Z">
-        <w:r>
-          <w:rPr>
-            <w:rStyle w:val="NormalTok"/>
-          </w:rPr>
-          <w:t xml:space="preserve"> </w:t>
-        </w:r>
-      </w:ins>
-      <w:ins w:id="215" w:author="PR Preview" w:date="2026-01-01T00:00:00Z">
-        <w:r>
-          <w:rPr>
-            <w:rStyle w:val="SpecialCharTok"/>
-          </w:rPr>
-          <w:t xml:space="preserve">-</w:t>
-        </w:r>
-      </w:ins>
-      <w:ins w:id="216" w:author="PR Preview" w:date="2026-01-01T00:00:00Z">
-        <w:r>
-          <w:rPr>
-            <w:rStyle w:val="NormalTok"/>
-          </w:rPr>
-          <w:t xml:space="preserve"> wf_y) </w:t>
-        </w:r>
-      </w:ins>
-      <w:ins w:id="217" w:author="PR Preview" w:date="2026-01-01T00:00:00Z">
-        <w:r>
-          <w:rPr>
-            <w:rStyle w:val="SpecialCharTok"/>
-          </w:rPr>
-          <w:t xml:space="preserve">*</w:t>
-        </w:r>
-      </w:ins>
-      <w:ins w:id="218" w:author="PR Preview" w:date="2026-01-01T00:00:00Z">
-        <w:r>
-          <w:rPr>
-            <w:rStyle w:val="NormalTok"/>
-          </w:rPr>
-          <w:t xml:space="preserve"> </w:t>
-        </w:r>
-      </w:ins>
-      <w:ins w:id="219" w:author="PR Preview" w:date="2026-01-01T00:00:00Z">
-        <w:r>
-          <w:rPr>
-            <w:rStyle w:val="FunctionTok"/>
-          </w:rPr>
-          <w:t xml:space="preserve">log</w:t>
-        </w:r>
-      </w:ins>
-      <w:ins w:id="220" w:author="PR Preview" w:date="2026-01-01T00:00:00Z">
-        <w:r>
-          <w:rPr>
-            <w:rStyle w:val="NormalTok"/>
-          </w:rPr>
-          <w:t xml:space="preserve">(</w:t>
-        </w:r>
-      </w:ins>
-      <w:ins w:id="221" w:author="PR Preview" w:date="2026-01-01T00:00:00Z">
-        <w:r>
-          <w:rPr>
-            <w:rStyle w:val="DecValTok"/>
-          </w:rPr>
-          <w:t xml:space="preserve">1</w:t>
-        </w:r>
-      </w:ins>
-      <w:ins w:id="222" w:author="PR Preview" w:date="2026-01-01T00:00:00Z">
-        <w:r>
-          <w:rPr>
-            <w:rStyle w:val="NormalTok"/>
-          </w:rPr>
-          <w:t xml:space="preserve"> </w:t>
-        </w:r>
-      </w:ins>
-      <w:ins w:id="223" w:author="PR Preview" w:date="2026-01-01T00:00:00Z">
-        <w:r>
-          <w:rPr>
-            <w:rStyle w:val="SpecialCharTok"/>
-          </w:rPr>
-          <w:t xml:space="preserve">-</w:t>
-        </w:r>
-      </w:ins>
-      <w:ins w:id="224" w:author="PR Preview" w:date="2026-01-01T00:00:00Z">
-        <w:r>
-          <w:rPr>
-            <w:rStyle w:val="NormalTok"/>
-          </w:rPr>
-          <w:t xml:space="preserve"> wf_p))</w:t>
-        </w:r>
-      </w:ins>
-      <w:ins w:id="225" w:author="PR Preview" w:date="2026-01-01T00:00:00Z">
-        <w:r>
-          <w:br/>
-        </w:r>
-      </w:ins>
-      <w:ins w:id="226" w:author="PR Preview" w:date="2026-01-01T00:00:00Z">
-        <w:r>
-          <w:rPr>
-            <w:rStyle w:val="CommentTok"/>
-          </w:rPr>
-          <w:t xml:space="preserve"># the deviance that glm reports</w:t>
-        </w:r>
-      </w:ins>
-      <w:ins w:id="227" w:author="PR Preview" w:date="2026-01-01T00:00:00Z">
-        <w:r>
-          <w:br/>
-        </w:r>
-      </w:ins>
-      <w:ins w:id="228" w:author="PR Preview" w:date="2026-01-01T00:00:00Z">
-        <w:r>
-          <w:rPr>
-            <w:rStyle w:val="NormalTok"/>
-          </w:rPr>
-          <w:t xml:space="preserve">wf_dev_glm </w:t>
-        </w:r>
-      </w:ins>
-      <w:ins w:id="229" w:author="PR Preview" w:date="2026-01-01T00:00:00Z">
-        <w:r>
-          <w:rPr>
-            <w:rStyle w:val="OtherTok"/>
-          </w:rPr>
-          <w:t xml:space="preserve">&lt;-</w:t>
-        </w:r>
-      </w:ins>
-      <w:ins w:id="230" w:author="PR Preview" w:date="2026-01-01T00:00:00Z">
-        <w:r>
-          <w:rPr>
-            <w:rStyle w:val="NormalTok"/>
-          </w:rPr>
-          <w:t xml:space="preserve"> </w:t>
-        </w:r>
-      </w:ins>
-      <w:ins w:id="231" w:author="PR Preview" w:date="2026-01-01T00:00:00Z">
-        <w:r>
-          <w:rPr>
-            <w:rStyle w:val="FunctionTok"/>
-          </w:rPr>
-          <w:t xml:space="preserve">deviance</w:t>
-        </w:r>
-      </w:ins>
-      <w:ins w:id="232" w:author="PR Preview" w:date="2026-01-01T00:00:00Z">
-        <w:r>
-          <w:rPr>
-            <w:rStyle w:val="NormalTok"/>
-          </w:rPr>
-          <w:t xml:space="preserve">(wf_fit)</w:t>
-        </w:r>
-      </w:ins>
       <w:ins w:id="233" w:author="PR Preview" w:date="2026-01-01T00:00:00Z">
-        <w:r>
-          <w:br/>
-        </w:r>
-      </w:ins>
-      <w:ins w:id="234" w:author="PR Preview" w:date="2026-01-01T00:00:00Z">
-        <w:r>
-          <w:rPr>
-            <w:rStyle w:val="FunctionTok"/>
-          </w:rPr>
-          <w:t xml:space="preserve">c</w:t>
-        </w:r>
-      </w:ins>
-      <w:ins w:id="235" w:author="PR Preview" w:date="2026-01-01T00:00:00Z">
-        <w:r>
-          <w:rPr>
-            <w:rStyle w:val="NormalTok"/>
-          </w:rPr>
-          <w:t xml:space="preserve">(</w:t>
-        </w:r>
-      </w:ins>
-      <w:ins w:id="236" w:author="PR Preview" w:date="2026-01-01T00:00:00Z">
-        <w:r>
-          <w:rPr>
-            <w:rStyle w:val="AttributeTok"/>
-          </w:rPr>
-          <w:t xml:space="preserve">by_hand =</w:t>
-        </w:r>
-      </w:ins>
-      <w:ins w:id="237" w:author="PR Preview" w:date="2026-01-01T00:00:00Z">
-        <w:r>
-          <w:rPr>
-            <w:rStyle w:val="NormalTok"/>
-          </w:rPr>
-          <w:t xml:space="preserve"> wf_dev_hand, </w:t>
-        </w:r>
-      </w:ins>
-      <w:ins w:id="238" w:author="PR Preview" w:date="2026-01-01T00:00:00Z">
-        <w:r>
-          <w:rPr>
-            <w:rStyle w:val="AttributeTok"/>
-          </w:rPr>
-          <w:t xml:space="preserve">glm =</w:t>
-        </w:r>
-      </w:ins>
-      <w:ins w:id="239" w:author="PR Preview" w:date="2026-01-01T00:00:00Z">
-        <w:r>
-          <w:rPr>
-            <w:rStyle w:val="NormalTok"/>
-          </w:rPr>
-          <w:t xml:space="preserve"> wf_dev_glm)</w:t>
-        </w:r>
-      </w:ins>
-      <w:ins w:id="240" w:author="PR Preview" w:date="2026-01-01T00:00:00Z">
-        <w:r>
-          <w:br/>
-        </w:r>
-      </w:ins>
-      <w:ins w:id="241" w:author="PR Preview" w:date="2026-01-01T00:00:00Z">
-        <w:r>
-          <w:rPr>
-            <w:rStyle w:val="CommentTok"/>
-          </w:rPr>
-          <w:t xml:space="preserve">#&gt; by_hand     glm </w:t>
-        </w:r>
-      </w:ins>
-      <w:ins w:id="242" w:author="PR Preview" w:date="2026-01-01T00:00:00Z">
-        <w:r>
-          <w:br/>
-        </w:r>
-      </w:ins>
-      <w:ins w:id="243" w:author="PR Preview" w:date="2026-01-01T00:00:00Z">
         <w:r>
           <w:rPr>
             <w:rStyle w:val="CommentTok"/>
@@ -3030,12 +2970,12 @@
       <w:pPr>
         <w:pStyle w:val="FirstParagraph"/>
       </w:pPr>
-      <w:ins w:id="244" w:author="PR Preview" w:date="2026-01-01T00:00:00Z">
+      <w:ins w:id="234" w:author="PR Preview" w:date="2026-01-01T00:00:00Z">
         <w:r>
           <w:t xml:space="preserve">Both give</w:t>
         </w:r>
       </w:ins>
-      <w:ins w:id="245" w:author="PR Preview" w:date="2026-01-01T00:00:00Z">
+      <w:ins w:id="235" w:author="PR Preview" w:date="2026-01-01T00:00:00Z">
         <w:r>
           <w:t xml:space="preserve"> </w:t>
         </w:r>
@@ -3054,19 +2994,168 @@
           <m:t>7.638</m:t>
         </m:r>
       </m:oMath>
-      <w:ins w:id="246" w:author="PR Preview" w:date="2026-01-01T00:00:00Z">
+      <w:ins w:id="236" w:author="PR Preview" w:date="2026-01-01T00:00:00Z">
         <w:r>
           <w:t xml:space="preserve">.</w:t>
         </w:r>
       </w:ins>
     </w:p>
     <w:bookmarkEnd w:id="19"/>
-    <w:bookmarkStart w:id="21" w:name="def-null-deviance"/>
+    <w:bookmarkStart w:id="20" w:name="rem-deviance-shortfall"/>
     <w:p>
       <w:pPr>
         <w:pStyle w:val="BodyText"/>
       </w:pPr>
+      <w:ins w:id="237" w:author="PR Preview" w:date="2026-01-01T00:00:00Z">
+        <w:r>
+          <w:rPr>
+            <w:i/>
+            <w:iCs/>
+          </w:rPr>
+          <w:t xml:space="preserve">Remark 1</w:t>
+        </w:r>
+      </w:ins>
+      <w:ins w:id="238" w:author="PR Preview" w:date="2026-01-01T00:00:00Z">
+        <w:r>
+          <w:t xml:space="preserve"> (Why the deviance measures a shortfall). </w:t>
+        </w:r>
+      </w:ins>
+      <w:ins w:id="239" w:author="PR Preview" w:date="2026-01-01T00:00:00Z">
+        <w:r>
+          <w:t xml:space="preserve">For labels</w:t>
+        </w:r>
+      </w:ins>
+      <w:ins w:id="240" w:author="PR Preview" w:date="2026-01-01T00:00:00Z">
+        <w:r>
+          <w:t xml:space="preserve"> </w:t>
+        </w:r>
+      </w:ins>
+      <m:oMath>
+        <m:sSub>
+          <m:e>
+            <m:r>
+              <m:t>y</m:t>
+            </m:r>
+          </m:e>
+          <m:sub>
+            <m:r>
+              <m:t>i</m:t>
+            </m:r>
+          </m:sub>
+        </m:sSub>
+        <m:r>
+          <m:rPr>
+            <m:sty m:val="p"/>
+          </m:rPr>
+          <m:t>∈</m:t>
+        </m:r>
+        <m:r>
+          <m:t>​</m:t>
+        </m:r>
+        <m:d>
+          <m:dPr>
+            <m:begChr m:val="{"/>
+            <m:sepChr m:val=""/>
+            <m:endChr m:val="}"/>
+            <m:grow/>
+          </m:dPr>
+          <m:e>
+            <m:r>
+              <m:t>0</m:t>
+            </m:r>
+            <m:r>
+              <m:rPr>
+                <m:sty m:val="p"/>
+              </m:rPr>
+              <m:t>,</m:t>
+            </m:r>
+            <m:r>
+              <m:t>1</m:t>
+            </m:r>
+          </m:e>
+        </m:d>
+        <m:r>
+          <m:t>​</m:t>
+        </m:r>
+      </m:oMath>
+      <w:ins w:id="241" w:author="PR Preview" w:date="2026-01-01T00:00:00Z">
+        <w:r>
+          <w:t xml:space="preserve"> </w:t>
+        </w:r>
+      </w:ins>
+      <w:ins w:id="242" w:author="PR Preview" w:date="2026-01-01T00:00:00Z">
+        <w:r>
+          <w:t xml:space="preserve">the largest log-likelihood any model can reach is</w:t>
+        </w:r>
+      </w:ins>
+      <w:ins w:id="243" w:author="PR Preview" w:date="2026-01-01T00:00:00Z">
+        <w:r>
+          <w:t xml:space="preserve"> </w:t>
+        </w:r>
+      </w:ins>
+      <m:oMath>
+        <m:r>
+          <m:t>0</m:t>
+        </m:r>
+      </m:oMath>
+      <w:ins w:id="244" w:author="PR Preview" w:date="2026-01-01T00:00:00Z">
+        <w:r>
+          <w:t xml:space="preserve">, by giving each label probability</w:t>
+        </w:r>
+      </w:ins>
+      <w:ins w:id="245" w:author="PR Preview" w:date="2026-01-01T00:00:00Z">
+        <w:r>
+          <w:t xml:space="preserve"> </w:t>
+        </w:r>
+      </w:ins>
+      <m:oMath>
+        <m:r>
+          <m:t>1</m:t>
+        </m:r>
+      </m:oMath>
+      <w:ins w:id="246" w:author="PR Preview" w:date="2026-01-01T00:00:00Z">
+        <w:r>
+          <w:t xml:space="preserve">.</w:t>
+        </w:r>
+      </w:ins>
       <w:ins w:id="247" w:author="PR Preview" w:date="2026-01-01T00:00:00Z">
+        <w:r>
+          <w:t xml:space="preserve"> </w:t>
+        </w:r>
+      </w:ins>
+      <w:ins w:id="248" w:author="PR Preview" w:date="2026-01-01T00:00:00Z">
+        <w:r>
+          <w:t xml:space="preserve">So</w:t>
+        </w:r>
+      </w:ins>
+      <w:ins w:id="249" w:author="PR Preview" w:date="2026-01-01T00:00:00Z">
+        <w:r>
+          <w:t xml:space="preserve"> </w:t>
+        </w:r>
+      </w:ins>
+      <m:oMath>
+        <m:r>
+          <m:t>D</m:t>
+        </m:r>
+      </m:oMath>
+      <w:ins w:id="250" w:author="PR Preview" w:date="2026-01-01T00:00:00Z">
+        <w:r>
+          <w:t xml:space="preserve"> </w:t>
+        </w:r>
+      </w:ins>
+      <w:ins w:id="251" w:author="PR Preview" w:date="2026-01-01T00:00:00Z">
+        <w:r>
+          <w:t xml:space="preserve">is twice the amount by which the maximized log-likelihood falls short of that largest value.</w:t>
+        </w:r>
+      </w:ins>
+    </w:p>
+    <w:bookmarkEnd w:id="20"/>
+    <w:bookmarkStart w:id="22" w:name="def-null-deviance"/>
+    <w:p>
+      <w:pPr>
+        <w:pStyle w:val="BodyText"/>
+      </w:pPr>
+      <w:ins w:id="252" w:author="PR Preview" w:date="2026-01-01T00:00:00Z">
         <w:r>
           <w:rPr>
             <w:b/>
@@ -3075,22 +3164,22 @@
           <w:t xml:space="preserve">Definition 3 (Null deviance)</w:t>
         </w:r>
       </w:ins>
-      <w:ins w:id="248" w:author="PR Preview" w:date="2026-01-01T00:00:00Z">
-        <w:r>
-          <w:t xml:space="preserve"> </w:t>
-        </w:r>
-      </w:ins>
-      <w:ins w:id="249" w:author="PR Preview" w:date="2026-01-01T00:00:00Z">
+      <w:ins w:id="253" w:author="PR Preview" w:date="2026-01-01T00:00:00Z">
+        <w:r>
+          <w:t xml:space="preserve"> </w:t>
+        </w:r>
+      </w:ins>
+      <w:ins w:id="254" w:author="PR Preview" w:date="2026-01-01T00:00:00Z">
         <w:r>
           <w:t xml:space="preserve">The</w:t>
         </w:r>
       </w:ins>
-      <w:ins w:id="250" w:author="PR Preview" w:date="2026-01-01T00:00:00Z">
-        <w:r>
-          <w:t xml:space="preserve"> </w:t>
-        </w:r>
-      </w:ins>
-      <w:ins w:id="251" w:author="PR Preview" w:date="2026-01-01T00:00:00Z">
+      <w:ins w:id="255" w:author="PR Preview" w:date="2026-01-01T00:00:00Z">
+        <w:r>
+          <w:t xml:space="preserve"> </w:t>
+        </w:r>
+      </w:ins>
+      <w:ins w:id="256" w:author="PR Preview" w:date="2026-01-01T00:00:00Z">
         <w:r>
           <w:rPr>
             <w:b/>
@@ -3099,23 +3188,23 @@
           <w:t xml:space="preserve">null deviance</w:t>
         </w:r>
       </w:ins>
-      <w:ins w:id="252" w:author="PR Preview" w:date="2026-01-01T00:00:00Z">
-        <w:r>
-          <w:t xml:space="preserve"> </w:t>
-        </w:r>
-      </w:ins>
-      <w:ins w:id="253" w:author="PR Preview" w:date="2026-01-01T00:00:00Z">
+      <w:ins w:id="257" w:author="PR Preview" w:date="2026-01-01T00:00:00Z">
+        <w:r>
+          <w:t xml:space="preserve"> </w:t>
+        </w:r>
+      </w:ins>
+      <w:ins w:id="258" w:author="PR Preview" w:date="2026-01-01T00:00:00Z">
         <w:r>
           <w:t xml:space="preserve">is the</w:t>
         </w:r>
       </w:ins>
-      <w:ins w:id="254" w:author="PR Preview" w:date="2026-01-01T00:00:00Z">
+      <w:ins w:id="259" w:author="PR Preview" w:date="2026-01-01T00:00:00Z">
         <w:r>
           <w:t xml:space="preserve"> </w:t>
         </w:r>
       </w:ins>
       <w:hyperlink w:anchor="def-deviance">
-        <w:ins w:id="255" w:author="PR Preview" w:date="2026-01-01T00:00:00Z">
+        <w:ins w:id="260" w:author="PR Preview" w:date="2026-01-01T00:00:00Z">
           <w:r>
             <w:rPr>
               <w:rStyle w:val="Hyperlink"/>
@@ -3124,43 +3213,6 @@
           </w:r>
         </w:ins>
       </w:hyperlink>
-      <w:ins w:id="256" w:author="PR Preview" w:date="2026-01-01T00:00:00Z">
-        <w:r>
-          <w:t xml:space="preserve"> </w:t>
-        </w:r>
-      </w:ins>
-      <w:ins w:id="257" w:author="PR Preview" w:date="2026-01-01T00:00:00Z">
-        <w:r>
-          <w:t xml:space="preserve">of the model with an intercept and no other predictors.</w:t>
-        </w:r>
-      </w:ins>
-      <w:ins w:id="258" w:author="PR Preview" w:date="2026-01-01T00:00:00Z">
-        <w:r>
-          <w:t xml:space="preserve"> </w:t>
-        </w:r>
-      </w:ins>
-      <w:ins w:id="259" w:author="PR Preview" w:date="2026-01-01T00:00:00Z">
-        <w:r>
-          <w:t xml:space="preserve">Its fitted probability is the overall fraction</w:t>
-        </w:r>
-      </w:ins>
-      <w:ins w:id="260" w:author="PR Preview" w:date="2026-01-01T00:00:00Z">
-        <w:r>
-          <w:t xml:space="preserve"> </w:t>
-        </w:r>
-      </w:ins>
-      <m:oMath>
-        <m:acc>
-          <m:accPr>
-            <m:chr m:val="‾"/>
-          </m:accPr>
-          <m:e>
-            <m:r>
-              <m:t>y</m:t>
-            </m:r>
-          </m:e>
-        </m:acc>
-      </m:oMath>
       <w:ins w:id="261" w:author="PR Preview" w:date="2026-01-01T00:00:00Z">
         <w:r>
           <w:t xml:space="preserve"> </w:t>
@@ -3168,22 +3220,7 @@
       </w:ins>
       <w:ins w:id="262" w:author="PR Preview" w:date="2026-01-01T00:00:00Z">
         <w:r>
-          <w:t xml:space="preserve">of labels equal to</w:t>
-        </w:r>
-      </w:ins>
-      <w:ins w:id="263" w:author="PR Preview" w:date="2026-01-01T00:00:00Z">
-        <w:r>
-          <w:t xml:space="preserve"> </w:t>
-        </w:r>
-      </w:ins>
-      <m:oMath>
-        <m:r>
-          <m:t>1</m:t>
-        </m:r>
-      </m:oMath>
-      <w:ins w:id="264" w:author="PR Preview" w:date="2026-01-01T00:00:00Z">
-        <w:r>
-          <w:t xml:space="preserve">, so</w:t>
+          <w:t xml:space="preserve">of the model with an intercept and no other predictors:</w:t>
         </w:r>
       </w:ins>
     </w:p>
@@ -3191,7 +3228,7 @@
       <w:pPr>
         <w:pStyle w:val="BodyText"/>
       </w:pPr>
-      <w:bookmarkStart w:id="20" w:name="eq-null-deviance"/>
+      <w:bookmarkStart w:id="21" w:name="eq-null-deviance"/>
       <m:oMathPara>
         <m:oMathParaPr>
           <m:jc m:val="center"/>
@@ -3355,7 +3392,7 @@
             <m:rPr>
               <m:sty m:val="p"/>
             </m:rPr>
-            <m:t>.</m:t>
+            <m:t>,</m:t>
           </m:r>
           <m:r>
             <m:t>  </m:t>
@@ -3377,34 +3414,18 @@
           </m:r>
         </m:oMath>
       </m:oMathPara>
-      <w:bookmarkEnd w:id="20"/>
+      <w:bookmarkEnd w:id="21"/>
     </w:p>
-    <w:bookmarkEnd w:id="21"/>
-    <w:bookmarkStart w:id="22" w:name="exm-null-deviance"/>
     <w:p>
       <w:pPr>
         <w:pStyle w:val="FirstParagraph"/>
       </w:pPr>
-      <w:ins w:id="265" w:author="PR Preview" w:date="2026-01-01T00:00:00Z">
-        <w:r>
-          <w:rPr>
-            <w:b/>
-            <w:bCs/>
-          </w:rPr>
-          <w:t xml:space="preserve">Example 3 (The null deviance of the six-patient trial)</w:t>
-        </w:r>
-      </w:ins>
-      <w:ins w:id="266" w:author="PR Preview" w:date="2026-01-01T00:00:00Z">
-        <w:r>
-          <w:t xml:space="preserve"> </w:t>
-        </w:r>
-      </w:ins>
-      <w:ins w:id="267" w:author="PR Preview" w:date="2026-01-01T00:00:00Z">
-        <w:r>
-          <w:t xml:space="preserve">Three of the six patients recovered, so</w:t>
-        </w:r>
-      </w:ins>
-      <w:ins w:id="268" w:author="PR Preview" w:date="2026-01-01T00:00:00Z">
+      <w:ins w:id="263" w:author="PR Preview" w:date="2026-01-01T00:00:00Z">
+        <w:r>
+          <w:t xml:space="preserve">where</w:t>
+        </w:r>
+      </w:ins>
+      <w:ins w:id="264" w:author="PR Preview" w:date="2026-01-01T00:00:00Z">
         <w:r>
           <w:t xml:space="preserve"> </w:t>
         </w:r>
@@ -3420,6 +3441,74 @@
             </m:r>
           </m:e>
         </m:acc>
+      </m:oMath>
+      <w:ins w:id="265" w:author="PR Preview" w:date="2026-01-01T00:00:00Z">
+        <w:r>
+          <w:t xml:space="preserve"> </w:t>
+        </w:r>
+      </w:ins>
+      <w:ins w:id="266" w:author="PR Preview" w:date="2026-01-01T00:00:00Z">
+        <w:r>
+          <w:t xml:space="preserve">is the fraction of labels equal to</w:t>
+        </w:r>
+      </w:ins>
+      <w:ins w:id="267" w:author="PR Preview" w:date="2026-01-01T00:00:00Z">
+        <w:r>
+          <w:t xml:space="preserve"> </w:t>
+        </w:r>
+      </w:ins>
+      <m:oMath>
+        <m:r>
+          <m:t>1</m:t>
+        </m:r>
+      </m:oMath>
+      <w:ins w:id="268" w:author="PR Preview" w:date="2026-01-01T00:00:00Z">
+        <w:r>
+          <w:t xml:space="preserve">.</w:t>
+        </w:r>
+      </w:ins>
+    </w:p>
+    <w:bookmarkEnd w:id="22"/>
+    <w:bookmarkStart w:id="23" w:name="exm-null-deviance"/>
+    <w:p>
+      <w:pPr>
+        <w:pStyle w:val="BodyText"/>
+      </w:pPr>
+      <w:ins w:id="269" w:author="PR Preview" w:date="2026-01-01T00:00:00Z">
+        <w:r>
+          <w:rPr>
+            <w:b/>
+            <w:bCs/>
+          </w:rPr>
+          <w:t xml:space="preserve">Example 3 (The null deviance of the six-patient trial)</w:t>
+        </w:r>
+      </w:ins>
+      <w:ins w:id="270" w:author="PR Preview" w:date="2026-01-01T00:00:00Z">
+        <w:r>
+          <w:t xml:space="preserve"> </w:t>
+        </w:r>
+      </w:ins>
+      <w:ins w:id="271" w:author="PR Preview" w:date="2026-01-01T00:00:00Z">
+        <w:r>
+          <w:t xml:space="preserve">Three of the six patients recovered, so</w:t>
+        </w:r>
+      </w:ins>
+      <w:ins w:id="272" w:author="PR Preview" w:date="2026-01-01T00:00:00Z">
+        <w:r>
+          <w:t xml:space="preserve"> </w:t>
+        </w:r>
+      </w:ins>
+      <m:oMath>
+        <m:acc>
+          <m:accPr>
+            <m:chr m:val="‾"/>
+          </m:accPr>
+          <m:e>
+            <m:r>
+              <m:t>y</m:t>
+            </m:r>
+          </m:e>
+        </m:acc>
         <m:r>
           <m:rPr>
             <m:sty m:val="p"/>
@@ -3439,23 +3528,23 @@
           <m:t>2</m:t>
         </m:r>
       </m:oMath>
-      <w:ins w:id="269" w:author="PR Preview" w:date="2026-01-01T00:00:00Z">
-        <w:r>
-          <w:t xml:space="preserve"> </w:t>
-        </w:r>
-      </w:ins>
-      <w:ins w:id="270" w:author="PR Preview" w:date="2026-01-01T00:00:00Z">
+      <w:ins w:id="273" w:author="PR Preview" w:date="2026-01-01T00:00:00Z">
+        <w:r>
+          <w:t xml:space="preserve"> </w:t>
+        </w:r>
+      </w:ins>
+      <w:ins w:id="274" w:author="PR Preview" w:date="2026-01-01T00:00:00Z">
         <w:r>
           <w:t xml:space="preserve">and</w:t>
         </w:r>
       </w:ins>
-      <w:ins w:id="271" w:author="PR Preview" w:date="2026-01-01T00:00:00Z">
+      <w:ins w:id="275" w:author="PR Preview" w:date="2026-01-01T00:00:00Z">
         <w:r>
           <w:t xml:space="preserve"> </w:t>
         </w:r>
       </w:ins>
       <w:hyperlink w:anchor="eq-null-deviance">
-        <w:ins w:id="272" w:author="PR Preview" w:date="2026-01-01T00:00:00Z">
+        <w:ins w:id="276" w:author="PR Preview" w:date="2026-01-01T00:00:00Z">
           <w:r>
             <w:rPr>
               <w:rStyle w:val="Hyperlink"/>
@@ -3464,17 +3553,17 @@
           </w:r>
         </w:ins>
       </w:hyperlink>
-      <w:ins w:id="273" w:author="PR Preview" w:date="2026-01-01T00:00:00Z">
-        <w:r>
-          <w:t xml:space="preserve"> </w:t>
-        </w:r>
-      </w:ins>
-      <w:ins w:id="274" w:author="PR Preview" w:date="2026-01-01T00:00:00Z">
+      <w:ins w:id="277" w:author="PR Preview" w:date="2026-01-01T00:00:00Z">
+        <w:r>
+          <w:t xml:space="preserve"> </w:t>
+        </w:r>
+      </w:ins>
+      <w:ins w:id="278" w:author="PR Preview" w:date="2026-01-01T00:00:00Z">
         <w:r>
           <w:t xml:space="preserve">gives</w:t>
         </w:r>
       </w:ins>
-      <w:ins w:id="275" w:author="PR Preview" w:date="2026-01-01T00:00:00Z">
+      <w:ins w:id="279" w:author="PR Preview" w:date="2026-01-01T00:00:00Z">
         <w:r>
           <w:t xml:space="preserve"> </w:t>
         </w:r>
@@ -3520,7 +3609,7 @@
           <m:t>2</m:t>
         </m:r>
       </m:oMath>
-      <w:ins w:id="276" w:author="PR Preview" w:date="2026-01-01T00:00:00Z">
+      <w:ins w:id="280" w:author="PR Preview" w:date="2026-01-01T00:00:00Z">
         <w:r>
           <w:t xml:space="preserve">.</w:t>
         </w:r>
@@ -3530,7 +3619,7 @@
       <w:pPr>
         <w:pStyle w:val="SourceCode"/>
       </w:pPr>
-      <w:ins w:id="277" w:author="PR Preview" w:date="2026-01-01T00:00:00Z">
+      <w:ins w:id="281" w:author="PR Preview" w:date="2026-01-01T00:00:00Z">
         <w:r>
           <w:rPr>
             <w:rStyle w:val="CommentTok"/>
@@ -3538,12 +3627,12 @@
           <w:t xml:space="preserve"># null deviance from the formula with ybar = 1/2</w:t>
         </w:r>
       </w:ins>
-      <w:ins w:id="278" w:author="PR Preview" w:date="2026-01-01T00:00:00Z">
+      <w:ins w:id="282" w:author="PR Preview" w:date="2026-01-01T00:00:00Z">
         <w:r>
           <w:br/>
         </w:r>
       </w:ins>
-      <w:ins w:id="279" w:author="PR Preview" w:date="2026-01-01T00:00:00Z">
+      <w:ins w:id="283" w:author="PR Preview" w:date="2026-01-01T00:00:00Z">
         <w:r>
           <w:rPr>
             <w:rStyle w:val="NormalTok"/>
@@ -3551,7 +3640,7 @@
           <w:t xml:space="preserve">wf_null_hand </w:t>
         </w:r>
       </w:ins>
-      <w:ins w:id="280" w:author="PR Preview" w:date="2026-01-01T00:00:00Z">
+      <w:ins w:id="284" w:author="PR Preview" w:date="2026-01-01T00:00:00Z">
         <w:r>
           <w:rPr>
             <w:rStyle w:val="OtherTok"/>
@@ -3559,15 +3648,15 @@
           <w:t xml:space="preserve">&lt;-</w:t>
         </w:r>
       </w:ins>
-      <w:ins w:id="281" w:author="PR Preview" w:date="2026-01-01T00:00:00Z">
-        <w:r>
-          <w:rPr>
-            <w:rStyle w:val="NormalTok"/>
-          </w:rPr>
-          <w:t xml:space="preserve"> </w:t>
-        </w:r>
-      </w:ins>
-      <w:ins w:id="282" w:author="PR Preview" w:date="2026-01-01T00:00:00Z">
+      <w:ins w:id="285" w:author="PR Preview" w:date="2026-01-01T00:00:00Z">
+        <w:r>
+          <w:rPr>
+            <w:rStyle w:val="NormalTok"/>
+          </w:rPr>
+          <w:t xml:space="preserve"> </w:t>
+        </w:r>
+      </w:ins>
+      <w:ins w:id="286" w:author="PR Preview" w:date="2026-01-01T00:00:00Z">
         <w:r>
           <w:rPr>
             <w:rStyle w:val="DecValTok"/>
@@ -3575,15 +3664,15 @@
           <w:t xml:space="preserve">2</w:t>
         </w:r>
       </w:ins>
-      <w:ins w:id="283" w:author="PR Preview" w:date="2026-01-01T00:00:00Z">
-        <w:r>
-          <w:rPr>
-            <w:rStyle w:val="NormalTok"/>
-          </w:rPr>
-          <w:t xml:space="preserve"> </w:t>
-        </w:r>
-      </w:ins>
-      <w:ins w:id="284" w:author="PR Preview" w:date="2026-01-01T00:00:00Z">
+      <w:ins w:id="287" w:author="PR Preview" w:date="2026-01-01T00:00:00Z">
+        <w:r>
+          <w:rPr>
+            <w:rStyle w:val="NormalTok"/>
+          </w:rPr>
+          <w:t xml:space="preserve"> </w:t>
+        </w:r>
+      </w:ins>
+      <w:ins w:id="288" w:author="PR Preview" w:date="2026-01-01T00:00:00Z">
         <w:r>
           <w:rPr>
             <w:rStyle w:val="SpecialCharTok"/>
@@ -3591,15 +3680,15 @@
           <w:t xml:space="preserve">*</w:t>
         </w:r>
       </w:ins>
-      <w:ins w:id="285" w:author="PR Preview" w:date="2026-01-01T00:00:00Z">
-        <w:r>
-          <w:rPr>
-            <w:rStyle w:val="NormalTok"/>
-          </w:rPr>
-          <w:t xml:space="preserve"> </w:t>
-        </w:r>
-      </w:ins>
-      <w:ins w:id="286" w:author="PR Preview" w:date="2026-01-01T00:00:00Z">
+      <w:ins w:id="289" w:author="PR Preview" w:date="2026-01-01T00:00:00Z">
+        <w:r>
+          <w:rPr>
+            <w:rStyle w:val="NormalTok"/>
+          </w:rPr>
+          <w:t xml:space="preserve"> </w:t>
+        </w:r>
+      </w:ins>
+      <w:ins w:id="290" w:author="PR Preview" w:date="2026-01-01T00:00:00Z">
         <w:r>
           <w:rPr>
             <w:rStyle w:val="DecValTok"/>
@@ -3607,15 +3696,15 @@
           <w:t xml:space="preserve">6</w:t>
         </w:r>
       </w:ins>
-      <w:ins w:id="287" w:author="PR Preview" w:date="2026-01-01T00:00:00Z">
-        <w:r>
-          <w:rPr>
-            <w:rStyle w:val="NormalTok"/>
-          </w:rPr>
-          <w:t xml:space="preserve"> </w:t>
-        </w:r>
-      </w:ins>
-      <w:ins w:id="288" w:author="PR Preview" w:date="2026-01-01T00:00:00Z">
+      <w:ins w:id="291" w:author="PR Preview" w:date="2026-01-01T00:00:00Z">
+        <w:r>
+          <w:rPr>
+            <w:rStyle w:val="NormalTok"/>
+          </w:rPr>
+          <w:t xml:space="preserve"> </w:t>
+        </w:r>
+      </w:ins>
+      <w:ins w:id="292" w:author="PR Preview" w:date="2026-01-01T00:00:00Z">
         <w:r>
           <w:rPr>
             <w:rStyle w:val="SpecialCharTok"/>
@@ -3623,15 +3712,15 @@
           <w:t xml:space="preserve">*</w:t>
         </w:r>
       </w:ins>
-      <w:ins w:id="289" w:author="PR Preview" w:date="2026-01-01T00:00:00Z">
-        <w:r>
-          <w:rPr>
-            <w:rStyle w:val="NormalTok"/>
-          </w:rPr>
-          <w:t xml:space="preserve"> </w:t>
-        </w:r>
-      </w:ins>
-      <w:ins w:id="290" w:author="PR Preview" w:date="2026-01-01T00:00:00Z">
+      <w:ins w:id="293" w:author="PR Preview" w:date="2026-01-01T00:00:00Z">
+        <w:r>
+          <w:rPr>
+            <w:rStyle w:val="NormalTok"/>
+          </w:rPr>
+          <w:t xml:space="preserve"> </w:t>
+        </w:r>
+      </w:ins>
+      <w:ins w:id="294" w:author="PR Preview" w:date="2026-01-01T00:00:00Z">
         <w:r>
           <w:rPr>
             <w:rStyle w:val="FunctionTok"/>
@@ -3639,7 +3728,7 @@
           <w:t xml:space="preserve">log</w:t>
         </w:r>
       </w:ins>
-      <w:ins w:id="291" w:author="PR Preview" w:date="2026-01-01T00:00:00Z">
+      <w:ins w:id="295" w:author="PR Preview" w:date="2026-01-01T00:00:00Z">
         <w:r>
           <w:rPr>
             <w:rStyle w:val="NormalTok"/>
@@ -3647,7 +3736,7 @@
           <w:t xml:space="preserve">(</w:t>
         </w:r>
       </w:ins>
-      <w:ins w:id="292" w:author="PR Preview" w:date="2026-01-01T00:00:00Z">
+      <w:ins w:id="296" w:author="PR Preview" w:date="2026-01-01T00:00:00Z">
         <w:r>
           <w:rPr>
             <w:rStyle w:val="DecValTok"/>
@@ -3655,7 +3744,7 @@
           <w:t xml:space="preserve">2</w:t>
         </w:r>
       </w:ins>
-      <w:ins w:id="293" w:author="PR Preview" w:date="2026-01-01T00:00:00Z">
+      <w:ins w:id="297" w:author="PR Preview" w:date="2026-01-01T00:00:00Z">
         <w:r>
           <w:rPr>
             <w:rStyle w:val="NormalTok"/>
@@ -3663,12 +3752,12 @@
           <w:t xml:space="preserve">)</w:t>
         </w:r>
       </w:ins>
-      <w:ins w:id="294" w:author="PR Preview" w:date="2026-01-01T00:00:00Z">
+      <w:ins w:id="298" w:author="PR Preview" w:date="2026-01-01T00:00:00Z">
         <w:r>
           <w:br/>
         </w:r>
       </w:ins>
-      <w:ins w:id="295" w:author="PR Preview" w:date="2026-01-01T00:00:00Z">
+      <w:ins w:id="299" w:author="PR Preview" w:date="2026-01-01T00:00:00Z">
         <w:r>
           <w:rPr>
             <w:rStyle w:val="CommentTok"/>
@@ -3676,12 +3765,12 @@
           <w:t xml:space="preserve"># the null deviance that glm reports</w:t>
         </w:r>
       </w:ins>
-      <w:ins w:id="296" w:author="PR Preview" w:date="2026-01-01T00:00:00Z">
+      <w:ins w:id="300" w:author="PR Preview" w:date="2026-01-01T00:00:00Z">
         <w:r>
           <w:br/>
         </w:r>
       </w:ins>
-      <w:ins w:id="297" w:author="PR Preview" w:date="2026-01-01T00:00:00Z">
+      <w:ins w:id="301" w:author="PR Preview" w:date="2026-01-01T00:00:00Z">
         <w:r>
           <w:rPr>
             <w:rStyle w:val="NormalTok"/>
@@ -3689,7 +3778,7 @@
           <w:t xml:space="preserve">wf_null_glm </w:t>
         </w:r>
       </w:ins>
-      <w:ins w:id="298" w:author="PR Preview" w:date="2026-01-01T00:00:00Z">
+      <w:ins w:id="302" w:author="PR Preview" w:date="2026-01-01T00:00:00Z">
         <w:r>
           <w:rPr>
             <w:rStyle w:val="OtherTok"/>
@@ -3697,7 +3786,7 @@
           <w:t xml:space="preserve">&lt;-</w:t>
         </w:r>
       </w:ins>
-      <w:ins w:id="299" w:author="PR Preview" w:date="2026-01-01T00:00:00Z">
+      <w:ins w:id="303" w:author="PR Preview" w:date="2026-01-01T00:00:00Z">
         <w:r>
           <w:rPr>
             <w:rStyle w:val="NormalTok"/>
@@ -3705,7 +3794,7 @@
           <w:t xml:space="preserve"> wf_fit</w:t>
         </w:r>
       </w:ins>
-      <w:ins w:id="300" w:author="PR Preview" w:date="2026-01-01T00:00:00Z">
+      <w:ins w:id="304" w:author="PR Preview" w:date="2026-01-01T00:00:00Z">
         <w:r>
           <w:rPr>
             <w:rStyle w:val="SpecialCharTok"/>
@@ -3713,7 +3802,7 @@
           <w:t xml:space="preserve">$</w:t>
         </w:r>
       </w:ins>
-      <w:ins w:id="301" w:author="PR Preview" w:date="2026-01-01T00:00:00Z">
+      <w:ins w:id="305" w:author="PR Preview" w:date="2026-01-01T00:00:00Z">
         <w:r>
           <w:rPr>
             <w:rStyle w:val="NormalTok"/>
@@ -3721,12 +3810,12 @@
           <w:t xml:space="preserve">null.deviance</w:t>
         </w:r>
       </w:ins>
-      <w:ins w:id="302" w:author="PR Preview" w:date="2026-01-01T00:00:00Z">
+      <w:ins w:id="306" w:author="PR Preview" w:date="2026-01-01T00:00:00Z">
         <w:r>
           <w:br/>
         </w:r>
       </w:ins>
-      <w:ins w:id="303" w:author="PR Preview" w:date="2026-01-01T00:00:00Z">
+      <w:ins w:id="307" w:author="PR Preview" w:date="2026-01-01T00:00:00Z">
         <w:r>
           <w:rPr>
             <w:rStyle w:val="FunctionTok"/>
@@ -3734,7 +3823,7 @@
           <w:t xml:space="preserve">c</w:t>
         </w:r>
       </w:ins>
-      <w:ins w:id="304" w:author="PR Preview" w:date="2026-01-01T00:00:00Z">
+      <w:ins w:id="308" w:author="PR Preview" w:date="2026-01-01T00:00:00Z">
         <w:r>
           <w:rPr>
             <w:rStyle w:val="NormalTok"/>
@@ -3742,7 +3831,7 @@
           <w:t xml:space="preserve">(</w:t>
         </w:r>
       </w:ins>
-      <w:ins w:id="305" w:author="PR Preview" w:date="2026-01-01T00:00:00Z">
+      <w:ins w:id="309" w:author="PR Preview" w:date="2026-01-01T00:00:00Z">
         <w:r>
           <w:rPr>
             <w:rStyle w:val="AttributeTok"/>
@@ -3750,7 +3839,7 @@
           <w:t xml:space="preserve">by_hand =</w:t>
         </w:r>
       </w:ins>
-      <w:ins w:id="306" w:author="PR Preview" w:date="2026-01-01T00:00:00Z">
+      <w:ins w:id="310" w:author="PR Preview" w:date="2026-01-01T00:00:00Z">
         <w:r>
           <w:rPr>
             <w:rStyle w:val="NormalTok"/>
@@ -3758,7 +3847,7 @@
           <w:t xml:space="preserve"> wf_null_hand, </w:t>
         </w:r>
       </w:ins>
-      <w:ins w:id="307" w:author="PR Preview" w:date="2026-01-01T00:00:00Z">
+      <w:ins w:id="311" w:author="PR Preview" w:date="2026-01-01T00:00:00Z">
         <w:r>
           <w:rPr>
             <w:rStyle w:val="AttributeTok"/>
@@ -3766,7 +3855,7 @@
           <w:t xml:space="preserve">glm =</w:t>
         </w:r>
       </w:ins>
-      <w:ins w:id="308" w:author="PR Preview" w:date="2026-01-01T00:00:00Z">
+      <w:ins w:id="312" w:author="PR Preview" w:date="2026-01-01T00:00:00Z">
         <w:r>
           <w:rPr>
             <w:rStyle w:val="NormalTok"/>
@@ -3774,12 +3863,12 @@
           <w:t xml:space="preserve"> wf_null_glm)</w:t>
         </w:r>
       </w:ins>
-      <w:ins w:id="309" w:author="PR Preview" w:date="2026-01-01T00:00:00Z">
+      <w:ins w:id="313" w:author="PR Preview" w:date="2026-01-01T00:00:00Z">
         <w:r>
           <w:br/>
         </w:r>
       </w:ins>
-      <w:ins w:id="310" w:author="PR Preview" w:date="2026-01-01T00:00:00Z">
+      <w:ins w:id="314" w:author="PR Preview" w:date="2026-01-01T00:00:00Z">
         <w:r>
           <w:rPr>
             <w:rStyle w:val="CommentTok"/>
@@ -3787,12 +3876,12 @@
           <w:t xml:space="preserve">#&gt; by_hand     glm </w:t>
         </w:r>
       </w:ins>
-      <w:ins w:id="311" w:author="PR Preview" w:date="2026-01-01T00:00:00Z">
+      <w:ins w:id="315" w:author="PR Preview" w:date="2026-01-01T00:00:00Z">
         <w:r>
           <w:br/>
         </w:r>
       </w:ins>
-      <w:ins w:id="312" w:author="PR Preview" w:date="2026-01-01T00:00:00Z">
+      <w:ins w:id="316" w:author="PR Preview" w:date="2026-01-01T00:00:00Z">
         <w:r>
           <w:rPr>
             <w:rStyle w:val="CommentTok"/>
@@ -3805,12 +3894,12 @@
       <w:pPr>
         <w:pStyle w:val="FirstParagraph"/>
       </w:pPr>
-      <w:ins w:id="313" w:author="PR Preview" w:date="2026-01-01T00:00:00Z">
+      <w:ins w:id="317" w:author="PR Preview" w:date="2026-01-01T00:00:00Z">
         <w:r>
           <w:t xml:space="preserve">Both give</w:t>
         </w:r>
       </w:ins>
-      <w:ins w:id="314" w:author="PR Preview" w:date="2026-01-01T00:00:00Z">
+      <w:ins w:id="318" w:author="PR Preview" w:date="2026-01-01T00:00:00Z">
         <w:r>
           <w:t xml:space="preserve"> </w:t>
         </w:r>
@@ -3838,38 +3927,117 @@
           <m:t>8.318</m:t>
         </m:r>
       </m:oMath>
-      <w:ins w:id="315" w:author="PR Preview" w:date="2026-01-01T00:00:00Z">
+      <w:ins w:id="319" w:author="PR Preview" w:date="2026-01-01T00:00:00Z">
         <w:r>
           <w:t xml:space="preserve">.</w:t>
         </w:r>
       </w:ins>
     </w:p>
-    <w:bookmarkEnd w:id="22"/>
-    <w:bookmarkStart w:id="24" w:name="thm-deviance-drop"/>
+    <w:bookmarkEnd w:id="23"/>
+    <w:bookmarkStart w:id="24" w:name="rem-null-deviance-fit"/>
     <w:p>
       <w:pPr>
         <w:pStyle w:val="BodyText"/>
       </w:pPr>
-      <w:ins w:id="316" w:author="PR Preview" w:date="2026-01-01T00:00:00Z">
-        <w:r>
-          <w:rPr>
-            <w:b/>
-            <w:bCs/>
-          </w:rPr>
-          <w:t xml:space="preserve">Theorem 1 (The drop in deviance is the likelihood ratio statistic)</w:t>
-        </w:r>
-      </w:ins>
-      <w:ins w:id="317" w:author="PR Preview" w:date="2026-01-01T00:00:00Z">
-        <w:r>
-          <w:t xml:space="preserve"> </w:t>
-        </w:r>
-      </w:ins>
-      <w:ins w:id="318" w:author="PR Preview" w:date="2026-01-01T00:00:00Z">
-        <w:r>
-          <w:t xml:space="preserve">Let</w:t>
-        </w:r>
-      </w:ins>
-      <w:ins w:id="319" w:author="PR Preview" w:date="2026-01-01T00:00:00Z">
+      <w:ins w:id="320" w:author="PR Preview" w:date="2026-01-01T00:00:00Z">
+        <w:r>
+          <w:rPr>
+            <w:i/>
+            <w:iCs/>
+          </w:rPr>
+          <w:t xml:space="preserve">Remark 2</w:t>
+        </w:r>
+      </w:ins>
+      <w:ins w:id="321" w:author="PR Preview" w:date="2026-01-01T00:00:00Z">
+        <w:r>
+          <w:t xml:space="preserve"> (Where the null deviance formula comes from). </w:t>
+        </w:r>
+      </w:ins>
+      <w:ins w:id="322" w:author="PR Preview" w:date="2026-01-01T00:00:00Z">
+        <w:r>
+          <w:t xml:space="preserve">The intercept-only model gives every observation the same fitted probability, and the maximizing value is the overall fraction</w:t>
+        </w:r>
+      </w:ins>
+      <w:ins w:id="323" w:author="PR Preview" w:date="2026-01-01T00:00:00Z">
+        <w:r>
+          <w:t xml:space="preserve"> </w:t>
+        </w:r>
+      </w:ins>
+      <m:oMath>
+        <m:acc>
+          <m:accPr>
+            <m:chr m:val="‾"/>
+          </m:accPr>
+          <m:e>
+            <m:r>
+              <m:t>y</m:t>
+            </m:r>
+          </m:e>
+        </m:acc>
+      </m:oMath>
+      <w:ins w:id="324" w:author="PR Preview" w:date="2026-01-01T00:00:00Z">
+        <w:r>
+          <w:t xml:space="preserve"> </w:t>
+        </w:r>
+      </w:ins>
+      <w:ins w:id="325" w:author="PR Preview" w:date="2026-01-01T00:00:00Z">
+        <w:r>
+          <w:t xml:space="preserve">of labels equal to</w:t>
+        </w:r>
+      </w:ins>
+      <w:ins w:id="326" w:author="PR Preview" w:date="2026-01-01T00:00:00Z">
+        <w:r>
+          <w:t xml:space="preserve"> </w:t>
+        </w:r>
+      </w:ins>
+      <m:oMath>
+        <m:r>
+          <m:t>1</m:t>
+        </m:r>
+      </m:oMath>
+      <w:ins w:id="327" w:author="PR Preview" w:date="2026-01-01T00:00:00Z">
+        <w:r>
+          <w:t xml:space="preserve">.</w:t>
+        </w:r>
+      </w:ins>
+      <w:ins w:id="328" w:author="PR Preview" w:date="2026-01-01T00:00:00Z">
+        <w:r>
+          <w:t xml:space="preserve"> </w:t>
+        </w:r>
+      </w:ins>
+      <w:ins w:id="329" w:author="PR Preview" w:date="2026-01-01T00:00:00Z">
+        <w:r>
+          <w:t xml:space="preserve">Substituting</w:t>
+        </w:r>
+      </w:ins>
+      <w:ins w:id="330" w:author="PR Preview" w:date="2026-01-01T00:00:00Z">
+        <w:r>
+          <w:t xml:space="preserve"> </w:t>
+        </w:r>
+      </w:ins>
+      <m:oMath>
+        <m:acc>
+          <m:accPr>
+            <m:chr m:val="‾"/>
+          </m:accPr>
+          <m:e>
+            <m:r>
+              <m:t>y</m:t>
+            </m:r>
+          </m:e>
+        </m:acc>
+      </m:oMath>
+      <w:ins w:id="331" w:author="PR Preview" w:date="2026-01-01T00:00:00Z">
+        <w:r>
+          <w:t xml:space="preserve"> </w:t>
+        </w:r>
+      </w:ins>
+      <w:ins w:id="332" w:author="PR Preview" w:date="2026-01-01T00:00:00Z">
+        <w:r>
+          <w:t xml:space="preserve">for each</w:t>
+        </w:r>
+      </w:ins>
+      <w:ins w:id="333" w:author="PR Preview" w:date="2026-01-01T00:00:00Z">
         <w:r>
           <w:t xml:space="preserve"> </w:t>
         </w:r>
@@ -3877,34 +4045,141 @@
       <m:oMath>
         <m:sSub>
           <m:e>
-            <m:r>
-              <m:t>D</m:t>
-            </m:r>
+            <m:acc>
+              <m:accPr>
+                <m:chr m:val="̂"/>
+              </m:accPr>
+              <m:e>
+                <m:r>
+                  <m:t>π</m:t>
+                </m:r>
+              </m:e>
+            </m:acc>
           </m:e>
           <m:sub>
             <m:r>
-              <m:t>0</m:t>
+              <m:t>i</m:t>
             </m:r>
           </m:sub>
         </m:sSub>
       </m:oMath>
-      <w:ins w:id="320" w:author="PR Preview" w:date="2026-01-01T00:00:00Z">
-        <w:r>
-          <w:t xml:space="preserve"> </w:t>
-        </w:r>
-      </w:ins>
-      <w:ins w:id="321" w:author="PR Preview" w:date="2026-01-01T00:00:00Z">
+      <w:ins w:id="334" w:author="PR Preview" w:date="2026-01-01T00:00:00Z">
+        <w:r>
+          <w:t xml:space="preserve"> </w:t>
+        </w:r>
+      </w:ins>
+      <w:ins w:id="335" w:author="PR Preview" w:date="2026-01-01T00:00:00Z">
+        <w:r>
+          <w:t xml:space="preserve">in</w:t>
+        </w:r>
+      </w:ins>
+      <w:ins w:id="336" w:author="PR Preview" w:date="2026-01-01T00:00:00Z">
+        <w:r>
+          <w:t xml:space="preserve"> </w:t>
+        </w:r>
+      </w:ins>
+      <w:hyperlink w:anchor="eq-deviance">
+        <w:ins w:id="337" w:author="PR Preview" w:date="2026-01-01T00:00:00Z">
+          <w:r>
+            <w:rPr>
+              <w:rStyle w:val="Hyperlink"/>
+            </w:rPr>
+            <w:t xml:space="preserve">Equation 2</w:t>
+          </w:r>
+        </w:ins>
+      </w:hyperlink>
+      <w:ins w:id="338" w:author="PR Preview" w:date="2026-01-01T00:00:00Z">
+        <w:r>
+          <w:t xml:space="preserve"> </w:t>
+        </w:r>
+      </w:ins>
+      <w:ins w:id="339" w:author="PR Preview" w:date="2026-01-01T00:00:00Z">
+        <w:r>
+          <w:t xml:space="preserve">gives</w:t>
+        </w:r>
+      </w:ins>
+      <w:ins w:id="340" w:author="PR Preview" w:date="2026-01-01T00:00:00Z">
+        <w:r>
+          <w:t xml:space="preserve"> </w:t>
+        </w:r>
+      </w:ins>
+      <w:hyperlink w:anchor="eq-null-deviance">
+        <w:ins w:id="341" w:author="PR Preview" w:date="2026-01-01T00:00:00Z">
+          <w:r>
+            <w:rPr>
+              <w:rStyle w:val="Hyperlink"/>
+            </w:rPr>
+            <w:t xml:space="preserve">Equation 3</w:t>
+          </w:r>
+        </w:ins>
+      </w:hyperlink>
+      <w:ins w:id="342" w:author="PR Preview" w:date="2026-01-01T00:00:00Z">
+        <w:r>
+          <w:t xml:space="preserve">.</w:t>
+        </w:r>
+      </w:ins>
+    </w:p>
+    <w:bookmarkEnd w:id="24"/>
+    <w:bookmarkStart w:id="26" w:name="thm-deviance-drop"/>
+    <w:p>
+      <w:pPr>
+        <w:pStyle w:val="BodyText"/>
+      </w:pPr>
+      <w:ins w:id="343" w:author="PR Preview" w:date="2026-01-01T00:00:00Z">
+        <w:r>
+          <w:rPr>
+            <w:b/>
+            <w:bCs/>
+          </w:rPr>
+          <w:t xml:space="preserve">Theorem 1 (The drop in deviance is the likelihood ratio statistic)</w:t>
+        </w:r>
+      </w:ins>
+      <w:ins w:id="344" w:author="PR Preview" w:date="2026-01-01T00:00:00Z">
+        <w:r>
+          <w:t xml:space="preserve"> </w:t>
+        </w:r>
+      </w:ins>
+      <w:ins w:id="345" w:author="PR Preview" w:date="2026-01-01T00:00:00Z">
+        <w:r>
+          <w:t xml:space="preserve">Let</w:t>
+        </w:r>
+      </w:ins>
+      <w:ins w:id="346" w:author="PR Preview" w:date="2026-01-01T00:00:00Z">
+        <w:r>
+          <w:t xml:space="preserve"> </w:t>
+        </w:r>
+      </w:ins>
+      <m:oMath>
+        <m:sSub>
+          <m:e>
+            <m:r>
+              <m:t>D</m:t>
+            </m:r>
+          </m:e>
+          <m:sub>
+            <m:r>
+              <m:t>0</m:t>
+            </m:r>
+          </m:sub>
+        </m:sSub>
+      </m:oMath>
+      <w:ins w:id="347" w:author="PR Preview" w:date="2026-01-01T00:00:00Z">
+        <w:r>
+          <w:t xml:space="preserve"> </w:t>
+        </w:r>
+      </w:ins>
+      <w:ins w:id="348" w:author="PR Preview" w:date="2026-01-01T00:00:00Z">
         <w:r>
           <w:t xml:space="preserve">be the</w:t>
         </w:r>
       </w:ins>
-      <w:ins w:id="322" w:author="PR Preview" w:date="2026-01-01T00:00:00Z">
+      <w:ins w:id="349" w:author="PR Preview" w:date="2026-01-01T00:00:00Z">
         <w:r>
           <w:t xml:space="preserve"> </w:t>
         </w:r>
       </w:ins>
       <w:hyperlink w:anchor="def-null-deviance">
-        <w:ins w:id="323" w:author="PR Preview" w:date="2026-01-01T00:00:00Z">
+        <w:ins w:id="350" w:author="PR Preview" w:date="2026-01-01T00:00:00Z">
           <w:r>
             <w:rPr>
               <w:rStyle w:val="Hyperlink"/>
@@ -3913,17 +4188,17 @@
           </w:r>
         </w:ins>
       </w:hyperlink>
-      <w:ins w:id="324" w:author="PR Preview" w:date="2026-01-01T00:00:00Z">
-        <w:r>
-          <w:t xml:space="preserve"> </w:t>
-        </w:r>
-      </w:ins>
-      <w:ins w:id="325" w:author="PR Preview" w:date="2026-01-01T00:00:00Z">
+      <w:ins w:id="351" w:author="PR Preview" w:date="2026-01-01T00:00:00Z">
+        <w:r>
+          <w:t xml:space="preserve"> </w:t>
+        </w:r>
+      </w:ins>
+      <w:ins w:id="352" w:author="PR Preview" w:date="2026-01-01T00:00:00Z">
         <w:r>
           <w:t xml:space="preserve">and</w:t>
         </w:r>
       </w:ins>
-      <w:ins w:id="326" w:author="PR Preview" w:date="2026-01-01T00:00:00Z">
+      <w:ins w:id="353" w:author="PR Preview" w:date="2026-01-01T00:00:00Z">
         <w:r>
           <w:t xml:space="preserve"> </w:t>
         </w:r>
@@ -3933,23 +4208,23 @@
           <m:t>D</m:t>
         </m:r>
       </m:oMath>
-      <w:ins w:id="327" w:author="PR Preview" w:date="2026-01-01T00:00:00Z">
-        <w:r>
-          <w:t xml:space="preserve"> </w:t>
-        </w:r>
-      </w:ins>
-      <w:ins w:id="328" w:author="PR Preview" w:date="2026-01-01T00:00:00Z">
+      <w:ins w:id="354" w:author="PR Preview" w:date="2026-01-01T00:00:00Z">
+        <w:r>
+          <w:t xml:space="preserve"> </w:t>
+        </w:r>
+      </w:ins>
+      <w:ins w:id="355" w:author="PR Preview" w:date="2026-01-01T00:00:00Z">
         <w:r>
           <w:t xml:space="preserve">the</w:t>
         </w:r>
       </w:ins>
-      <w:ins w:id="329" w:author="PR Preview" w:date="2026-01-01T00:00:00Z">
+      <w:ins w:id="356" w:author="PR Preview" w:date="2026-01-01T00:00:00Z">
         <w:r>
           <w:t xml:space="preserve"> </w:t>
         </w:r>
       </w:ins>
       <w:hyperlink w:anchor="def-deviance">
-        <w:ins w:id="330" w:author="PR Preview" w:date="2026-01-01T00:00:00Z">
+        <w:ins w:id="357" w:author="PR Preview" w:date="2026-01-01T00:00:00Z">
           <w:r>
             <w:rPr>
               <w:rStyle w:val="Hyperlink"/>
@@ -3958,17 +4233,17 @@
           </w:r>
         </w:ins>
       </w:hyperlink>
-      <w:ins w:id="331" w:author="PR Preview" w:date="2026-01-01T00:00:00Z">
-        <w:r>
-          <w:t xml:space="preserve"> </w:t>
-        </w:r>
-      </w:ins>
-      <w:ins w:id="332" w:author="PR Preview" w:date="2026-01-01T00:00:00Z">
+      <w:ins w:id="358" w:author="PR Preview" w:date="2026-01-01T00:00:00Z">
+        <w:r>
+          <w:t xml:space="preserve"> </w:t>
+        </w:r>
+      </w:ins>
+      <w:ins w:id="359" w:author="PR Preview" w:date="2026-01-01T00:00:00Z">
         <w:r>
           <w:t xml:space="preserve">of a logistic regression with</w:t>
         </w:r>
       </w:ins>
-      <w:ins w:id="333" w:author="PR Preview" w:date="2026-01-01T00:00:00Z">
+      <w:ins w:id="360" w:author="PR Preview" w:date="2026-01-01T00:00:00Z">
         <w:r>
           <w:t xml:space="preserve"> </w:t>
         </w:r>
@@ -3978,33 +4253,33 @@
           <m:t>q</m:t>
         </m:r>
       </m:oMath>
-      <w:ins w:id="334" w:author="PR Preview" w:date="2026-01-01T00:00:00Z">
-        <w:r>
-          <w:t xml:space="preserve"> </w:t>
-        </w:r>
-      </w:ins>
-      <w:ins w:id="335" w:author="PR Preview" w:date="2026-01-01T00:00:00Z">
+      <w:ins w:id="361" w:author="PR Preview" w:date="2026-01-01T00:00:00Z">
+        <w:r>
+          <w:t xml:space="preserve"> </w:t>
+        </w:r>
+      </w:ins>
+      <w:ins w:id="362" w:author="PR Preview" w:date="2026-01-01T00:00:00Z">
         <w:r>
           <w:t xml:space="preserve">predictors besides the intercept.</w:t>
         </w:r>
       </w:ins>
-      <w:ins w:id="336" w:author="PR Preview" w:date="2026-01-01T00:00:00Z">
-        <w:r>
-          <w:t xml:space="preserve"> </w:t>
-        </w:r>
-      </w:ins>
-      <w:ins w:id="337" w:author="PR Preview" w:date="2026-01-01T00:00:00Z">
+      <w:ins w:id="363" w:author="PR Preview" w:date="2026-01-01T00:00:00Z">
+        <w:r>
+          <w:t xml:space="preserve"> </w:t>
+        </w:r>
+      </w:ins>
+      <w:ins w:id="364" w:author="PR Preview" w:date="2026-01-01T00:00:00Z">
         <w:r>
           <w:t xml:space="preserve">Then the</w:t>
         </w:r>
       </w:ins>
-      <w:ins w:id="338" w:author="PR Preview" w:date="2026-01-01T00:00:00Z">
-        <w:r>
-          <w:t xml:space="preserve"> </w:t>
-        </w:r>
-      </w:ins>
-      <w:hyperlink r:id="rId23">
-        <w:ins w:id="339" w:author="PR Preview" w:date="2026-01-01T00:00:00Z">
+      <w:ins w:id="365" w:author="PR Preview" w:date="2026-01-01T00:00:00Z">
+        <w:r>
+          <w:t xml:space="preserve"> </w:t>
+        </w:r>
+      </w:ins>
+      <w:hyperlink r:id="rId25">
+        <w:ins w:id="366" w:author="PR Preview" w:date="2026-01-01T00:00:00Z">
           <w:r>
             <w:rPr>
               <w:rStyle w:val="Hyperlink"/>
@@ -4013,17 +4288,17 @@
           </w:r>
         </w:ins>
       </w:hyperlink>
-      <w:ins w:id="340" w:author="PR Preview" w:date="2026-01-01T00:00:00Z">
-        <w:r>
-          <w:t xml:space="preserve"> </w:t>
-        </w:r>
-      </w:ins>
-      <w:ins w:id="341" w:author="PR Preview" w:date="2026-01-01T00:00:00Z">
+      <w:ins w:id="367" w:author="PR Preview" w:date="2026-01-01T00:00:00Z">
+        <w:r>
+          <w:t xml:space="preserve"> </w:t>
+        </w:r>
+      </w:ins>
+      <w:ins w:id="368" w:author="PR Preview" w:date="2026-01-01T00:00:00Z">
         <w:r>
           <w:t xml:space="preserve">of</w:t>
         </w:r>
       </w:ins>
-      <w:ins w:id="342" w:author="PR Preview" w:date="2026-01-01T00:00:00Z">
+      <w:ins w:id="369" w:author="PR Preview" w:date="2026-01-01T00:00:00Z">
         <w:r>
           <w:t xml:space="preserve"> </w:t>
         </w:r>
@@ -4042,12 +4317,12 @@
           </m:sub>
         </m:sSub>
       </m:oMath>
-      <w:ins w:id="343" w:author="PR Preview" w:date="2026-01-01T00:00:00Z">
+      <w:ins w:id="370" w:author="PR Preview" w:date="2026-01-01T00:00:00Z">
         <w:r>
           <w:t xml:space="preserve">: all</w:t>
         </w:r>
       </w:ins>
-      <w:ins w:id="344" w:author="PR Preview" w:date="2026-01-01T00:00:00Z">
+      <w:ins w:id="371" w:author="PR Preview" w:date="2026-01-01T00:00:00Z">
         <w:r>
           <w:t xml:space="preserve"> </w:t>
         </w:r>
@@ -4057,12 +4332,12 @@
           <m:t>q</m:t>
         </m:r>
       </m:oMath>
-      <w:ins w:id="345" w:author="PR Preview" w:date="2026-01-01T00:00:00Z">
-        <w:r>
-          <w:t xml:space="preserve"> </w:t>
-        </w:r>
-      </w:ins>
-      <w:ins w:id="346" w:author="PR Preview" w:date="2026-01-01T00:00:00Z">
+      <w:ins w:id="372" w:author="PR Preview" w:date="2026-01-01T00:00:00Z">
+        <w:r>
+          <w:t xml:space="preserve"> </w:t>
+        </w:r>
+      </w:ins>
+      <w:ins w:id="373" w:author="PR Preview" w:date="2026-01-01T00:00:00Z">
         <w:r>
           <w:t xml:space="preserve">slopes are zero is</w:t>
         </w:r>
@@ -4119,12 +4394,12 @@
         </m:oMath>
       </m:oMathPara>
     </w:p>
-    <w:bookmarkEnd w:id="24"/>
+    <w:bookmarkEnd w:id="26"/>
     <w:p>
       <w:pPr>
         <w:pStyle w:val="FirstParagraph"/>
       </w:pPr>
-      <w:ins w:id="347" w:author="PR Preview" w:date="2026-01-01T00:00:00Z">
+      <w:ins w:id="374" w:author="PR Preview" w:date="2026-01-01T00:00:00Z">
         <w:r>
           <w:rPr>
             <w:i/>
@@ -4133,23 +4408,23 @@
           <w:t xml:space="preserve">Proof</w:t>
         </w:r>
       </w:ins>
-      <w:ins w:id="348" w:author="PR Preview" w:date="2026-01-01T00:00:00Z">
+      <w:ins w:id="375" w:author="PR Preview" w:date="2026-01-01T00:00:00Z">
         <w:r>
           <w:t xml:space="preserve">. </w:t>
         </w:r>
       </w:ins>
-      <w:ins w:id="349" w:author="PR Preview" w:date="2026-01-01T00:00:00Z">
+      <w:ins w:id="376" w:author="PR Preview" w:date="2026-01-01T00:00:00Z">
         <w:r>
           <w:t xml:space="preserve">In the notation of the</w:t>
         </w:r>
       </w:ins>
-      <w:ins w:id="350" w:author="PR Preview" w:date="2026-01-01T00:00:00Z">
-        <w:r>
-          <w:t xml:space="preserve"> </w:t>
-        </w:r>
-      </w:ins>
-      <w:hyperlink r:id="rId23">
-        <w:ins w:id="351" w:author="PR Preview" w:date="2026-01-01T00:00:00Z">
+      <w:ins w:id="377" w:author="PR Preview" w:date="2026-01-01T00:00:00Z">
+        <w:r>
+          <w:t xml:space="preserve"> </w:t>
+        </w:r>
+      </w:ins>
+      <w:hyperlink r:id="rId25">
+        <w:ins w:id="378" w:author="PR Preview" w:date="2026-01-01T00:00:00Z">
           <w:r>
             <w:rPr>
               <w:rStyle w:val="Hyperlink"/>
@@ -4158,12 +4433,12 @@
           </w:r>
         </w:ins>
       </w:hyperlink>
-      <w:ins w:id="352" w:author="PR Preview" w:date="2026-01-01T00:00:00Z">
+      <w:ins w:id="379" w:author="PR Preview" w:date="2026-01-01T00:00:00Z">
         <w:r>
           <w:t xml:space="preserve">, the unrestricted MLE</w:t>
         </w:r>
       </w:ins>
-      <w:ins w:id="353" w:author="PR Preview" w:date="2026-01-01T00:00:00Z">
+      <w:ins w:id="380" w:author="PR Preview" w:date="2026-01-01T00:00:00Z">
         <w:r>
           <w:t xml:space="preserve"> </w:t>
         </w:r>
@@ -4193,17 +4468,17 @@
           </m:sub>
         </m:sSub>
       </m:oMath>
-      <w:ins w:id="354" w:author="PR Preview" w:date="2026-01-01T00:00:00Z">
-        <w:r>
-          <w:t xml:space="preserve"> </w:t>
-        </w:r>
-      </w:ins>
-      <w:ins w:id="355" w:author="PR Preview" w:date="2026-01-01T00:00:00Z">
+      <w:ins w:id="381" w:author="PR Preview" w:date="2026-01-01T00:00:00Z">
+        <w:r>
+          <w:t xml:space="preserve"> </w:t>
+        </w:r>
+      </w:ins>
+      <w:ins w:id="382" w:author="PR Preview" w:date="2026-01-01T00:00:00Z">
         <w:r>
           <w:t xml:space="preserve">is the fitted coefficient vector</w:t>
         </w:r>
       </w:ins>
-      <w:ins w:id="356" w:author="PR Preview" w:date="2026-01-01T00:00:00Z">
+      <w:ins w:id="383" w:author="PR Preview" w:date="2026-01-01T00:00:00Z">
         <w:r>
           <w:t xml:space="preserve"> </w:t>
         </w:r>
@@ -4227,12 +4502,12 @@
           </m:e>
         </m:acc>
       </m:oMath>
-      <w:ins w:id="357" w:author="PR Preview" w:date="2026-01-01T00:00:00Z">
+      <w:ins w:id="384" w:author="PR Preview" w:date="2026-01-01T00:00:00Z">
         <w:r>
           <w:t xml:space="preserve">, and</w:t>
         </w:r>
       </w:ins>
-      <w:ins w:id="358" w:author="PR Preview" w:date="2026-01-01T00:00:00Z">
+      <w:ins w:id="385" w:author="PR Preview" w:date="2026-01-01T00:00:00Z">
         <w:r>
           <w:t xml:space="preserve"> </w:t>
         </w:r>
@@ -4258,17 +4533,17 @@
           </m:sub>
         </m:sSub>
       </m:oMath>
-      <w:ins w:id="359" w:author="PR Preview" w:date="2026-01-01T00:00:00Z">
-        <w:r>
-          <w:t xml:space="preserve"> </w:t>
-        </w:r>
-      </w:ins>
-      <w:ins w:id="360" w:author="PR Preview" w:date="2026-01-01T00:00:00Z">
+      <w:ins w:id="386" w:author="PR Preview" w:date="2026-01-01T00:00:00Z">
+        <w:r>
+          <w:t xml:space="preserve"> </w:t>
+        </w:r>
+      </w:ins>
+      <w:ins w:id="387" w:author="PR Preview" w:date="2026-01-01T00:00:00Z">
         <w:r>
           <w:t xml:space="preserve">is the fit of the intercept-only model that</w:t>
         </w:r>
       </w:ins>
-      <w:ins w:id="361" w:author="PR Preview" w:date="2026-01-01T00:00:00Z">
+      <w:ins w:id="388" w:author="PR Preview" w:date="2026-01-01T00:00:00Z">
         <w:r>
           <w:t xml:space="preserve"> </w:t>
         </w:r>
@@ -4287,27 +4562,27 @@
           </m:sub>
         </m:sSub>
       </m:oMath>
-      <w:ins w:id="362" w:author="PR Preview" w:date="2026-01-01T00:00:00Z">
-        <w:r>
-          <w:t xml:space="preserve"> </w:t>
-        </w:r>
-      </w:ins>
-      <w:ins w:id="363" w:author="PR Preview" w:date="2026-01-01T00:00:00Z">
+      <w:ins w:id="389" w:author="PR Preview" w:date="2026-01-01T00:00:00Z">
+        <w:r>
+          <w:t xml:space="preserve"> </w:t>
+        </w:r>
+      </w:ins>
+      <w:ins w:id="390" w:author="PR Preview" w:date="2026-01-01T00:00:00Z">
         <w:r>
           <w:t xml:space="preserve">imposes.</w:t>
         </w:r>
       </w:ins>
-      <w:ins w:id="364" w:author="PR Preview" w:date="2026-01-01T00:00:00Z">
-        <w:r>
-          <w:t xml:space="preserve"> </w:t>
-        </w:r>
-      </w:ins>
-      <w:ins w:id="365" w:author="PR Preview" w:date="2026-01-01T00:00:00Z">
+      <w:ins w:id="391" w:author="PR Preview" w:date="2026-01-01T00:00:00Z">
+        <w:r>
+          <w:t xml:space="preserve"> </w:t>
+        </w:r>
+      </w:ins>
+      <w:ins w:id="392" w:author="PR Preview" w:date="2026-01-01T00:00:00Z">
         <w:r>
           <w:t xml:space="preserve">Then</w:t>
         </w:r>
       </w:ins>
-      <w:ins w:id="366" w:author="PR Preview" w:date="2026-01-01T00:00:00Z">
+      <w:ins w:id="393" w:author="PR Preview" w:date="2026-01-01T00:00:00Z">
         <w:r>
           <w:t xml:space="preserve"> </w:t>
         </w:r>
@@ -4380,17 +4655,17 @@
           <m:t>2</m:t>
         </m:r>
       </m:oMath>
-      <w:ins w:id="367" w:author="PR Preview" w:date="2026-01-01T00:00:00Z">
-        <w:r>
-          <w:t xml:space="preserve"> </w:t>
-        </w:r>
-      </w:ins>
-      <w:ins w:id="368" w:author="PR Preview" w:date="2026-01-01T00:00:00Z">
+      <w:ins w:id="394" w:author="PR Preview" w:date="2026-01-01T00:00:00Z">
+        <w:r>
+          <w:t xml:space="preserve"> </w:t>
+        </w:r>
+      </w:ins>
+      <w:ins w:id="395" w:author="PR Preview" w:date="2026-01-01T00:00:00Z">
         <w:r>
           <w:t xml:space="preserve">and</w:t>
         </w:r>
       </w:ins>
-      <w:ins w:id="369" w:author="PR Preview" w:date="2026-01-01T00:00:00Z">
+      <w:ins w:id="396" w:author="PR Preview" w:date="2026-01-01T00:00:00Z">
         <w:r>
           <w:t xml:space="preserve"> </w:t>
         </w:r>
@@ -4468,22 +4743,22 @@
           <m:t>2</m:t>
         </m:r>
       </m:oMath>
-      <w:ins w:id="370" w:author="PR Preview" w:date="2026-01-01T00:00:00Z">
+      <w:ins w:id="397" w:author="PR Preview" w:date="2026-01-01T00:00:00Z">
         <w:r>
           <w:t xml:space="preserve">.</w:t>
         </w:r>
       </w:ins>
-      <w:ins w:id="371" w:author="PR Preview" w:date="2026-01-01T00:00:00Z">
-        <w:r>
-          <w:t xml:space="preserve"> </w:t>
-        </w:r>
-      </w:ins>
-      <w:ins w:id="372" w:author="PR Preview" w:date="2026-01-01T00:00:00Z">
+      <w:ins w:id="398" w:author="PR Preview" w:date="2026-01-01T00:00:00Z">
+        <w:r>
+          <w:t xml:space="preserve"> </w:t>
+        </w:r>
+      </w:ins>
+      <w:ins w:id="399" w:author="PR Preview" w:date="2026-01-01T00:00:00Z">
         <w:r>
           <w:t xml:space="preserve">Substituting both into the definition gives</w:t>
         </w:r>
       </w:ins>
-      <w:ins w:id="373" w:author="PR Preview" w:date="2026-01-01T00:00:00Z">
+      <w:ins w:id="400" w:author="PR Preview" w:date="2026-01-01T00:00:00Z">
         <w:r>
           <w:t xml:space="preserve"> </w:t>
         </w:r>
@@ -4593,18 +4868,18 @@
           <m:t>D</m:t>
         </m:r>
       </m:oMath>
-      <w:ins w:id="374" w:author="PR Preview" w:date="2026-01-01T00:00:00Z">
+      <w:ins w:id="401" w:author="PR Preview" w:date="2026-01-01T00:00:00Z">
         <w:r>
           <w:t xml:space="preserve">.</w:t>
         </w:r>
       </w:ins>
     </w:p>
-    <w:bookmarkStart w:id="25" w:name="exm-deviance-drop"/>
+    <w:bookmarkStart w:id="27" w:name="exm-deviance-drop"/>
     <w:p>
       <w:pPr>
         <w:pStyle w:val="BodyText"/>
       </w:pPr>
-      <w:ins w:id="375" w:author="PR Preview" w:date="2026-01-01T00:00:00Z">
+      <w:ins w:id="402" w:author="PR Preview" w:date="2026-01-01T00:00:00Z">
         <w:r>
           <w:rPr>
             <w:b/>
@@ -4613,17 +4888,17 @@
           <w:t xml:space="preserve">Example 4 (The likelihood ratio statistic of the treatment effect)</w:t>
         </w:r>
       </w:ins>
-      <w:ins w:id="376" w:author="PR Preview" w:date="2026-01-01T00:00:00Z">
-        <w:r>
-          <w:t xml:space="preserve"> </w:t>
-        </w:r>
-      </w:ins>
-      <w:ins w:id="377" w:author="PR Preview" w:date="2026-01-01T00:00:00Z">
+      <w:ins w:id="403" w:author="PR Preview" w:date="2026-01-01T00:00:00Z">
+        <w:r>
+          <w:t xml:space="preserve"> </w:t>
+        </w:r>
+      </w:ins>
+      <w:ins w:id="404" w:author="PR Preview" w:date="2026-01-01T00:00:00Z">
         <w:r>
           <w:t xml:space="preserve">In the six-patient trial,</w:t>
         </w:r>
       </w:ins>
-      <w:ins w:id="378" w:author="PR Preview" w:date="2026-01-01T00:00:00Z">
+      <w:ins w:id="405" w:author="PR Preview" w:date="2026-01-01T00:00:00Z">
         <w:r>
           <w:t xml:space="preserve"> </w:t>
         </w:r>
@@ -4642,7 +4917,7 @@
           <m:t>1</m:t>
         </m:r>
       </m:oMath>
-      <w:ins w:id="379" w:author="PR Preview" w:date="2026-01-01T00:00:00Z">
+      <w:ins w:id="406" w:author="PR Preview" w:date="2026-01-01T00:00:00Z">
         <w:r>
           <w:t xml:space="preserve">.</w:t>
         </w:r>
@@ -4652,7 +4927,7 @@
       <w:pPr>
         <w:pStyle w:val="SourceCode"/>
       </w:pPr>
-      <w:ins w:id="380" w:author="PR Preview" w:date="2026-01-01T00:00:00Z">
+      <w:ins w:id="407" w:author="PR Preview" w:date="2026-01-01T00:00:00Z">
         <w:r>
           <w:rPr>
             <w:rStyle w:val="CommentTok"/>
@@ -4660,12 +4935,12 @@
           <w:t xml:space="preserve"># drop in deviance, the likelihood ratio statistic</w:t>
         </w:r>
       </w:ins>
-      <w:ins w:id="381" w:author="PR Preview" w:date="2026-01-01T00:00:00Z">
+      <w:ins w:id="408" w:author="PR Preview" w:date="2026-01-01T00:00:00Z">
         <w:r>
           <w:br/>
         </w:r>
       </w:ins>
-      <w:ins w:id="382" w:author="PR Preview" w:date="2026-01-01T00:00:00Z">
+      <w:ins w:id="409" w:author="PR Preview" w:date="2026-01-01T00:00:00Z">
         <w:r>
           <w:rPr>
             <w:rStyle w:val="NormalTok"/>
@@ -4673,7 +4948,7 @@
           <w:t xml:space="preserve">wf_g2 </w:t>
         </w:r>
       </w:ins>
-      <w:ins w:id="383" w:author="PR Preview" w:date="2026-01-01T00:00:00Z">
+      <w:ins w:id="410" w:author="PR Preview" w:date="2026-01-01T00:00:00Z">
         <w:r>
           <w:rPr>
             <w:rStyle w:val="OtherTok"/>
@@ -4681,7 +4956,7 @@
           <w:t xml:space="preserve">&lt;-</w:t>
         </w:r>
       </w:ins>
-      <w:ins w:id="384" w:author="PR Preview" w:date="2026-01-01T00:00:00Z">
+      <w:ins w:id="411" w:author="PR Preview" w:date="2026-01-01T00:00:00Z">
         <w:r>
           <w:rPr>
             <w:rStyle w:val="NormalTok"/>
@@ -4689,7 +4964,7 @@
           <w:t xml:space="preserve"> wf_fit</w:t>
         </w:r>
       </w:ins>
-      <w:ins w:id="385" w:author="PR Preview" w:date="2026-01-01T00:00:00Z">
+      <w:ins w:id="412" w:author="PR Preview" w:date="2026-01-01T00:00:00Z">
         <w:r>
           <w:rPr>
             <w:rStyle w:val="SpecialCharTok"/>
@@ -4697,7 +4972,7 @@
           <w:t xml:space="preserve">$</w:t>
         </w:r>
       </w:ins>
-      <w:ins w:id="386" w:author="PR Preview" w:date="2026-01-01T00:00:00Z">
+      <w:ins w:id="413" w:author="PR Preview" w:date="2026-01-01T00:00:00Z">
         <w:r>
           <w:rPr>
             <w:rStyle w:val="NormalTok"/>
@@ -4705,7 +4980,7 @@
           <w:t xml:space="preserve">null.deviance </w:t>
         </w:r>
       </w:ins>
-      <w:ins w:id="387" w:author="PR Preview" w:date="2026-01-01T00:00:00Z">
+      <w:ins w:id="414" w:author="PR Preview" w:date="2026-01-01T00:00:00Z">
         <w:r>
           <w:rPr>
             <w:rStyle w:val="SpecialCharTok"/>
@@ -4713,15 +4988,15 @@
           <w:t xml:space="preserve">-</w:t>
         </w:r>
       </w:ins>
-      <w:ins w:id="388" w:author="PR Preview" w:date="2026-01-01T00:00:00Z">
-        <w:r>
-          <w:rPr>
-            <w:rStyle w:val="NormalTok"/>
-          </w:rPr>
-          <w:t xml:space="preserve"> </w:t>
-        </w:r>
-      </w:ins>
-      <w:ins w:id="389" w:author="PR Preview" w:date="2026-01-01T00:00:00Z">
+      <w:ins w:id="415" w:author="PR Preview" w:date="2026-01-01T00:00:00Z">
+        <w:r>
+          <w:rPr>
+            <w:rStyle w:val="NormalTok"/>
+          </w:rPr>
+          <w:t xml:space="preserve"> </w:t>
+        </w:r>
+      </w:ins>
+      <w:ins w:id="416" w:author="PR Preview" w:date="2026-01-01T00:00:00Z">
         <w:r>
           <w:rPr>
             <w:rStyle w:val="FunctionTok"/>
@@ -4729,7 +5004,7 @@
           <w:t xml:space="preserve">deviance</w:t>
         </w:r>
       </w:ins>
-      <w:ins w:id="390" w:author="PR Preview" w:date="2026-01-01T00:00:00Z">
+      <w:ins w:id="417" w:author="PR Preview" w:date="2026-01-01T00:00:00Z">
         <w:r>
           <w:rPr>
             <w:rStyle w:val="NormalTok"/>
@@ -4737,12 +5012,12 @@
           <w:t xml:space="preserve">(wf_fit)</w:t>
         </w:r>
       </w:ins>
-      <w:ins w:id="391" w:author="PR Preview" w:date="2026-01-01T00:00:00Z">
+      <w:ins w:id="418" w:author="PR Preview" w:date="2026-01-01T00:00:00Z">
         <w:r>
           <w:br/>
         </w:r>
       </w:ins>
-      <w:ins w:id="392" w:author="PR Preview" w:date="2026-01-01T00:00:00Z">
+      <w:ins w:id="419" w:author="PR Preview" w:date="2026-01-01T00:00:00Z">
         <w:r>
           <w:rPr>
             <w:rStyle w:val="NormalTok"/>
@@ -4750,12 +5025,12 @@
           <w:t xml:space="preserve">wf_g2</w:t>
         </w:r>
       </w:ins>
-      <w:ins w:id="393" w:author="PR Preview" w:date="2026-01-01T00:00:00Z">
+      <w:ins w:id="420" w:author="PR Preview" w:date="2026-01-01T00:00:00Z">
         <w:r>
           <w:br/>
         </w:r>
       </w:ins>
-      <w:ins w:id="394" w:author="PR Preview" w:date="2026-01-01T00:00:00Z">
+      <w:ins w:id="421" w:author="PR Preview" w:date="2026-01-01T00:00:00Z">
         <w:r>
           <w:rPr>
             <w:rStyle w:val="CommentTok"/>
@@ -4768,12 +5043,12 @@
       <w:pPr>
         <w:pStyle w:val="FirstParagraph"/>
       </w:pPr>
-      <w:ins w:id="395" w:author="PR Preview" w:date="2026-01-01T00:00:00Z">
+      <w:ins w:id="422" w:author="PR Preview" w:date="2026-01-01T00:00:00Z">
         <w:r>
           <w:t xml:space="preserve">The statistic is</w:t>
         </w:r>
       </w:ins>
-      <w:ins w:id="396" w:author="PR Preview" w:date="2026-01-01T00:00:00Z">
+      <w:ins w:id="423" w:author="PR Preview" w:date="2026-01-01T00:00:00Z">
         <w:r>
           <w:t xml:space="preserve"> </w:t>
         </w:r>
@@ -4783,19 +5058,19 @@
           <m:t>0.68</m:t>
         </m:r>
       </m:oMath>
-      <w:ins w:id="397" w:author="PR Preview" w:date="2026-01-01T00:00:00Z">
+      <w:ins w:id="424" w:author="PR Preview" w:date="2026-01-01T00:00:00Z">
         <w:r>
           <w:t xml:space="preserve">.</w:t>
         </w:r>
       </w:ins>
     </w:p>
-    <w:bookmarkEnd w:id="25"/>
-    <w:bookmarkStart w:id="27" w:name="cor-deviance-drop-distribution"/>
+    <w:bookmarkEnd w:id="27"/>
+    <w:bookmarkStart w:id="29" w:name="cor-deviance-drop-distribution"/>
     <w:p>
       <w:pPr>
         <w:pStyle w:val="BodyText"/>
       </w:pPr>
-      <w:ins w:id="398" w:author="PR Preview" w:date="2026-01-01T00:00:00Z">
+      <w:ins w:id="425" w:author="PR Preview" w:date="2026-01-01T00:00:00Z">
         <w:r>
           <w:rPr>
             <w:b/>
@@ -4804,23 +5079,23 @@
           <w:t xml:space="preserve">Corollary 1 (Distribution of the drop in deviance)</w:t>
         </w:r>
       </w:ins>
-      <w:ins w:id="399" w:author="PR Preview" w:date="2026-01-01T00:00:00Z">
-        <w:r>
-          <w:t xml:space="preserve"> </w:t>
-        </w:r>
-      </w:ins>
-      <w:ins w:id="400" w:author="PR Preview" w:date="2026-01-01T00:00:00Z">
+      <w:ins w:id="426" w:author="PR Preview" w:date="2026-01-01T00:00:00Z">
+        <w:r>
+          <w:t xml:space="preserve"> </w:t>
+        </w:r>
+      </w:ins>
+      <w:ins w:id="427" w:author="PR Preview" w:date="2026-01-01T00:00:00Z">
         <w:r>
           <w:t xml:space="preserve">Suppose the regularity conditions of</w:t>
         </w:r>
       </w:ins>
-      <w:ins w:id="401" w:author="PR Preview" w:date="2026-01-01T00:00:00Z">
-        <w:r>
-          <w:t xml:space="preserve"> </w:t>
-        </w:r>
-      </w:ins>
-      <w:hyperlink r:id="rId26">
-        <w:ins w:id="402" w:author="PR Preview" w:date="2026-01-01T00:00:00Z">
+      <w:ins w:id="428" w:author="PR Preview" w:date="2026-01-01T00:00:00Z">
+        <w:r>
+          <w:t xml:space="preserve"> </w:t>
+        </w:r>
+      </w:ins>
+      <w:hyperlink r:id="rId28">
+        <w:ins w:id="429" w:author="PR Preview" w:date="2026-01-01T00:00:00Z">
           <w:r>
             <w:rPr>
               <w:rStyle w:val="Hyperlink"/>
@@ -4829,17 +5104,17 @@
           </w:r>
         </w:ins>
       </w:hyperlink>
-      <w:ins w:id="403" w:author="PR Preview" w:date="2026-01-01T00:00:00Z">
-        <w:r>
-          <w:t xml:space="preserve"> </w:t>
-        </w:r>
-      </w:ins>
-      <w:ins w:id="404" w:author="PR Preview" w:date="2026-01-01T00:00:00Z">
+      <w:ins w:id="430" w:author="PR Preview" w:date="2026-01-01T00:00:00Z">
+        <w:r>
+          <w:t xml:space="preserve"> </w:t>
+        </w:r>
+      </w:ins>
+      <w:ins w:id="431" w:author="PR Preview" w:date="2026-01-01T00:00:00Z">
         <w:r>
           <w:t xml:space="preserve">hold for the logistic regression model. Then for a large sample the drop in deviance</w:t>
         </w:r>
       </w:ins>
-      <w:ins w:id="405" w:author="PR Preview" w:date="2026-01-01T00:00:00Z">
+      <w:ins w:id="432" w:author="PR Preview" w:date="2026-01-01T00:00:00Z">
         <w:r>
           <w:t xml:space="preserve"> </w:t>
         </w:r>
@@ -4867,17 +5142,17 @@
           <m:t>D</m:t>
         </m:r>
       </m:oMath>
-      <w:ins w:id="406" w:author="PR Preview" w:date="2026-01-01T00:00:00Z">
-        <w:r>
-          <w:t xml:space="preserve"> </w:t>
-        </w:r>
-      </w:ins>
-      <w:ins w:id="407" w:author="PR Preview" w:date="2026-01-01T00:00:00Z">
+      <w:ins w:id="433" w:author="PR Preview" w:date="2026-01-01T00:00:00Z">
+        <w:r>
+          <w:t xml:space="preserve"> </w:t>
+        </w:r>
+      </w:ins>
+      <w:ins w:id="434" w:author="PR Preview" w:date="2026-01-01T00:00:00Z">
         <w:r>
           <w:t xml:space="preserve">has approximately a</w:t>
         </w:r>
       </w:ins>
-      <w:ins w:id="408" w:author="PR Preview" w:date="2026-01-01T00:00:00Z">
+      <w:ins w:id="435" w:author="PR Preview" w:date="2026-01-01T00:00:00Z">
         <w:r>
           <w:t xml:space="preserve"> </w:t>
         </w:r>
@@ -4901,17 +5176,17 @@
           </m:sup>
         </m:sSubSup>
       </m:oMath>
-      <w:ins w:id="409" w:author="PR Preview" w:date="2026-01-01T00:00:00Z">
-        <w:r>
-          <w:t xml:space="preserve"> </w:t>
-        </w:r>
-      </w:ins>
-      <w:ins w:id="410" w:author="PR Preview" w:date="2026-01-01T00:00:00Z">
+      <w:ins w:id="436" w:author="PR Preview" w:date="2026-01-01T00:00:00Z">
+        <w:r>
+          <w:t xml:space="preserve"> </w:t>
+        </w:r>
+      </w:ins>
+      <w:ins w:id="437" w:author="PR Preview" w:date="2026-01-01T00:00:00Z">
         <w:r>
           <w:t xml:space="preserve">distribution when</w:t>
         </w:r>
       </w:ins>
-      <w:ins w:id="411" w:author="PR Preview" w:date="2026-01-01T00:00:00Z">
+      <w:ins w:id="438" w:author="PR Preview" w:date="2026-01-01T00:00:00Z">
         <w:r>
           <w:t xml:space="preserve"> </w:t>
         </w:r>
@@ -4930,23 +5205,23 @@
           </m:sub>
         </m:sSub>
       </m:oMath>
-      <w:ins w:id="412" w:author="PR Preview" w:date="2026-01-01T00:00:00Z">
-        <w:r>
-          <w:t xml:space="preserve"> </w:t>
-        </w:r>
-      </w:ins>
-      <w:ins w:id="413" w:author="PR Preview" w:date="2026-01-01T00:00:00Z">
+      <w:ins w:id="439" w:author="PR Preview" w:date="2026-01-01T00:00:00Z">
+        <w:r>
+          <w:t xml:space="preserve"> </w:t>
+        </w:r>
+      </w:ins>
+      <w:ins w:id="440" w:author="PR Preview" w:date="2026-01-01T00:00:00Z">
         <w:r>
           <w:t xml:space="preserve">holds.</w:t>
         </w:r>
       </w:ins>
     </w:p>
-    <w:bookmarkEnd w:id="27"/>
+    <w:bookmarkEnd w:id="29"/>
     <w:p>
       <w:pPr>
         <w:pStyle w:val="BodyText"/>
       </w:pPr>
-      <w:ins w:id="414" w:author="PR Preview" w:date="2026-01-01T00:00:00Z">
+      <w:ins w:id="441" w:author="PR Preview" w:date="2026-01-01T00:00:00Z">
         <w:r>
           <w:rPr>
             <w:i/>
@@ -4955,23 +5230,23 @@
           <w:t xml:space="preserve">Proof</w:t>
         </w:r>
       </w:ins>
-      <w:ins w:id="415" w:author="PR Preview" w:date="2026-01-01T00:00:00Z">
+      <w:ins w:id="442" w:author="PR Preview" w:date="2026-01-01T00:00:00Z">
         <w:r>
           <w:t xml:space="preserve">. </w:t>
         </w:r>
       </w:ins>
-      <w:ins w:id="416" w:author="PR Preview" w:date="2026-01-01T00:00:00Z">
+      <w:ins w:id="443" w:author="PR Preview" w:date="2026-01-01T00:00:00Z">
         <w:r>
           <w:t xml:space="preserve">By</w:t>
         </w:r>
       </w:ins>
-      <w:ins w:id="417" w:author="PR Preview" w:date="2026-01-01T00:00:00Z">
+      <w:ins w:id="444" w:author="PR Preview" w:date="2026-01-01T00:00:00Z">
         <w:r>
           <w:t xml:space="preserve"> </w:t>
         </w:r>
       </w:ins>
       <w:hyperlink w:anchor="thm-deviance-drop">
-        <w:ins w:id="418" w:author="PR Preview" w:date="2026-01-01T00:00:00Z">
+        <w:ins w:id="445" w:author="PR Preview" w:date="2026-01-01T00:00:00Z">
           <w:r>
             <w:rPr>
               <w:rStyle w:val="Hyperlink"/>
@@ -4980,17 +5255,17 @@
           </w:r>
         </w:ins>
       </w:hyperlink>
-      <w:ins w:id="419" w:author="PR Preview" w:date="2026-01-01T00:00:00Z">
-        <w:r>
-          <w:t xml:space="preserve"> </w:t>
-        </w:r>
-      </w:ins>
-      <w:ins w:id="420" w:author="PR Preview" w:date="2026-01-01T00:00:00Z">
+      <w:ins w:id="446" w:author="PR Preview" w:date="2026-01-01T00:00:00Z">
+        <w:r>
+          <w:t xml:space="preserve"> </w:t>
+        </w:r>
+      </w:ins>
+      <w:ins w:id="447" w:author="PR Preview" w:date="2026-01-01T00:00:00Z">
         <w:r>
           <w:t xml:space="preserve">the drop in deviance is the likelihood ratio statistic of</w:t>
         </w:r>
       </w:ins>
-      <w:ins w:id="421" w:author="PR Preview" w:date="2026-01-01T00:00:00Z">
+      <w:ins w:id="448" w:author="PR Preview" w:date="2026-01-01T00:00:00Z">
         <w:r>
           <w:t xml:space="preserve"> </w:t>
         </w:r>
@@ -5000,23 +5275,23 @@
           <m:t>q</m:t>
         </m:r>
       </m:oMath>
-      <w:ins w:id="422" w:author="PR Preview" w:date="2026-01-01T00:00:00Z">
-        <w:r>
-          <w:t xml:space="preserve"> </w:t>
-        </w:r>
-      </w:ins>
-      <w:ins w:id="423" w:author="PR Preview" w:date="2026-01-01T00:00:00Z">
+      <w:ins w:id="449" w:author="PR Preview" w:date="2026-01-01T00:00:00Z">
+        <w:r>
+          <w:t xml:space="preserve"> </w:t>
+        </w:r>
+      </w:ins>
+      <w:ins w:id="450" w:author="PR Preview" w:date="2026-01-01T00:00:00Z">
         <w:r>
           <w:t xml:space="preserve">constraints, and</w:t>
         </w:r>
       </w:ins>
-      <w:ins w:id="424" w:author="PR Preview" w:date="2026-01-01T00:00:00Z">
-        <w:r>
-          <w:t xml:space="preserve"> </w:t>
-        </w:r>
-      </w:ins>
-      <w:hyperlink r:id="rId26">
-        <w:ins w:id="425" w:author="PR Preview" w:date="2026-01-01T00:00:00Z">
+      <w:ins w:id="451" w:author="PR Preview" w:date="2026-01-01T00:00:00Z">
+        <w:r>
+          <w:t xml:space="preserve"> </w:t>
+        </w:r>
+      </w:ins>
+      <w:hyperlink r:id="rId28">
+        <w:ins w:id="452" w:author="PR Preview" w:date="2026-01-01T00:00:00Z">
           <w:r>
             <w:rPr>
               <w:rStyle w:val="Hyperlink"/>
@@ -5025,23 +5300,23 @@
           </w:r>
         </w:ins>
       </w:hyperlink>
-      <w:ins w:id="426" w:author="PR Preview" w:date="2026-01-01T00:00:00Z">
-        <w:r>
-          <w:t xml:space="preserve"> </w:t>
-        </w:r>
-      </w:ins>
-      <w:ins w:id="427" w:author="PR Preview" w:date="2026-01-01T00:00:00Z">
+      <w:ins w:id="453" w:author="PR Preview" w:date="2026-01-01T00:00:00Z">
+        <w:r>
+          <w:t xml:space="preserve"> </w:t>
+        </w:r>
+      </w:ins>
+      <w:ins w:id="454" w:author="PR Preview" w:date="2026-01-01T00:00:00Z">
         <w:r>
           <w:t xml:space="preserve">gives its approximate distribution.</w:t>
         </w:r>
       </w:ins>
     </w:p>
-    <w:bookmarkStart w:id="28" w:name="exm-deviance-drop-distribution"/>
+    <w:bookmarkStart w:id="30" w:name="exm-deviance-drop-distribution"/>
     <w:p>
       <w:pPr>
         <w:pStyle w:val="BodyText"/>
       </w:pPr>
-      <w:ins w:id="428" w:author="PR Preview" w:date="2026-01-01T00:00:00Z">
+      <w:ins w:id="455" w:author="PR Preview" w:date="2026-01-01T00:00:00Z">
         <w:r>
           <w:rPr>
             <w:b/>
@@ -5050,23 +5325,23 @@
           <w:t xml:space="preserve">Example 5 (Testing the treatment effect)</w:t>
         </w:r>
       </w:ins>
-      <w:ins w:id="429" w:author="PR Preview" w:date="2026-01-01T00:00:00Z">
-        <w:r>
-          <w:t xml:space="preserve"> </w:t>
-        </w:r>
-      </w:ins>
-      <w:ins w:id="430" w:author="PR Preview" w:date="2026-01-01T00:00:00Z">
+      <w:ins w:id="456" w:author="PR Preview" w:date="2026-01-01T00:00:00Z">
+        <w:r>
+          <w:t xml:space="preserve"> </w:t>
+        </w:r>
+      </w:ins>
+      <w:ins w:id="457" w:author="PR Preview" w:date="2026-01-01T00:00:00Z">
         <w:r>
           <w:t xml:space="preserve">For the statistic of</w:t>
         </w:r>
       </w:ins>
-      <w:ins w:id="431" w:author="PR Preview" w:date="2026-01-01T00:00:00Z">
+      <w:ins w:id="458" w:author="PR Preview" w:date="2026-01-01T00:00:00Z">
         <w:r>
           <w:t xml:space="preserve"> </w:t>
         </w:r>
       </w:ins>
       <w:hyperlink w:anchor="exm-deviance-drop">
-        <w:ins w:id="432" w:author="PR Preview" w:date="2026-01-01T00:00:00Z">
+        <w:ins w:id="459" w:author="PR Preview" w:date="2026-01-01T00:00:00Z">
           <w:r>
             <w:rPr>
               <w:rStyle w:val="Hyperlink"/>
@@ -5075,12 +5350,12 @@
           </w:r>
         </w:ins>
       </w:hyperlink>
-      <w:ins w:id="433" w:author="PR Preview" w:date="2026-01-01T00:00:00Z">
+      <w:ins w:id="460" w:author="PR Preview" w:date="2026-01-01T00:00:00Z">
         <w:r>
           <w:t xml:space="preserve">, the p-value comes from the chi-square distribution with</w:t>
         </w:r>
       </w:ins>
-      <w:ins w:id="434" w:author="PR Preview" w:date="2026-01-01T00:00:00Z">
+      <w:ins w:id="461" w:author="PR Preview" w:date="2026-01-01T00:00:00Z">
         <w:r>
           <w:t xml:space="preserve"> </w:t>
         </w:r>
@@ -5099,12 +5374,12 @@
           <m:t>1</m:t>
         </m:r>
       </m:oMath>
-      <w:ins w:id="435" w:author="PR Preview" w:date="2026-01-01T00:00:00Z">
-        <w:r>
-          <w:t xml:space="preserve"> </w:t>
-        </w:r>
-      </w:ins>
-      <w:ins w:id="436" w:author="PR Preview" w:date="2026-01-01T00:00:00Z">
+      <w:ins w:id="462" w:author="PR Preview" w:date="2026-01-01T00:00:00Z">
+        <w:r>
+          <w:t xml:space="preserve"> </w:t>
+        </w:r>
+      </w:ins>
+      <w:ins w:id="463" w:author="PR Preview" w:date="2026-01-01T00:00:00Z">
         <w:r>
           <w:t xml:space="preserve">degree of freedom.</w:t>
         </w:r>
@@ -5114,7 +5389,7 @@
       <w:pPr>
         <w:pStyle w:val="SourceCode"/>
       </w:pPr>
-      <w:ins w:id="437" w:author="PR Preview" w:date="2026-01-01T00:00:00Z">
+      <w:ins w:id="464" w:author="PR Preview" w:date="2026-01-01T00:00:00Z">
         <w:r>
           <w:rPr>
             <w:rStyle w:val="CommentTok"/>
@@ -5122,12 +5397,12 @@
           <w:t xml:space="preserve"># upper tail of the chi-square distribution with 1 degree of freedom</w:t>
         </w:r>
       </w:ins>
-      <w:ins w:id="438" w:author="PR Preview" w:date="2026-01-01T00:00:00Z">
+      <w:ins w:id="465" w:author="PR Preview" w:date="2026-01-01T00:00:00Z">
         <w:r>
           <w:br/>
         </w:r>
       </w:ins>
-      <w:ins w:id="439" w:author="PR Preview" w:date="2026-01-01T00:00:00Z">
+      <w:ins w:id="466" w:author="PR Preview" w:date="2026-01-01T00:00:00Z">
         <w:r>
           <w:rPr>
             <w:rStyle w:val="NormalTok"/>
@@ -5135,7 +5410,7 @@
           <w:t xml:space="preserve">wf_g2_p </w:t>
         </w:r>
       </w:ins>
-      <w:ins w:id="440" w:author="PR Preview" w:date="2026-01-01T00:00:00Z">
+      <w:ins w:id="467" w:author="PR Preview" w:date="2026-01-01T00:00:00Z">
         <w:r>
           <w:rPr>
             <w:rStyle w:val="OtherTok"/>
@@ -5143,15 +5418,15 @@
           <w:t xml:space="preserve">&lt;-</w:t>
         </w:r>
       </w:ins>
-      <w:ins w:id="441" w:author="PR Preview" w:date="2026-01-01T00:00:00Z">
-        <w:r>
-          <w:rPr>
-            <w:rStyle w:val="NormalTok"/>
-          </w:rPr>
-          <w:t xml:space="preserve"> </w:t>
-        </w:r>
-      </w:ins>
-      <w:ins w:id="442" w:author="PR Preview" w:date="2026-01-01T00:00:00Z">
+      <w:ins w:id="468" w:author="PR Preview" w:date="2026-01-01T00:00:00Z">
+        <w:r>
+          <w:rPr>
+            <w:rStyle w:val="NormalTok"/>
+          </w:rPr>
+          <w:t xml:space="preserve"> </w:t>
+        </w:r>
+      </w:ins>
+      <w:ins w:id="469" w:author="PR Preview" w:date="2026-01-01T00:00:00Z">
         <w:r>
           <w:rPr>
             <w:rStyle w:val="FunctionTok"/>
@@ -5159,7 +5434,7 @@
           <w:t xml:space="preserve">pchisq</w:t>
         </w:r>
       </w:ins>
-      <w:ins w:id="443" w:author="PR Preview" w:date="2026-01-01T00:00:00Z">
+      <w:ins w:id="470" w:author="PR Preview" w:date="2026-01-01T00:00:00Z">
         <w:r>
           <w:rPr>
             <w:rStyle w:val="NormalTok"/>
@@ -5167,7 +5442,7 @@
           <w:t xml:space="preserve">(wf_g2, </w:t>
         </w:r>
       </w:ins>
-      <w:ins w:id="444" w:author="PR Preview" w:date="2026-01-01T00:00:00Z">
+      <w:ins w:id="471" w:author="PR Preview" w:date="2026-01-01T00:00:00Z">
         <w:r>
           <w:rPr>
             <w:rStyle w:val="AttributeTok"/>
@@ -5175,15 +5450,15 @@
           <w:t xml:space="preserve">df =</w:t>
         </w:r>
       </w:ins>
-      <w:ins w:id="445" w:author="PR Preview" w:date="2026-01-01T00:00:00Z">
-        <w:r>
-          <w:rPr>
-            <w:rStyle w:val="NormalTok"/>
-          </w:rPr>
-          <w:t xml:space="preserve"> </w:t>
-        </w:r>
-      </w:ins>
-      <w:ins w:id="446" w:author="PR Preview" w:date="2026-01-01T00:00:00Z">
+      <w:ins w:id="472" w:author="PR Preview" w:date="2026-01-01T00:00:00Z">
+        <w:r>
+          <w:rPr>
+            <w:rStyle w:val="NormalTok"/>
+          </w:rPr>
+          <w:t xml:space="preserve"> </w:t>
+        </w:r>
+      </w:ins>
+      <w:ins w:id="473" w:author="PR Preview" w:date="2026-01-01T00:00:00Z">
         <w:r>
           <w:rPr>
             <w:rStyle w:val="DecValTok"/>
@@ -5191,7 +5466,7 @@
           <w:t xml:space="preserve">1</w:t>
         </w:r>
       </w:ins>
-      <w:ins w:id="447" w:author="PR Preview" w:date="2026-01-01T00:00:00Z">
+      <w:ins w:id="474" w:author="PR Preview" w:date="2026-01-01T00:00:00Z">
         <w:r>
           <w:rPr>
             <w:rStyle w:val="NormalTok"/>
@@ -5199,7 +5474,7 @@
           <w:t xml:space="preserve">, </w:t>
         </w:r>
       </w:ins>
-      <w:ins w:id="448" w:author="PR Preview" w:date="2026-01-01T00:00:00Z">
+      <w:ins w:id="475" w:author="PR Preview" w:date="2026-01-01T00:00:00Z">
         <w:r>
           <w:rPr>
             <w:rStyle w:val="AttributeTok"/>
@@ -5207,15 +5482,15 @@
           <w:t xml:space="preserve">lower.tail =</w:t>
         </w:r>
       </w:ins>
-      <w:ins w:id="449" w:author="PR Preview" w:date="2026-01-01T00:00:00Z">
-        <w:r>
-          <w:rPr>
-            <w:rStyle w:val="NormalTok"/>
-          </w:rPr>
-          <w:t xml:space="preserve"> </w:t>
-        </w:r>
-      </w:ins>
-      <w:ins w:id="450" w:author="PR Preview" w:date="2026-01-01T00:00:00Z">
+      <w:ins w:id="476" w:author="PR Preview" w:date="2026-01-01T00:00:00Z">
+        <w:r>
+          <w:rPr>
+            <w:rStyle w:val="NormalTok"/>
+          </w:rPr>
+          <w:t xml:space="preserve"> </w:t>
+        </w:r>
+      </w:ins>
+      <w:ins w:id="477" w:author="PR Preview" w:date="2026-01-01T00:00:00Z">
         <w:r>
           <w:rPr>
             <w:rStyle w:val="ConstantTok"/>
@@ -5223,7 +5498,7 @@
           <w:t xml:space="preserve">FALSE</w:t>
         </w:r>
       </w:ins>
-      <w:ins w:id="451" w:author="PR Preview" w:date="2026-01-01T00:00:00Z">
+      <w:ins w:id="478" w:author="PR Preview" w:date="2026-01-01T00:00:00Z">
         <w:r>
           <w:rPr>
             <w:rStyle w:val="NormalTok"/>
@@ -5231,12 +5506,12 @@
           <w:t xml:space="preserve">)</w:t>
         </w:r>
       </w:ins>
-      <w:ins w:id="452" w:author="PR Preview" w:date="2026-01-01T00:00:00Z">
+      <w:ins w:id="479" w:author="PR Preview" w:date="2026-01-01T00:00:00Z">
         <w:r>
           <w:br/>
         </w:r>
       </w:ins>
-      <w:ins w:id="453" w:author="PR Preview" w:date="2026-01-01T00:00:00Z">
+      <w:ins w:id="480" w:author="PR Preview" w:date="2026-01-01T00:00:00Z">
         <w:r>
           <w:rPr>
             <w:rStyle w:val="NormalTok"/>
@@ -5244,12 +5519,12 @@
           <w:t xml:space="preserve">wf_g2_p</w:t>
         </w:r>
       </w:ins>
-      <w:ins w:id="454" w:author="PR Preview" w:date="2026-01-01T00:00:00Z">
+      <w:ins w:id="481" w:author="PR Preview" w:date="2026-01-01T00:00:00Z">
         <w:r>
           <w:br/>
         </w:r>
       </w:ins>
-      <w:ins w:id="455" w:author="PR Preview" w:date="2026-01-01T00:00:00Z">
+      <w:ins w:id="482" w:author="PR Preview" w:date="2026-01-01T00:00:00Z">
         <w:r>
           <w:rPr>
             <w:rStyle w:val="CommentTok"/>
@@ -5262,12 +5537,12 @@
       <w:pPr>
         <w:pStyle w:val="FirstParagraph"/>
       </w:pPr>
-      <w:ins w:id="456" w:author="PR Preview" w:date="2026-01-01T00:00:00Z">
+      <w:ins w:id="483" w:author="PR Preview" w:date="2026-01-01T00:00:00Z">
         <w:r>
           <w:t xml:space="preserve">The p-value is</w:t>
         </w:r>
       </w:ins>
-      <w:ins w:id="457" w:author="PR Preview" w:date="2026-01-01T00:00:00Z">
+      <w:ins w:id="484" w:author="PR Preview" w:date="2026-01-01T00:00:00Z">
         <w:r>
           <w:t xml:space="preserve"> </w:t>
         </w:r>
@@ -5277,41 +5552,41 @@
           <m:t>0.41</m:t>
         </m:r>
       </m:oMath>
-      <w:ins w:id="458" w:author="PR Preview" w:date="2026-01-01T00:00:00Z">
+      <w:ins w:id="485" w:author="PR Preview" w:date="2026-01-01T00:00:00Z">
         <w:r>
           <w:t xml:space="preserve">,</w:t>
         </w:r>
       </w:ins>
-      <w:ins w:id="459" w:author="PR Preview" w:date="2026-01-01T00:00:00Z">
-        <w:r>
-          <w:t xml:space="preserve"> </w:t>
-        </w:r>
-      </w:ins>
-      <w:ins w:id="460" w:author="PR Preview" w:date="2026-01-01T00:00:00Z">
+      <w:ins w:id="486" w:author="PR Preview" w:date="2026-01-01T00:00:00Z">
+        <w:r>
+          <w:t xml:space="preserve"> </w:t>
+        </w:r>
+      </w:ins>
+      <w:ins w:id="487" w:author="PR Preview" w:date="2026-01-01T00:00:00Z">
         <w:r>
           <w:t xml:space="preserve">so six patients give no evidence of a treatment effect.</w:t>
         </w:r>
       </w:ins>
     </w:p>
-    <w:bookmarkEnd w:id="28"/>
-    <w:bookmarkEnd w:id="29"/>
-    <w:bookmarkStart w:id="38" w:name="X840099c27253be6d59b8623dccfe2e383b0f72c"/>
+    <w:bookmarkEnd w:id="30"/>
+    <w:bookmarkEnd w:id="31"/>
+    <w:bookmarkStart w:id="40" w:name="X840099c27253be6d59b8623dccfe2e383b0f72c"/>
     <w:p>
       <w:pPr>
         <w:pStyle w:val="Heading2"/>
       </w:pPr>
-      <w:ins w:id="461" w:author="PR Preview" w:date="2026-01-01T00:00:00Z">
+      <w:ins w:id="488" w:author="PR Preview" w:date="2026-01-01T00:00:00Z">
         <w:r>
           <w:t xml:space="preserve">3 Confidence intervals for the coefficients</w:t>
         </w:r>
       </w:ins>
     </w:p>
-    <w:bookmarkStart w:id="31" w:name="thm-logistic-mle-distribution"/>
+    <w:bookmarkStart w:id="33" w:name="thm-logistic-mle-distribution"/>
     <w:p>
       <w:pPr>
         <w:pStyle w:val="FirstParagraph"/>
       </w:pPr>
-      <w:ins w:id="462" w:author="PR Preview" w:date="2026-01-01T00:00:00Z">
+      <w:ins w:id="489" w:author="PR Preview" w:date="2026-01-01T00:00:00Z">
         <w:r>
           <w:rPr>
             <w:b/>
@@ -5320,23 +5595,23 @@
           <w:t xml:space="preserve">Theorem 2 (Approximate distribution of the fitted coefficients)</w:t>
         </w:r>
       </w:ins>
-      <w:ins w:id="463" w:author="PR Preview" w:date="2026-01-01T00:00:00Z">
-        <w:r>
-          <w:t xml:space="preserve"> </w:t>
-        </w:r>
-      </w:ins>
-      <w:ins w:id="464" w:author="PR Preview" w:date="2026-01-01T00:00:00Z">
+      <w:ins w:id="490" w:author="PR Preview" w:date="2026-01-01T00:00:00Z">
+        <w:r>
+          <w:t xml:space="preserve"> </w:t>
+        </w:r>
+      </w:ins>
+      <w:ins w:id="491" w:author="PR Preview" w:date="2026-01-01T00:00:00Z">
         <w:r>
           <w:t xml:space="preserve">Suppose the outcomes follow the</w:t>
         </w:r>
       </w:ins>
-      <w:ins w:id="465" w:author="PR Preview" w:date="2026-01-01T00:00:00Z">
+      <w:ins w:id="492" w:author="PR Preview" w:date="2026-01-01T00:00:00Z">
         <w:r>
           <w:t xml:space="preserve"> </w:t>
         </w:r>
       </w:ins>
       <w:hyperlink w:anchor="def-logistic-regression">
-        <w:ins w:id="466" w:author="PR Preview" w:date="2026-01-01T00:00:00Z">
+        <w:ins w:id="493" w:author="PR Preview" w:date="2026-01-01T00:00:00Z">
           <w:r>
             <w:rPr>
               <w:rStyle w:val="Hyperlink"/>
@@ -5345,22 +5620,22 @@
           </w:r>
         </w:ins>
       </w:hyperlink>
-      <w:ins w:id="467" w:author="PR Preview" w:date="2026-01-01T00:00:00Z">
+      <w:ins w:id="494" w:author="PR Preview" w:date="2026-01-01T00:00:00Z">
         <w:r>
           <w:t xml:space="preserve">.</w:t>
         </w:r>
       </w:ins>
-      <w:ins w:id="468" w:author="PR Preview" w:date="2026-01-01T00:00:00Z">
-        <w:r>
-          <w:t xml:space="preserve"> </w:t>
-        </w:r>
-      </w:ins>
-      <w:ins w:id="469" w:author="PR Preview" w:date="2026-01-01T00:00:00Z">
+      <w:ins w:id="495" w:author="PR Preview" w:date="2026-01-01T00:00:00Z">
+        <w:r>
+          <w:t xml:space="preserve"> </w:t>
+        </w:r>
+      </w:ins>
+      <w:ins w:id="496" w:author="PR Preview" w:date="2026-01-01T00:00:00Z">
         <w:r>
           <w:t xml:space="preserve">Let</w:t>
         </w:r>
       </w:ins>
-      <w:ins w:id="470" w:author="PR Preview" w:date="2026-01-01T00:00:00Z">
+      <w:ins w:id="497" w:author="PR Preview" w:date="2026-01-01T00:00:00Z">
         <w:r>
           <w:t xml:space="preserve"> </w:t>
         </w:r>
@@ -5370,17 +5645,17 @@
           <m:t>X</m:t>
         </m:r>
       </m:oMath>
-      <w:ins w:id="471" w:author="PR Preview" w:date="2026-01-01T00:00:00Z">
-        <w:r>
-          <w:t xml:space="preserve"> </w:t>
-        </w:r>
-      </w:ins>
-      <w:ins w:id="472" w:author="PR Preview" w:date="2026-01-01T00:00:00Z">
+      <w:ins w:id="498" w:author="PR Preview" w:date="2026-01-01T00:00:00Z">
+        <w:r>
+          <w:t xml:space="preserve"> </w:t>
+        </w:r>
+      </w:ins>
+      <w:ins w:id="499" w:author="PR Preview" w:date="2026-01-01T00:00:00Z">
         <w:r>
           <w:t xml:space="preserve">be the matrix whose rows are</w:t>
         </w:r>
       </w:ins>
-      <w:ins w:id="473" w:author="PR Preview" w:date="2026-01-01T00:00:00Z">
+      <w:ins w:id="500" w:author="PR Preview" w:date="2026-01-01T00:00:00Z">
         <w:r>
           <w:t xml:space="preserve"> </w:t>
         </w:r>
@@ -5418,22 +5693,22 @@
           </m:sup>
         </m:sSup>
       </m:oMath>
-      <w:ins w:id="474" w:author="PR Preview" w:date="2026-01-01T00:00:00Z">
+      <w:ins w:id="501" w:author="PR Preview" w:date="2026-01-01T00:00:00Z">
         <w:r>
           <w:t xml:space="preserve">,</w:t>
         </w:r>
       </w:ins>
-      <w:ins w:id="475" w:author="PR Preview" w:date="2026-01-01T00:00:00Z">
-        <w:r>
-          <w:t xml:space="preserve"> </w:t>
-        </w:r>
-      </w:ins>
-      <w:ins w:id="476" w:author="PR Preview" w:date="2026-01-01T00:00:00Z">
+      <w:ins w:id="502" w:author="PR Preview" w:date="2026-01-01T00:00:00Z">
+        <w:r>
+          <w:t xml:space="preserve"> </w:t>
+        </w:r>
+      </w:ins>
+      <w:ins w:id="503" w:author="PR Preview" w:date="2026-01-01T00:00:00Z">
         <w:r>
           <w:t xml:space="preserve">and let</w:t>
         </w:r>
       </w:ins>
-      <w:ins w:id="477" w:author="PR Preview" w:date="2026-01-01T00:00:00Z">
+      <w:ins w:id="504" w:author="PR Preview" w:date="2026-01-01T00:00:00Z">
         <w:r>
           <w:t xml:space="preserve"> </w:t>
         </w:r>
@@ -5443,17 +5718,17 @@
           <m:t>W</m:t>
         </m:r>
       </m:oMath>
-      <w:ins w:id="478" w:author="PR Preview" w:date="2026-01-01T00:00:00Z">
-        <w:r>
-          <w:t xml:space="preserve"> </w:t>
-        </w:r>
-      </w:ins>
-      <w:ins w:id="479" w:author="PR Preview" w:date="2026-01-01T00:00:00Z">
+      <w:ins w:id="505" w:author="PR Preview" w:date="2026-01-01T00:00:00Z">
+        <w:r>
+          <w:t xml:space="preserve"> </w:t>
+        </w:r>
+      </w:ins>
+      <w:ins w:id="506" w:author="PR Preview" w:date="2026-01-01T00:00:00Z">
         <w:r>
           <w:t xml:space="preserve">be the diagonal matrix with entries</w:t>
         </w:r>
       </w:ins>
-      <w:ins w:id="480" w:author="PR Preview" w:date="2026-01-01T00:00:00Z">
+      <w:ins w:id="507" w:author="PR Preview" w:date="2026-01-01T00:00:00Z">
         <w:r>
           <w:t xml:space="preserve"> </w:t>
         </w:r>
@@ -5509,17 +5784,17 @@
           <m:t>​</m:t>
         </m:r>
       </m:oMath>
-      <w:ins w:id="481" w:author="PR Preview" w:date="2026-01-01T00:00:00Z">
+      <w:ins w:id="508" w:author="PR Preview" w:date="2026-01-01T00:00:00Z">
         <w:r>
           <w:t xml:space="preserve">.</w:t>
         </w:r>
       </w:ins>
-      <w:ins w:id="482" w:author="PR Preview" w:date="2026-01-01T00:00:00Z">
-        <w:r>
-          <w:t xml:space="preserve"> </w:t>
-        </w:r>
-      </w:ins>
-      <w:ins w:id="483" w:author="PR Preview" w:date="2026-01-01T00:00:00Z">
+      <w:ins w:id="509" w:author="PR Preview" w:date="2026-01-01T00:00:00Z">
+        <w:r>
+          <w:t xml:space="preserve"> </w:t>
+        </w:r>
+      </w:ins>
+      <w:ins w:id="510" w:author="PR Preview" w:date="2026-01-01T00:00:00Z">
         <w:r>
           <w:t xml:space="preserve">Under regularity conditions, for a large sample the fitted coefficients are approximately Gaussian,</w:t>
         </w:r>
@@ -5529,7 +5804,7 @@
       <w:pPr>
         <w:pStyle w:val="BodyText"/>
       </w:pPr>
-      <w:bookmarkStart w:id="30" w:name="eq-logistic-mle-distribution"/>
+      <w:bookmarkStart w:id="32" w:name="eq-logistic-mle-distribution"/>
       <m:oMathPara>
         <m:oMathParaPr>
           <m:jc m:val="center"/>
@@ -5674,14 +5949,14 @@
           </m:r>
         </m:oMath>
       </m:oMathPara>
-      <w:bookmarkEnd w:id="30"/>
+      <w:bookmarkEnd w:id="32"/>
     </w:p>
-    <w:bookmarkEnd w:id="31"/>
+    <w:bookmarkEnd w:id="33"/>
     <w:p>
       <w:pPr>
         <w:pStyle w:val="FirstParagraph"/>
       </w:pPr>
-      <w:ins w:id="484" w:author="PR Preview" w:date="2026-01-01T00:00:00Z">
+      <w:ins w:id="511" w:author="PR Preview" w:date="2026-01-01T00:00:00Z">
         <w:r>
           <w:rPr>
             <w:i/>
@@ -5690,17 +5965,17 @@
           <w:t xml:space="preserve">Proof</w:t>
         </w:r>
       </w:ins>
-      <w:ins w:id="485" w:author="PR Preview" w:date="2026-01-01T00:00:00Z">
+      <w:ins w:id="512" w:author="PR Preview" w:date="2026-01-01T00:00:00Z">
         <w:r>
           <w:t xml:space="preserve">. </w:t>
         </w:r>
       </w:ins>
-      <w:ins w:id="486" w:author="PR Preview" w:date="2026-01-01T00:00:00Z">
+      <w:ins w:id="513" w:author="PR Preview" w:date="2026-01-01T00:00:00Z">
         <w:r>
           <w:t xml:space="preserve">The log-likelihood has score</w:t>
         </w:r>
       </w:ins>
-      <w:ins w:id="487" w:author="PR Preview" w:date="2026-01-01T00:00:00Z">
+      <w:ins w:id="514" w:author="PR Preview" w:date="2026-01-01T00:00:00Z">
         <w:r>
           <w:t xml:space="preserve"> </w:t>
         </w:r>
@@ -5764,22 +6039,22 @@
           <m:t>​</m:t>
         </m:r>
       </m:oMath>
-      <w:ins w:id="488" w:author="PR Preview" w:date="2026-01-01T00:00:00Z">
+      <w:ins w:id="515" w:author="PR Preview" w:date="2026-01-01T00:00:00Z">
         <w:r>
           <w:t xml:space="preserve">,</w:t>
         </w:r>
       </w:ins>
-      <w:ins w:id="489" w:author="PR Preview" w:date="2026-01-01T00:00:00Z">
-        <w:r>
-          <w:t xml:space="preserve"> </w:t>
-        </w:r>
-      </w:ins>
-      <w:ins w:id="490" w:author="PR Preview" w:date="2026-01-01T00:00:00Z">
+      <w:ins w:id="516" w:author="PR Preview" w:date="2026-01-01T00:00:00Z">
+        <w:r>
+          <w:t xml:space="preserve"> </w:t>
+        </w:r>
+      </w:ins>
+      <w:ins w:id="517" w:author="PR Preview" w:date="2026-01-01T00:00:00Z">
         <w:r>
           <w:t xml:space="preserve">and its Hessian is</w:t>
         </w:r>
       </w:ins>
-      <w:ins w:id="491" w:author="PR Preview" w:date="2026-01-01T00:00:00Z">
+      <w:ins w:id="518" w:author="PR Preview" w:date="2026-01-01T00:00:00Z">
         <w:r>
           <w:t xml:space="preserve"> </w:t>
         </w:r>
@@ -5813,22 +6088,22 @@
           <m:t>X</m:t>
         </m:r>
       </m:oMath>
-      <w:ins w:id="492" w:author="PR Preview" w:date="2026-01-01T00:00:00Z">
+      <w:ins w:id="519" w:author="PR Preview" w:date="2026-01-01T00:00:00Z">
         <w:r>
           <w:t xml:space="preserve">, which does not involve the outcomes.</w:t>
         </w:r>
       </w:ins>
-      <w:ins w:id="493" w:author="PR Preview" w:date="2026-01-01T00:00:00Z">
-        <w:r>
-          <w:t xml:space="preserve"> </w:t>
-        </w:r>
-      </w:ins>
-      <w:ins w:id="494" w:author="PR Preview" w:date="2026-01-01T00:00:00Z">
+      <w:ins w:id="520" w:author="PR Preview" w:date="2026-01-01T00:00:00Z">
+        <w:r>
+          <w:t xml:space="preserve"> </w:t>
+        </w:r>
+      </w:ins>
+      <w:ins w:id="521" w:author="PR Preview" w:date="2026-01-01T00:00:00Z">
         <w:r>
           <w:t xml:space="preserve">The observed and expected information are therefore both</w:t>
         </w:r>
       </w:ins>
-      <w:ins w:id="495" w:author="PR Preview" w:date="2026-01-01T00:00:00Z">
+      <w:ins w:id="522" w:author="PR Preview" w:date="2026-01-01T00:00:00Z">
         <w:r>
           <w:t xml:space="preserve"> </w:t>
         </w:r>
@@ -5856,28 +6131,28 @@
           <m:t>X</m:t>
         </m:r>
       </m:oMath>
-      <w:ins w:id="496" w:author="PR Preview" w:date="2026-01-01T00:00:00Z">
+      <w:ins w:id="523" w:author="PR Preview" w:date="2026-01-01T00:00:00Z">
         <w:r>
           <w:t xml:space="preserve">.</w:t>
         </w:r>
       </w:ins>
-      <w:ins w:id="497" w:author="PR Preview" w:date="2026-01-01T00:00:00Z">
-        <w:r>
-          <w:t xml:space="preserve"> </w:t>
-        </w:r>
-      </w:ins>
-      <w:ins w:id="498" w:author="PR Preview" w:date="2026-01-01T00:00:00Z">
+      <w:ins w:id="524" w:author="PR Preview" w:date="2026-01-01T00:00:00Z">
+        <w:r>
+          <w:t xml:space="preserve"> </w:t>
+        </w:r>
+      </w:ins>
+      <w:ins w:id="525" w:author="PR Preview" w:date="2026-01-01T00:00:00Z">
         <w:r>
           <w:t xml:space="preserve">The claim is the Gaussian approximation of the</w:t>
         </w:r>
       </w:ins>
-      <w:ins w:id="499" w:author="PR Preview" w:date="2026-01-01T00:00:00Z">
-        <w:r>
-          <w:t xml:space="preserve"> </w:t>
-        </w:r>
-      </w:ins>
-      <w:hyperlink r:id="rId32">
-        <w:ins w:id="500" w:author="PR Preview" w:date="2026-01-01T00:00:00Z">
+      <w:ins w:id="526" w:author="PR Preview" w:date="2026-01-01T00:00:00Z">
+        <w:r>
+          <w:t xml:space="preserve"> </w:t>
+        </w:r>
+      </w:ins>
+      <w:hyperlink r:id="rId34">
+        <w:ins w:id="527" w:author="PR Preview" w:date="2026-01-01T00:00:00Z">
           <w:r>
             <w:rPr>
               <w:rStyle w:val="Hyperlink"/>
@@ -5886,73 +6161,73 @@
           </w:r>
         </w:ins>
       </w:hyperlink>
-      <w:ins w:id="501" w:author="PR Preview" w:date="2026-01-01T00:00:00Z">
+      <w:ins w:id="528" w:author="PR Preview" w:date="2026-01-01T00:00:00Z">
         <w:r>
           <w:t xml:space="preserve">, with this information in place of the inverse covariance.</w:t>
         </w:r>
       </w:ins>
-      <w:ins w:id="502" w:author="PR Preview" w:date="2026-01-01T00:00:00Z">
-        <w:r>
-          <w:t xml:space="preserve"> </w:t>
-        </w:r>
-      </w:ins>
-      <w:ins w:id="503" w:author="PR Preview" w:date="2026-01-01T00:00:00Z">
+      <w:ins w:id="529" w:author="PR Preview" w:date="2026-01-01T00:00:00Z">
+        <w:r>
+          <w:t xml:space="preserve"> </w:t>
+        </w:r>
+      </w:ins>
+      <w:ins w:id="530" w:author="PR Preview" w:date="2026-01-01T00:00:00Z">
         <w:r>
           <w:t xml:space="preserve">The result is stated for logistic regression by</w:t>
         </w:r>
       </w:ins>
-      <w:ins w:id="504" w:author="PR Preview" w:date="2026-01-01T00:00:00Z">
-        <w:r>
-          <w:t xml:space="preserve"> </w:t>
-        </w:r>
-      </w:ins>
-      <w:ins w:id="505" w:author="PR Preview" w:date="2026-01-01T00:00:00Z">
+      <w:ins w:id="531" w:author="PR Preview" w:date="2026-01-01T00:00:00Z">
+        <w:r>
+          <w:t xml:space="preserve"> </w:t>
+        </w:r>
+      </w:ins>
+      <w:ins w:id="532" w:author="PR Preview" w:date="2026-01-01T00:00:00Z">
         <w:r>
           <w:t xml:space="preserve">Hastie et al. (2009, sec. 4.4.3)</w:t>
         </w:r>
       </w:ins>
-      <w:ins w:id="506" w:author="PR Preview" w:date="2026-01-01T00:00:00Z">
+      <w:ins w:id="533" w:author="PR Preview" w:date="2026-01-01T00:00:00Z">
         <w:r>
           <w:t xml:space="preserve">.</w:t>
         </w:r>
       </w:ins>
-      <w:ins w:id="507" w:author="PR Preview" w:date="2026-01-01T00:00:00Z">
-        <w:r>
-          <w:t xml:space="preserve"> </w:t>
-        </w:r>
-      </w:ins>
-      <w:ins w:id="508" w:author="PR Preview" w:date="2026-01-01T00:00:00Z">
+      <w:ins w:id="534" w:author="PR Preview" w:date="2026-01-01T00:00:00Z">
+        <w:r>
+          <w:t xml:space="preserve"> </w:t>
+        </w:r>
+      </w:ins>
+      <w:ins w:id="535" w:author="PR Preview" w:date="2026-01-01T00:00:00Z">
         <w:r>
           <w:t xml:space="preserve">For independent but non-identically distributed outcomes it holds under conditions on the predictors that</w:t>
         </w:r>
       </w:ins>
-      <w:ins w:id="509" w:author="PR Preview" w:date="2026-01-01T00:00:00Z">
-        <w:r>
-          <w:t xml:space="preserve"> </w:t>
-        </w:r>
-      </w:ins>
-      <w:ins w:id="510" w:author="PR Preview" w:date="2026-01-01T00:00:00Z">
+      <w:ins w:id="536" w:author="PR Preview" w:date="2026-01-01T00:00:00Z">
+        <w:r>
+          <w:t xml:space="preserve"> </w:t>
+        </w:r>
+      </w:ins>
+      <w:ins w:id="537" w:author="PR Preview" w:date="2026-01-01T00:00:00Z">
         <w:r>
           <w:t xml:space="preserve">Fahrmeir and Kaufmann (1985)</w:t>
         </w:r>
       </w:ins>
-      <w:ins w:id="511" w:author="PR Preview" w:date="2026-01-01T00:00:00Z">
-        <w:r>
-          <w:t xml:space="preserve"> </w:t>
-        </w:r>
-      </w:ins>
-      <w:ins w:id="512" w:author="PR Preview" w:date="2026-01-01T00:00:00Z">
+      <w:ins w:id="538" w:author="PR Preview" w:date="2026-01-01T00:00:00Z">
+        <w:r>
+          <w:t xml:space="preserve"> </w:t>
+        </w:r>
+      </w:ins>
+      <w:ins w:id="539" w:author="PR Preview" w:date="2026-01-01T00:00:00Z">
         <w:r>
           <w:t xml:space="preserve">give.</w:t>
         </w:r>
       </w:ins>
     </w:p>
-    <w:bookmarkStart w:id="34" w:name="cor-logistic-wald"/>
+    <w:bookmarkStart w:id="36" w:name="cor-logistic-wald"/>
     <w:p>
       <w:pPr>
         <w:pStyle w:val="BodyText"/>
       </w:pPr>
-      <w:ins w:id="513" w:author="PR Preview" w:date="2026-01-01T00:00:00Z">
+      <w:ins w:id="540" w:author="PR Preview" w:date="2026-01-01T00:00:00Z">
         <w:r>
           <w:rPr>
             <w:b/>
@@ -5961,17 +6236,17 @@
           <w:t xml:space="preserve">Corollary 2 (Wald interval for a logistic coefficient)</w:t>
         </w:r>
       </w:ins>
-      <w:ins w:id="514" w:author="PR Preview" w:date="2026-01-01T00:00:00Z">
-        <w:r>
-          <w:t xml:space="preserve"> </w:t>
-        </w:r>
-      </w:ins>
-      <w:ins w:id="515" w:author="PR Preview" w:date="2026-01-01T00:00:00Z">
+      <w:ins w:id="541" w:author="PR Preview" w:date="2026-01-01T00:00:00Z">
+        <w:r>
+          <w:t xml:space="preserve"> </w:t>
+        </w:r>
+      </w:ins>
+      <w:ins w:id="542" w:author="PR Preview" w:date="2026-01-01T00:00:00Z">
         <w:r>
           <w:t xml:space="preserve">Let</w:t>
         </w:r>
       </w:ins>
-      <w:ins w:id="516" w:author="PR Preview" w:date="2026-01-01T00:00:00Z">
+      <w:ins w:id="543" w:author="PR Preview" w:date="2026-01-01T00:00:00Z">
         <w:r>
           <w:t xml:space="preserve"> </w:t>
         </w:r>
@@ -5988,17 +6263,17 @@
           </m:e>
         </m:acc>
       </m:oMath>
-      <w:ins w:id="517" w:author="PR Preview" w:date="2026-01-01T00:00:00Z">
-        <w:r>
-          <w:t xml:space="preserve"> </w:t>
-        </w:r>
-      </w:ins>
-      <w:ins w:id="518" w:author="PR Preview" w:date="2026-01-01T00:00:00Z">
+      <w:ins w:id="544" w:author="PR Preview" w:date="2026-01-01T00:00:00Z">
+        <w:r>
+          <w:t xml:space="preserve"> </w:t>
+        </w:r>
+      </w:ins>
+      <w:ins w:id="545" w:author="PR Preview" w:date="2026-01-01T00:00:00Z">
         <w:r>
           <w:t xml:space="preserve">be</w:t>
         </w:r>
       </w:ins>
-      <w:ins w:id="519" w:author="PR Preview" w:date="2026-01-01T00:00:00Z">
+      <w:ins w:id="546" w:author="PR Preview" w:date="2026-01-01T00:00:00Z">
         <w:r>
           <w:t xml:space="preserve"> </w:t>
         </w:r>
@@ -6008,17 +6283,17 @@
           <m:t>W</m:t>
         </m:r>
       </m:oMath>
-      <w:ins w:id="520" w:author="PR Preview" w:date="2026-01-01T00:00:00Z">
-        <w:r>
-          <w:t xml:space="preserve"> </w:t>
-        </w:r>
-      </w:ins>
-      <w:ins w:id="521" w:author="PR Preview" w:date="2026-01-01T00:00:00Z">
+      <w:ins w:id="547" w:author="PR Preview" w:date="2026-01-01T00:00:00Z">
+        <w:r>
+          <w:t xml:space="preserve"> </w:t>
+        </w:r>
+      </w:ins>
+      <w:ins w:id="548" w:author="PR Preview" w:date="2026-01-01T00:00:00Z">
         <w:r>
           <w:t xml:space="preserve">with each</w:t>
         </w:r>
       </w:ins>
-      <w:ins w:id="522" w:author="PR Preview" w:date="2026-01-01T00:00:00Z">
+      <w:ins w:id="549" w:author="PR Preview" w:date="2026-01-01T00:00:00Z">
         <w:r>
           <w:t xml:space="preserve"> </w:t>
         </w:r>
@@ -6037,27 +6312,27 @@
           </m:sub>
         </m:sSub>
       </m:oMath>
-      <w:ins w:id="523" w:author="PR Preview" w:date="2026-01-01T00:00:00Z">
-        <w:r>
-          <w:t xml:space="preserve"> </w:t>
-        </w:r>
-      </w:ins>
-      <w:ins w:id="524" w:author="PR Preview" w:date="2026-01-01T00:00:00Z">
+      <w:ins w:id="550" w:author="PR Preview" w:date="2026-01-01T00:00:00Z">
+        <w:r>
+          <w:t xml:space="preserve"> </w:t>
+        </w:r>
+      </w:ins>
+      <w:ins w:id="551" w:author="PR Preview" w:date="2026-01-01T00:00:00Z">
         <w:r>
           <w:t xml:space="preserve">replaced by its fitted value.</w:t>
         </w:r>
       </w:ins>
-      <w:ins w:id="525" w:author="PR Preview" w:date="2026-01-01T00:00:00Z">
-        <w:r>
-          <w:t xml:space="preserve"> </w:t>
-        </w:r>
-      </w:ins>
-      <w:ins w:id="526" w:author="PR Preview" w:date="2026-01-01T00:00:00Z">
+      <w:ins w:id="552" w:author="PR Preview" w:date="2026-01-01T00:00:00Z">
+        <w:r>
+          <w:t xml:space="preserve"> </w:t>
+        </w:r>
+      </w:ins>
+      <w:ins w:id="553" w:author="PR Preview" w:date="2026-01-01T00:00:00Z">
         <w:r>
           <w:t xml:space="preserve">The estimated standard error of</w:t>
         </w:r>
       </w:ins>
-      <w:ins w:id="527" w:author="PR Preview" w:date="2026-01-01T00:00:00Z">
+      <w:ins w:id="554" w:author="PR Preview" w:date="2026-01-01T00:00:00Z">
         <w:r>
           <w:t xml:space="preserve"> </w:t>
         </w:r>
@@ -6083,17 +6358,17 @@
           </m:sub>
         </m:sSub>
       </m:oMath>
-      <w:ins w:id="528" w:author="PR Preview" w:date="2026-01-01T00:00:00Z">
-        <w:r>
-          <w:t xml:space="preserve"> </w:t>
-        </w:r>
-      </w:ins>
-      <w:ins w:id="529" w:author="PR Preview" w:date="2026-01-01T00:00:00Z">
+      <w:ins w:id="555" w:author="PR Preview" w:date="2026-01-01T00:00:00Z">
+        <w:r>
+          <w:t xml:space="preserve"> </w:t>
+        </w:r>
+      </w:ins>
+      <w:ins w:id="556" w:author="PR Preview" w:date="2026-01-01T00:00:00Z">
         <w:r>
           <w:t xml:space="preserve">is the square root of the diagonal entry of</w:t>
         </w:r>
       </w:ins>
-      <w:ins w:id="530" w:author="PR Preview" w:date="2026-01-01T00:00:00Z">
+      <w:ins w:id="557" w:author="PR Preview" w:date="2026-01-01T00:00:00Z">
         <w:r>
           <w:t xml:space="preserve"> </w:t>
         </w:r>
@@ -6159,17 +6434,17 @@
           </m:sup>
         </m:sSup>
       </m:oMath>
-      <w:ins w:id="531" w:author="PR Preview" w:date="2026-01-01T00:00:00Z">
-        <w:r>
-          <w:t xml:space="preserve"> </w:t>
-        </w:r>
-      </w:ins>
-      <w:ins w:id="532" w:author="PR Preview" w:date="2026-01-01T00:00:00Z">
+      <w:ins w:id="558" w:author="PR Preview" w:date="2026-01-01T00:00:00Z">
+        <w:r>
+          <w:t xml:space="preserve"> </w:t>
+        </w:r>
+      </w:ins>
+      <w:ins w:id="559" w:author="PR Preview" w:date="2026-01-01T00:00:00Z">
         <w:r>
           <w:t xml:space="preserve">in the row and column of</w:t>
         </w:r>
       </w:ins>
-      <w:ins w:id="533" w:author="PR Preview" w:date="2026-01-01T00:00:00Z">
+      <w:ins w:id="560" w:author="PR Preview" w:date="2026-01-01T00:00:00Z">
         <w:r>
           <w:t xml:space="preserve"> </w:t>
         </w:r>
@@ -6188,12 +6463,12 @@
           </m:sub>
         </m:sSub>
       </m:oMath>
-      <w:ins w:id="534" w:author="PR Preview" w:date="2026-01-01T00:00:00Z">
+      <w:ins w:id="561" w:author="PR Preview" w:date="2026-01-01T00:00:00Z">
         <w:r>
           <w:t xml:space="preserve">; because</w:t>
         </w:r>
       </w:ins>
-      <w:ins w:id="535" w:author="PR Preview" w:date="2026-01-01T00:00:00Z">
+      <w:ins w:id="562" w:author="PR Preview" w:date="2026-01-01T00:00:00Z">
         <w:r>
           <w:t xml:space="preserve"> </w:t>
         </w:r>
@@ -6212,17 +6487,17 @@
           </m:sub>
         </m:sSub>
       </m:oMath>
-      <w:ins w:id="536" w:author="PR Preview" w:date="2026-01-01T00:00:00Z">
-        <w:r>
-          <w:t xml:space="preserve"> </w:t>
-        </w:r>
-      </w:ins>
-      <w:ins w:id="537" w:author="PR Preview" w:date="2026-01-01T00:00:00Z">
+      <w:ins w:id="563" w:author="PR Preview" w:date="2026-01-01T00:00:00Z">
+        <w:r>
+          <w:t xml:space="preserve"> </w:t>
+        </w:r>
+      </w:ins>
+      <w:ins w:id="564" w:author="PR Preview" w:date="2026-01-01T00:00:00Z">
         <w:r>
           <w:t xml:space="preserve">comes first, that is the</w:t>
         </w:r>
       </w:ins>
-      <w:ins w:id="538" w:author="PR Preview" w:date="2026-01-01T00:00:00Z">
+      <w:ins w:id="565" w:author="PR Preview" w:date="2026-01-01T00:00:00Z">
         <w:r>
           <w:t xml:space="preserve"> </w:t>
         </w:r>
@@ -6253,12 +6528,12 @@
           <m:t>)</m:t>
         </m:r>
       </m:oMath>
-      <w:ins w:id="539" w:author="PR Preview" w:date="2026-01-01T00:00:00Z">
+      <w:ins w:id="566" w:author="PR Preview" w:date="2026-01-01T00:00:00Z">
         <w:r>
           <w:t xml:space="preserve">th diagonal entry counting from</w:t>
         </w:r>
       </w:ins>
-      <w:ins w:id="540" w:author="PR Preview" w:date="2026-01-01T00:00:00Z">
+      <w:ins w:id="567" w:author="PR Preview" w:date="2026-01-01T00:00:00Z">
         <w:r>
           <w:t xml:space="preserve"> </w:t>
         </w:r>
@@ -6268,28 +6543,28 @@
           <m:t>1</m:t>
         </m:r>
       </m:oMath>
-      <w:ins w:id="541" w:author="PR Preview" w:date="2026-01-01T00:00:00Z">
+      <w:ins w:id="568" w:author="PR Preview" w:date="2026-01-01T00:00:00Z">
         <w:r>
           <w:t xml:space="preserve">,</w:t>
         </w:r>
       </w:ins>
-      <w:ins w:id="542" w:author="PR Preview" w:date="2026-01-01T00:00:00Z">
-        <w:r>
-          <w:t xml:space="preserve"> </w:t>
-        </w:r>
-      </w:ins>
-      <w:ins w:id="543" w:author="PR Preview" w:date="2026-01-01T00:00:00Z">
+      <w:ins w:id="569" w:author="PR Preview" w:date="2026-01-01T00:00:00Z">
+        <w:r>
+          <w:t xml:space="preserve"> </w:t>
+        </w:r>
+      </w:ins>
+      <w:ins w:id="570" w:author="PR Preview" w:date="2026-01-01T00:00:00Z">
         <w:r>
           <w:t xml:space="preserve">and a</w:t>
         </w:r>
       </w:ins>
-      <w:ins w:id="544" w:author="PR Preview" w:date="2026-01-01T00:00:00Z">
-        <w:r>
-          <w:t xml:space="preserve"> </w:t>
-        </w:r>
-      </w:ins>
-      <w:hyperlink r:id="rId33">
-        <w:ins w:id="545" w:author="PR Preview" w:date="2026-01-01T00:00:00Z">
+      <w:ins w:id="571" w:author="PR Preview" w:date="2026-01-01T00:00:00Z">
+        <w:r>
+          <w:t xml:space="preserve"> </w:t>
+        </w:r>
+      </w:ins>
+      <w:hyperlink r:id="rId35">
+        <w:ins w:id="572" w:author="PR Preview" w:date="2026-01-01T00:00:00Z">
           <w:r>
             <w:rPr>
               <w:rStyle w:val="Hyperlink"/>
@@ -6298,17 +6573,17 @@
           </w:r>
         </w:ins>
       </w:hyperlink>
-      <w:ins w:id="546" w:author="PR Preview" w:date="2026-01-01T00:00:00Z">
-        <w:r>
-          <w:t xml:space="preserve"> </w:t>
-        </w:r>
-      </w:ins>
-      <w:ins w:id="547" w:author="PR Preview" w:date="2026-01-01T00:00:00Z">
+      <w:ins w:id="573" w:author="PR Preview" w:date="2026-01-01T00:00:00Z">
+        <w:r>
+          <w:t xml:space="preserve"> </w:t>
+        </w:r>
+      </w:ins>
+      <w:ins w:id="574" w:author="PR Preview" w:date="2026-01-01T00:00:00Z">
         <w:r>
           <w:t xml:space="preserve">with level</w:t>
         </w:r>
       </w:ins>
-      <w:ins w:id="548" w:author="PR Preview" w:date="2026-01-01T00:00:00Z">
+      <w:ins w:id="575" w:author="PR Preview" w:date="2026-01-01T00:00:00Z">
         <w:r>
           <w:t xml:space="preserve"> </w:t>
         </w:r>
@@ -6327,17 +6602,17 @@
           <m:t>α</m:t>
         </m:r>
       </m:oMath>
-      <w:ins w:id="549" w:author="PR Preview" w:date="2026-01-01T00:00:00Z">
-        <w:r>
-          <w:t xml:space="preserve"> </w:t>
-        </w:r>
-      </w:ins>
-      <w:ins w:id="550" w:author="PR Preview" w:date="2026-01-01T00:00:00Z">
+      <w:ins w:id="576" w:author="PR Preview" w:date="2026-01-01T00:00:00Z">
+        <w:r>
+          <w:t xml:space="preserve"> </w:t>
+        </w:r>
+      </w:ins>
+      <w:ins w:id="577" w:author="PR Preview" w:date="2026-01-01T00:00:00Z">
         <w:r>
           <w:t xml:space="preserve">for</w:t>
         </w:r>
       </w:ins>
-      <w:ins w:id="551" w:author="PR Preview" w:date="2026-01-01T00:00:00Z">
+      <w:ins w:id="578" w:author="PR Preview" w:date="2026-01-01T00:00:00Z">
         <w:r>
           <w:t xml:space="preserve"> </w:t>
         </w:r>
@@ -6356,12 +6631,12 @@
           </m:sub>
         </m:sSub>
       </m:oMath>
-      <w:ins w:id="552" w:author="PR Preview" w:date="2026-01-01T00:00:00Z">
-        <w:r>
-          <w:t xml:space="preserve"> </w:t>
-        </w:r>
-      </w:ins>
-      <w:ins w:id="553" w:author="PR Preview" w:date="2026-01-01T00:00:00Z">
+      <w:ins w:id="579" w:author="PR Preview" w:date="2026-01-01T00:00:00Z">
+        <w:r>
+          <w:t xml:space="preserve"> </w:t>
+        </w:r>
+      </w:ins>
+      <w:ins w:id="580" w:author="PR Preview" w:date="2026-01-01T00:00:00Z">
         <w:r>
           <w:t xml:space="preserve">is</w:t>
         </w:r>
@@ -6484,13 +6759,13 @@
         </m:oMath>
       </m:oMathPara>
     </w:p>
-    <w:bookmarkEnd w:id="34"/>
-    <w:bookmarkStart w:id="35" w:name="exm-logistic-wald"/>
+    <w:bookmarkEnd w:id="36"/>
+    <w:bookmarkStart w:id="37" w:name="exm-logistic-wald"/>
     <w:p>
       <w:pPr>
         <w:pStyle w:val="FirstParagraph"/>
       </w:pPr>
-      <w:ins w:id="554" w:author="PR Preview" w:date="2026-01-01T00:00:00Z">
+      <w:ins w:id="581" w:author="PR Preview" w:date="2026-01-01T00:00:00Z">
         <w:r>
           <w:rPr>
             <w:b/>
@@ -6499,23 +6774,23 @@
           <w:t xml:space="preserve">Example 6 (A Wald interval from six patients)</w:t>
         </w:r>
       </w:ins>
-      <w:ins w:id="555" w:author="PR Preview" w:date="2026-01-01T00:00:00Z">
-        <w:r>
-          <w:t xml:space="preserve"> </w:t>
-        </w:r>
-      </w:ins>
-      <w:ins w:id="556" w:author="PR Preview" w:date="2026-01-01T00:00:00Z">
+      <w:ins w:id="582" w:author="PR Preview" w:date="2026-01-01T00:00:00Z">
+        <w:r>
+          <w:t xml:space="preserve"> </w:t>
+        </w:r>
+      </w:ins>
+      <w:ins w:id="583" w:author="PR Preview" w:date="2026-01-01T00:00:00Z">
         <w:r>
           <w:t xml:space="preserve">For the fit of</w:t>
         </w:r>
       </w:ins>
-      <w:ins w:id="557" w:author="PR Preview" w:date="2026-01-01T00:00:00Z">
+      <w:ins w:id="584" w:author="PR Preview" w:date="2026-01-01T00:00:00Z">
         <w:r>
           <w:t xml:space="preserve"> </w:t>
         </w:r>
       </w:ins>
       <w:hyperlink w:anchor="exm-logistic-regression">
-        <w:ins w:id="558" w:author="PR Preview" w:date="2026-01-01T00:00:00Z">
+        <w:ins w:id="585" w:author="PR Preview" w:date="2026-01-01T00:00:00Z">
           <w:r>
             <w:rPr>
               <w:rStyle w:val="Hyperlink"/>
@@ -6524,17 +6799,17 @@
           </w:r>
         </w:ins>
       </w:hyperlink>
-      <w:ins w:id="559" w:author="PR Preview" w:date="2026-01-01T00:00:00Z">
+      <w:ins w:id="586" w:author="PR Preview" w:date="2026-01-01T00:00:00Z">
         <w:r>
           <w:t xml:space="preserve">,</w:t>
         </w:r>
       </w:ins>
-      <w:ins w:id="560" w:author="PR Preview" w:date="2026-01-01T00:00:00Z">
-        <w:r>
-          <w:t xml:space="preserve"> </w:t>
-        </w:r>
-      </w:ins>
-      <w:ins w:id="561" w:author="PR Preview" w:date="2026-01-01T00:00:00Z">
+      <w:ins w:id="587" w:author="PR Preview" w:date="2026-01-01T00:00:00Z">
+        <w:r>
+          <w:t xml:space="preserve"> </w:t>
+        </w:r>
+      </w:ins>
+      <w:ins w:id="588" w:author="PR Preview" w:date="2026-01-01T00:00:00Z">
         <w:r>
           <w:rPr>
             <w:rStyle w:val="VerbatimChar"/>
@@ -6542,17 +6817,17 @@
           <w:t xml:space="preserve">vcov</w:t>
         </w:r>
       </w:ins>
-      <w:ins w:id="562" w:author="PR Preview" w:date="2026-01-01T00:00:00Z">
-        <w:r>
-          <w:t xml:space="preserve"> </w:t>
-        </w:r>
-      </w:ins>
-      <w:ins w:id="563" w:author="PR Preview" w:date="2026-01-01T00:00:00Z">
+      <w:ins w:id="589" w:author="PR Preview" w:date="2026-01-01T00:00:00Z">
+        <w:r>
+          <w:t xml:space="preserve"> </w:t>
+        </w:r>
+      </w:ins>
+      <w:ins w:id="590" w:author="PR Preview" w:date="2026-01-01T00:00:00Z">
         <w:r>
           <w:t xml:space="preserve">returns</w:t>
         </w:r>
       </w:ins>
-      <w:ins w:id="564" w:author="PR Preview" w:date="2026-01-01T00:00:00Z">
+      <w:ins w:id="591" w:author="PR Preview" w:date="2026-01-01T00:00:00Z">
         <w:r>
           <w:t xml:space="preserve"> </w:t>
         </w:r>
@@ -6618,7 +6893,7 @@
           </m:sup>
         </m:sSup>
       </m:oMath>
-      <w:ins w:id="565" w:author="PR Preview" w:date="2026-01-01T00:00:00Z">
+      <w:ins w:id="592" w:author="PR Preview" w:date="2026-01-01T00:00:00Z">
         <w:r>
           <w:t xml:space="preserve">.</w:t>
         </w:r>
@@ -6628,7 +6903,7 @@
       <w:pPr>
         <w:pStyle w:val="SourceCode"/>
       </w:pPr>
-      <w:ins w:id="566" w:author="PR Preview" w:date="2026-01-01T00:00:00Z">
+      <w:ins w:id="593" w:author="PR Preview" w:date="2026-01-01T00:00:00Z">
         <w:r>
           <w:rPr>
             <w:rStyle w:val="CommentTok"/>
@@ -6636,12 +6911,12 @@
           <w:t xml:space="preserve"># standard errors: square roots of the diagonal of (X'WX)^-1</w:t>
         </w:r>
       </w:ins>
-      <w:ins w:id="567" w:author="PR Preview" w:date="2026-01-01T00:00:00Z">
+      <w:ins w:id="594" w:author="PR Preview" w:date="2026-01-01T00:00:00Z">
         <w:r>
           <w:br/>
         </w:r>
       </w:ins>
-      <w:ins w:id="568" w:author="PR Preview" w:date="2026-01-01T00:00:00Z">
+      <w:ins w:id="595" w:author="PR Preview" w:date="2026-01-01T00:00:00Z">
         <w:r>
           <w:rPr>
             <w:rStyle w:val="NormalTok"/>
@@ -6649,7 +6924,7 @@
           <w:t xml:space="preserve">wf_se </w:t>
         </w:r>
       </w:ins>
-      <w:ins w:id="569" w:author="PR Preview" w:date="2026-01-01T00:00:00Z">
+      <w:ins w:id="596" w:author="PR Preview" w:date="2026-01-01T00:00:00Z">
         <w:r>
           <w:rPr>
             <w:rStyle w:val="OtherTok"/>
@@ -6657,15 +6932,15 @@
           <w:t xml:space="preserve">&lt;-</w:t>
         </w:r>
       </w:ins>
-      <w:ins w:id="570" w:author="PR Preview" w:date="2026-01-01T00:00:00Z">
-        <w:r>
-          <w:rPr>
-            <w:rStyle w:val="NormalTok"/>
-          </w:rPr>
-          <w:t xml:space="preserve"> </w:t>
-        </w:r>
-      </w:ins>
-      <w:ins w:id="571" w:author="PR Preview" w:date="2026-01-01T00:00:00Z">
+      <w:ins w:id="597" w:author="PR Preview" w:date="2026-01-01T00:00:00Z">
+        <w:r>
+          <w:rPr>
+            <w:rStyle w:val="NormalTok"/>
+          </w:rPr>
+          <w:t xml:space="preserve"> </w:t>
+        </w:r>
+      </w:ins>
+      <w:ins w:id="598" w:author="PR Preview" w:date="2026-01-01T00:00:00Z">
         <w:r>
           <w:rPr>
             <w:rStyle w:val="FunctionTok"/>
@@ -6673,7 +6948,7 @@
           <w:t xml:space="preserve">sqrt</w:t>
         </w:r>
       </w:ins>
-      <w:ins w:id="572" w:author="PR Preview" w:date="2026-01-01T00:00:00Z">
+      <w:ins w:id="599" w:author="PR Preview" w:date="2026-01-01T00:00:00Z">
         <w:r>
           <w:rPr>
             <w:rStyle w:val="NormalTok"/>
@@ -6681,7 +6956,7 @@
           <w:t xml:space="preserve">(</w:t>
         </w:r>
       </w:ins>
-      <w:ins w:id="573" w:author="PR Preview" w:date="2026-01-01T00:00:00Z">
+      <w:ins w:id="600" w:author="PR Preview" w:date="2026-01-01T00:00:00Z">
         <w:r>
           <w:rPr>
             <w:rStyle w:val="FunctionTok"/>
@@ -6689,7 +6964,7 @@
           <w:t xml:space="preserve">diag</w:t>
         </w:r>
       </w:ins>
-      <w:ins w:id="574" w:author="PR Preview" w:date="2026-01-01T00:00:00Z">
+      <w:ins w:id="601" w:author="PR Preview" w:date="2026-01-01T00:00:00Z">
         <w:r>
           <w:rPr>
             <w:rStyle w:val="NormalTok"/>
@@ -6697,7 +6972,7 @@
           <w:t xml:space="preserve">(</w:t>
         </w:r>
       </w:ins>
-      <w:ins w:id="575" w:author="PR Preview" w:date="2026-01-01T00:00:00Z">
+      <w:ins w:id="602" w:author="PR Preview" w:date="2026-01-01T00:00:00Z">
         <w:r>
           <w:rPr>
             <w:rStyle w:val="FunctionTok"/>
@@ -6705,7 +6980,7 @@
           <w:t xml:space="preserve">vcov</w:t>
         </w:r>
       </w:ins>
-      <w:ins w:id="576" w:author="PR Preview" w:date="2026-01-01T00:00:00Z">
+      <w:ins w:id="603" w:author="PR Preview" w:date="2026-01-01T00:00:00Z">
         <w:r>
           <w:rPr>
             <w:rStyle w:val="NormalTok"/>
@@ -6713,12 +6988,12 @@
           <w:t xml:space="preserve">(wf_fit)))</w:t>
         </w:r>
       </w:ins>
-      <w:ins w:id="577" w:author="PR Preview" w:date="2026-01-01T00:00:00Z">
+      <w:ins w:id="604" w:author="PR Preview" w:date="2026-01-01T00:00:00Z">
         <w:r>
           <w:br/>
         </w:r>
       </w:ins>
-      <w:ins w:id="578" w:author="PR Preview" w:date="2026-01-01T00:00:00Z">
+      <w:ins w:id="605" w:author="PR Preview" w:date="2026-01-01T00:00:00Z">
         <w:r>
           <w:rPr>
             <w:rStyle w:val="NormalTok"/>
@@ -6726,7 +7001,7 @@
           <w:t xml:space="preserve">wf_slope </w:t>
         </w:r>
       </w:ins>
-      <w:ins w:id="579" w:author="PR Preview" w:date="2026-01-01T00:00:00Z">
+      <w:ins w:id="606" w:author="PR Preview" w:date="2026-01-01T00:00:00Z">
         <w:r>
           <w:rPr>
             <w:rStyle w:val="OtherTok"/>
@@ -6734,15 +7009,15 @@
           <w:t xml:space="preserve">&lt;-</w:t>
         </w:r>
       </w:ins>
-      <w:ins w:id="580" w:author="PR Preview" w:date="2026-01-01T00:00:00Z">
-        <w:r>
-          <w:rPr>
-            <w:rStyle w:val="NormalTok"/>
-          </w:rPr>
-          <w:t xml:space="preserve"> </w:t>
-        </w:r>
-      </w:ins>
-      <w:ins w:id="581" w:author="PR Preview" w:date="2026-01-01T00:00:00Z">
+      <w:ins w:id="607" w:author="PR Preview" w:date="2026-01-01T00:00:00Z">
+        <w:r>
+          <w:rPr>
+            <w:rStyle w:val="NormalTok"/>
+          </w:rPr>
+          <w:t xml:space="preserve"> </w:t>
+        </w:r>
+      </w:ins>
+      <w:ins w:id="608" w:author="PR Preview" w:date="2026-01-01T00:00:00Z">
         <w:r>
           <w:rPr>
             <w:rStyle w:val="FunctionTok"/>
@@ -6750,7 +7025,7 @@
           <w:t xml:space="preserve">coef</w:t>
         </w:r>
       </w:ins>
-      <w:ins w:id="582" w:author="PR Preview" w:date="2026-01-01T00:00:00Z">
+      <w:ins w:id="609" w:author="PR Preview" w:date="2026-01-01T00:00:00Z">
         <w:r>
           <w:rPr>
             <w:rStyle w:val="NormalTok"/>
@@ -6758,7 +7033,7 @@
           <w:t xml:space="preserve">(wf_fit)[[</w:t>
         </w:r>
       </w:ins>
-      <w:ins w:id="583" w:author="PR Preview" w:date="2026-01-01T00:00:00Z">
+      <w:ins w:id="610" w:author="PR Preview" w:date="2026-01-01T00:00:00Z">
         <w:r>
           <w:rPr>
             <w:rStyle w:val="StringTok"/>
@@ -6766,7 +7041,7 @@
           <w:t xml:space="preserve">"wf_x"</w:t>
         </w:r>
       </w:ins>
-      <w:ins w:id="584" w:author="PR Preview" w:date="2026-01-01T00:00:00Z">
+      <w:ins w:id="611" w:author="PR Preview" w:date="2026-01-01T00:00:00Z">
         <w:r>
           <w:rPr>
             <w:rStyle w:val="NormalTok"/>
@@ -6774,12 +7049,12 @@
           <w:t xml:space="preserve">]]</w:t>
         </w:r>
       </w:ins>
-      <w:ins w:id="585" w:author="PR Preview" w:date="2026-01-01T00:00:00Z">
+      <w:ins w:id="612" w:author="PR Preview" w:date="2026-01-01T00:00:00Z">
         <w:r>
           <w:br/>
         </w:r>
       </w:ins>
-      <w:ins w:id="586" w:author="PR Preview" w:date="2026-01-01T00:00:00Z">
+      <w:ins w:id="613" w:author="PR Preview" w:date="2026-01-01T00:00:00Z">
         <w:r>
           <w:rPr>
             <w:rStyle w:val="CommentTok"/>
@@ -6787,12 +7062,12 @@
           <w:t xml:space="preserve"># 95% Wald interval for the slope</w:t>
         </w:r>
       </w:ins>
-      <w:ins w:id="587" w:author="PR Preview" w:date="2026-01-01T00:00:00Z">
+      <w:ins w:id="614" w:author="PR Preview" w:date="2026-01-01T00:00:00Z">
         <w:r>
           <w:br/>
         </w:r>
       </w:ins>
-      <w:ins w:id="588" w:author="PR Preview" w:date="2026-01-01T00:00:00Z">
+      <w:ins w:id="615" w:author="PR Preview" w:date="2026-01-01T00:00:00Z">
         <w:r>
           <w:rPr>
             <w:rStyle w:val="NormalTok"/>
@@ -6800,7 +7075,7 @@
           <w:t xml:space="preserve">wf_ci </w:t>
         </w:r>
       </w:ins>
-      <w:ins w:id="589" w:author="PR Preview" w:date="2026-01-01T00:00:00Z">
+      <w:ins w:id="616" w:author="PR Preview" w:date="2026-01-01T00:00:00Z">
         <w:r>
           <w:rPr>
             <w:rStyle w:val="OtherTok"/>
@@ -6808,7 +7083,7 @@
           <w:t xml:space="preserve">&lt;-</w:t>
         </w:r>
       </w:ins>
-      <w:ins w:id="590" w:author="PR Preview" w:date="2026-01-01T00:00:00Z">
+      <w:ins w:id="617" w:author="PR Preview" w:date="2026-01-01T00:00:00Z">
         <w:r>
           <w:rPr>
             <w:rStyle w:val="NormalTok"/>
@@ -6816,7 +7091,7 @@
           <w:t xml:space="preserve"> wf_slope </w:t>
         </w:r>
       </w:ins>
-      <w:ins w:id="591" w:author="PR Preview" w:date="2026-01-01T00:00:00Z">
+      <w:ins w:id="618" w:author="PR Preview" w:date="2026-01-01T00:00:00Z">
         <w:r>
           <w:rPr>
             <w:rStyle w:val="SpecialCharTok"/>
@@ -6824,15 +7099,15 @@
           <w:t xml:space="preserve">+</w:t>
         </w:r>
       </w:ins>
-      <w:ins w:id="592" w:author="PR Preview" w:date="2026-01-01T00:00:00Z">
-        <w:r>
-          <w:rPr>
-            <w:rStyle w:val="NormalTok"/>
-          </w:rPr>
-          <w:t xml:space="preserve"> </w:t>
-        </w:r>
-      </w:ins>
-      <w:ins w:id="593" w:author="PR Preview" w:date="2026-01-01T00:00:00Z">
+      <w:ins w:id="619" w:author="PR Preview" w:date="2026-01-01T00:00:00Z">
+        <w:r>
+          <w:rPr>
+            <w:rStyle w:val="NormalTok"/>
+          </w:rPr>
+          <w:t xml:space="preserve"> </w:t>
+        </w:r>
+      </w:ins>
+      <w:ins w:id="620" w:author="PR Preview" w:date="2026-01-01T00:00:00Z">
         <w:r>
           <w:rPr>
             <w:rStyle w:val="FunctionTok"/>
@@ -6840,7 +7115,7 @@
           <w:t xml:space="preserve">c</w:t>
         </w:r>
       </w:ins>
-      <w:ins w:id="594" w:author="PR Preview" w:date="2026-01-01T00:00:00Z">
+      <w:ins w:id="621" w:author="PR Preview" w:date="2026-01-01T00:00:00Z">
         <w:r>
           <w:rPr>
             <w:rStyle w:val="NormalTok"/>
@@ -6848,7 +7123,7 @@
           <w:t xml:space="preserve">(</w:t>
         </w:r>
       </w:ins>
-      <w:ins w:id="595" w:author="PR Preview" w:date="2026-01-01T00:00:00Z">
+      <w:ins w:id="622" w:author="PR Preview" w:date="2026-01-01T00:00:00Z">
         <w:r>
           <w:rPr>
             <w:rStyle w:val="SpecialCharTok"/>
@@ -6856,7 +7131,7 @@
           <w:t xml:space="preserve">-</w:t>
         </w:r>
       </w:ins>
-      <w:ins w:id="596" w:author="PR Preview" w:date="2026-01-01T00:00:00Z">
+      <w:ins w:id="623" w:author="PR Preview" w:date="2026-01-01T00:00:00Z">
         <w:r>
           <w:rPr>
             <w:rStyle w:val="DecValTok"/>
@@ -6864,7 +7139,7 @@
           <w:t xml:space="preserve">1</w:t>
         </w:r>
       </w:ins>
-      <w:ins w:id="597" w:author="PR Preview" w:date="2026-01-01T00:00:00Z">
+      <w:ins w:id="624" w:author="PR Preview" w:date="2026-01-01T00:00:00Z">
         <w:r>
           <w:rPr>
             <w:rStyle w:val="NormalTok"/>
@@ -6872,7 +7147,7 @@
           <w:t xml:space="preserve">, </w:t>
         </w:r>
       </w:ins>
-      <w:ins w:id="598" w:author="PR Preview" w:date="2026-01-01T00:00:00Z">
+      <w:ins w:id="625" w:author="PR Preview" w:date="2026-01-01T00:00:00Z">
         <w:r>
           <w:rPr>
             <w:rStyle w:val="DecValTok"/>
@@ -6880,7 +7155,7 @@
           <w:t xml:space="preserve">1</w:t>
         </w:r>
       </w:ins>
-      <w:ins w:id="599" w:author="PR Preview" w:date="2026-01-01T00:00:00Z">
+      <w:ins w:id="626" w:author="PR Preview" w:date="2026-01-01T00:00:00Z">
         <w:r>
           <w:rPr>
             <w:rStyle w:val="NormalTok"/>
@@ -6888,7 +7163,7 @@
           <w:t xml:space="preserve">) </w:t>
         </w:r>
       </w:ins>
-      <w:ins w:id="600" w:author="PR Preview" w:date="2026-01-01T00:00:00Z">
+      <w:ins w:id="627" w:author="PR Preview" w:date="2026-01-01T00:00:00Z">
         <w:r>
           <w:rPr>
             <w:rStyle w:val="SpecialCharTok"/>
@@ -6896,15 +7171,15 @@
           <w:t xml:space="preserve">*</w:t>
         </w:r>
       </w:ins>
-      <w:ins w:id="601" w:author="PR Preview" w:date="2026-01-01T00:00:00Z">
-        <w:r>
-          <w:rPr>
-            <w:rStyle w:val="NormalTok"/>
-          </w:rPr>
-          <w:t xml:space="preserve"> </w:t>
-        </w:r>
-      </w:ins>
-      <w:ins w:id="602" w:author="PR Preview" w:date="2026-01-01T00:00:00Z">
+      <w:ins w:id="628" w:author="PR Preview" w:date="2026-01-01T00:00:00Z">
+        <w:r>
+          <w:rPr>
+            <w:rStyle w:val="NormalTok"/>
+          </w:rPr>
+          <w:t xml:space="preserve"> </w:t>
+        </w:r>
+      </w:ins>
+      <w:ins w:id="629" w:author="PR Preview" w:date="2026-01-01T00:00:00Z">
         <w:r>
           <w:rPr>
             <w:rStyle w:val="FunctionTok"/>
@@ -6912,7 +7187,7 @@
           <w:t xml:space="preserve">qnorm</w:t>
         </w:r>
       </w:ins>
-      <w:ins w:id="603" w:author="PR Preview" w:date="2026-01-01T00:00:00Z">
+      <w:ins w:id="630" w:author="PR Preview" w:date="2026-01-01T00:00:00Z">
         <w:r>
           <w:rPr>
             <w:rStyle w:val="NormalTok"/>
@@ -6920,7 +7195,7 @@
           <w:t xml:space="preserve">(</w:t>
         </w:r>
       </w:ins>
-      <w:ins w:id="604" w:author="PR Preview" w:date="2026-01-01T00:00:00Z">
+      <w:ins w:id="631" w:author="PR Preview" w:date="2026-01-01T00:00:00Z">
         <w:r>
           <w:rPr>
             <w:rStyle w:val="FloatTok"/>
@@ -6928,7 +7203,7 @@
           <w:t xml:space="preserve">0.975</w:t>
         </w:r>
       </w:ins>
-      <w:ins w:id="605" w:author="PR Preview" w:date="2026-01-01T00:00:00Z">
+      <w:ins w:id="632" w:author="PR Preview" w:date="2026-01-01T00:00:00Z">
         <w:r>
           <w:rPr>
             <w:rStyle w:val="NormalTok"/>
@@ -6936,7 +7211,7 @@
           <w:t xml:space="preserve">) </w:t>
         </w:r>
       </w:ins>
-      <w:ins w:id="606" w:author="PR Preview" w:date="2026-01-01T00:00:00Z">
+      <w:ins w:id="633" w:author="PR Preview" w:date="2026-01-01T00:00:00Z">
         <w:r>
           <w:rPr>
             <w:rStyle w:val="SpecialCharTok"/>
@@ -6944,7 +7219,7 @@
           <w:t xml:space="preserve">*</w:t>
         </w:r>
       </w:ins>
-      <w:ins w:id="607" w:author="PR Preview" w:date="2026-01-01T00:00:00Z">
+      <w:ins w:id="634" w:author="PR Preview" w:date="2026-01-01T00:00:00Z">
         <w:r>
           <w:rPr>
             <w:rStyle w:val="NormalTok"/>
@@ -6952,7 +7227,7 @@
           <w:t xml:space="preserve"> wf_se[[</w:t>
         </w:r>
       </w:ins>
-      <w:ins w:id="608" w:author="PR Preview" w:date="2026-01-01T00:00:00Z">
+      <w:ins w:id="635" w:author="PR Preview" w:date="2026-01-01T00:00:00Z">
         <w:r>
           <w:rPr>
             <w:rStyle w:val="StringTok"/>
@@ -6960,7 +7235,7 @@
           <w:t xml:space="preserve">"wf_x"</w:t>
         </w:r>
       </w:ins>
-      <w:ins w:id="609" w:author="PR Preview" w:date="2026-01-01T00:00:00Z">
+      <w:ins w:id="636" w:author="PR Preview" w:date="2026-01-01T00:00:00Z">
         <w:r>
           <w:rPr>
             <w:rStyle w:val="NormalTok"/>
@@ -6968,12 +7243,12 @@
           <w:t xml:space="preserve">]]</w:t>
         </w:r>
       </w:ins>
-      <w:ins w:id="610" w:author="PR Preview" w:date="2026-01-01T00:00:00Z">
+      <w:ins w:id="637" w:author="PR Preview" w:date="2026-01-01T00:00:00Z">
         <w:r>
           <w:br/>
         </w:r>
       </w:ins>
-      <w:ins w:id="611" w:author="PR Preview" w:date="2026-01-01T00:00:00Z">
+      <w:ins w:id="638" w:author="PR Preview" w:date="2026-01-01T00:00:00Z">
         <w:r>
           <w:rPr>
             <w:rStyle w:val="NormalTok"/>
@@ -6981,7 +7256,7 @@
           <w:t xml:space="preserve">wf_summary </w:t>
         </w:r>
       </w:ins>
-      <w:ins w:id="612" w:author="PR Preview" w:date="2026-01-01T00:00:00Z">
+      <w:ins w:id="639" w:author="PR Preview" w:date="2026-01-01T00:00:00Z">
         <w:r>
           <w:rPr>
             <w:rStyle w:val="OtherTok"/>
@@ -6989,15 +7264,15 @@
           <w:t xml:space="preserve">&lt;-</w:t>
         </w:r>
       </w:ins>
-      <w:ins w:id="613" w:author="PR Preview" w:date="2026-01-01T00:00:00Z">
-        <w:r>
-          <w:rPr>
-            <w:rStyle w:val="NormalTok"/>
-          </w:rPr>
-          <w:t xml:space="preserve"> </w:t>
-        </w:r>
-      </w:ins>
-      <w:ins w:id="614" w:author="PR Preview" w:date="2026-01-01T00:00:00Z">
+      <w:ins w:id="640" w:author="PR Preview" w:date="2026-01-01T00:00:00Z">
+        <w:r>
+          <w:rPr>
+            <w:rStyle w:val="NormalTok"/>
+          </w:rPr>
+          <w:t xml:space="preserve"> </w:t>
+        </w:r>
+      </w:ins>
+      <w:ins w:id="641" w:author="PR Preview" w:date="2026-01-01T00:00:00Z">
         <w:r>
           <w:rPr>
             <w:rStyle w:val="FunctionTok"/>
@@ -7005,7 +7280,7 @@
           <w:t xml:space="preserve">c</w:t>
         </w:r>
       </w:ins>
-      <w:ins w:id="615" w:author="PR Preview" w:date="2026-01-01T00:00:00Z">
+      <w:ins w:id="642" w:author="PR Preview" w:date="2026-01-01T00:00:00Z">
         <w:r>
           <w:rPr>
             <w:rStyle w:val="NormalTok"/>
@@ -7013,12 +7288,12 @@
           <w:t xml:space="preserve">(</w:t>
         </w:r>
       </w:ins>
-      <w:ins w:id="616" w:author="PR Preview" w:date="2026-01-01T00:00:00Z">
+      <w:ins w:id="643" w:author="PR Preview" w:date="2026-01-01T00:00:00Z">
         <w:r>
           <w:br/>
         </w:r>
       </w:ins>
-      <w:ins w:id="617" w:author="PR Preview" w:date="2026-01-01T00:00:00Z">
+      <w:ins w:id="644" w:author="PR Preview" w:date="2026-01-01T00:00:00Z">
         <w:r>
           <w:rPr>
             <w:rStyle w:val="NormalTok"/>
@@ -7026,7 +7301,7 @@
           <w:t xml:space="preserve">  </w:t>
         </w:r>
       </w:ins>
-      <w:ins w:id="618" w:author="PR Preview" w:date="2026-01-01T00:00:00Z">
+      <w:ins w:id="645" w:author="PR Preview" w:date="2026-01-01T00:00:00Z">
         <w:r>
           <w:rPr>
             <w:rStyle w:val="AttributeTok"/>
@@ -7034,7 +7309,7 @@
           <w:t xml:space="preserve">slope =</w:t>
         </w:r>
       </w:ins>
-      <w:ins w:id="619" w:author="PR Preview" w:date="2026-01-01T00:00:00Z">
+      <w:ins w:id="646" w:author="PR Preview" w:date="2026-01-01T00:00:00Z">
         <w:r>
           <w:rPr>
             <w:rStyle w:val="NormalTok"/>
@@ -7042,7 +7317,7 @@
           <w:t xml:space="preserve"> wf_slope, </w:t>
         </w:r>
       </w:ins>
-      <w:ins w:id="620" w:author="PR Preview" w:date="2026-01-01T00:00:00Z">
+      <w:ins w:id="647" w:author="PR Preview" w:date="2026-01-01T00:00:00Z">
         <w:r>
           <w:rPr>
             <w:rStyle w:val="AttributeTok"/>
@@ -7050,7 +7325,7 @@
           <w:t xml:space="preserve">se =</w:t>
         </w:r>
       </w:ins>
-      <w:ins w:id="621" w:author="PR Preview" w:date="2026-01-01T00:00:00Z">
+      <w:ins w:id="648" w:author="PR Preview" w:date="2026-01-01T00:00:00Z">
         <w:r>
           <w:rPr>
             <w:rStyle w:val="NormalTok"/>
@@ -7058,7 +7333,7 @@
           <w:t xml:space="preserve"> wf_se[[</w:t>
         </w:r>
       </w:ins>
-      <w:ins w:id="622" w:author="PR Preview" w:date="2026-01-01T00:00:00Z">
+      <w:ins w:id="649" w:author="PR Preview" w:date="2026-01-01T00:00:00Z">
         <w:r>
           <w:rPr>
             <w:rStyle w:val="StringTok"/>
@@ -7066,7 +7341,7 @@
           <w:t xml:space="preserve">"wf_x"</w:t>
         </w:r>
       </w:ins>
-      <w:ins w:id="623" w:author="PR Preview" w:date="2026-01-01T00:00:00Z">
+      <w:ins w:id="650" w:author="PR Preview" w:date="2026-01-01T00:00:00Z">
         <w:r>
           <w:rPr>
             <w:rStyle w:val="NormalTok"/>
@@ -7074,7 +7349,7 @@
           <w:t xml:space="preserve">]], </w:t>
         </w:r>
       </w:ins>
-      <w:ins w:id="624" w:author="PR Preview" w:date="2026-01-01T00:00:00Z">
+      <w:ins w:id="651" w:author="PR Preview" w:date="2026-01-01T00:00:00Z">
         <w:r>
           <w:rPr>
             <w:rStyle w:val="AttributeTok"/>
@@ -7082,7 +7357,7 @@
           <w:t xml:space="preserve">lower =</w:t>
         </w:r>
       </w:ins>
-      <w:ins w:id="625" w:author="PR Preview" w:date="2026-01-01T00:00:00Z">
+      <w:ins w:id="652" w:author="PR Preview" w:date="2026-01-01T00:00:00Z">
         <w:r>
           <w:rPr>
             <w:rStyle w:val="NormalTok"/>
@@ -7090,7 +7365,7 @@
           <w:t xml:space="preserve"> wf_ci[</w:t>
         </w:r>
       </w:ins>
-      <w:ins w:id="626" w:author="PR Preview" w:date="2026-01-01T00:00:00Z">
+      <w:ins w:id="653" w:author="PR Preview" w:date="2026-01-01T00:00:00Z">
         <w:r>
           <w:rPr>
             <w:rStyle w:val="DecValTok"/>
@@ -7098,7 +7373,7 @@
           <w:t xml:space="preserve">1</w:t>
         </w:r>
       </w:ins>
-      <w:ins w:id="627" w:author="PR Preview" w:date="2026-01-01T00:00:00Z">
+      <w:ins w:id="654" w:author="PR Preview" w:date="2026-01-01T00:00:00Z">
         <w:r>
           <w:rPr>
             <w:rStyle w:val="NormalTok"/>
@@ -7106,7 +7381,7 @@
           <w:t xml:space="preserve">], </w:t>
         </w:r>
       </w:ins>
-      <w:ins w:id="628" w:author="PR Preview" w:date="2026-01-01T00:00:00Z">
+      <w:ins w:id="655" w:author="PR Preview" w:date="2026-01-01T00:00:00Z">
         <w:r>
           <w:rPr>
             <w:rStyle w:val="AttributeTok"/>
@@ -7114,7 +7389,7 @@
           <w:t xml:space="preserve">upper =</w:t>
         </w:r>
       </w:ins>
-      <w:ins w:id="629" w:author="PR Preview" w:date="2026-01-01T00:00:00Z">
+      <w:ins w:id="656" w:author="PR Preview" w:date="2026-01-01T00:00:00Z">
         <w:r>
           <w:rPr>
             <w:rStyle w:val="NormalTok"/>
@@ -7122,7 +7397,7 @@
           <w:t xml:space="preserve"> wf_ci[</w:t>
         </w:r>
       </w:ins>
-      <w:ins w:id="630" w:author="PR Preview" w:date="2026-01-01T00:00:00Z">
+      <w:ins w:id="657" w:author="PR Preview" w:date="2026-01-01T00:00:00Z">
         <w:r>
           <w:rPr>
             <w:rStyle w:val="DecValTok"/>
@@ -7130,7 +7405,7 @@
           <w:t xml:space="preserve">2</w:t>
         </w:r>
       </w:ins>
-      <w:ins w:id="631" w:author="PR Preview" w:date="2026-01-01T00:00:00Z">
+      <w:ins w:id="658" w:author="PR Preview" w:date="2026-01-01T00:00:00Z">
         <w:r>
           <w:rPr>
             <w:rStyle w:val="NormalTok"/>
@@ -7138,12 +7413,12 @@
           <w:t xml:space="preserve">]</w:t>
         </w:r>
       </w:ins>
-      <w:ins w:id="632" w:author="PR Preview" w:date="2026-01-01T00:00:00Z">
+      <w:ins w:id="659" w:author="PR Preview" w:date="2026-01-01T00:00:00Z">
         <w:r>
           <w:br/>
         </w:r>
       </w:ins>
-      <w:ins w:id="633" w:author="PR Preview" w:date="2026-01-01T00:00:00Z">
+      <w:ins w:id="660" w:author="PR Preview" w:date="2026-01-01T00:00:00Z">
         <w:r>
           <w:rPr>
             <w:rStyle w:val="NormalTok"/>
@@ -7151,12 +7426,12 @@
           <w:t xml:space="preserve">)</w:t>
         </w:r>
       </w:ins>
-      <w:ins w:id="634" w:author="PR Preview" w:date="2026-01-01T00:00:00Z">
+      <w:ins w:id="661" w:author="PR Preview" w:date="2026-01-01T00:00:00Z">
         <w:r>
           <w:br/>
         </w:r>
       </w:ins>
-      <w:ins w:id="635" w:author="PR Preview" w:date="2026-01-01T00:00:00Z">
+      <w:ins w:id="662" w:author="PR Preview" w:date="2026-01-01T00:00:00Z">
         <w:r>
           <w:rPr>
             <w:rStyle w:val="FunctionTok"/>
@@ -7164,7 +7439,7 @@
           <w:t xml:space="preserve">round</w:t>
         </w:r>
       </w:ins>
-      <w:ins w:id="636" w:author="PR Preview" w:date="2026-01-01T00:00:00Z">
+      <w:ins w:id="663" w:author="PR Preview" w:date="2026-01-01T00:00:00Z">
         <w:r>
           <w:rPr>
             <w:rStyle w:val="NormalTok"/>
@@ -7172,7 +7447,7 @@
           <w:t xml:space="preserve">(wf_summary, </w:t>
         </w:r>
       </w:ins>
-      <w:ins w:id="637" w:author="PR Preview" w:date="2026-01-01T00:00:00Z">
+      <w:ins w:id="664" w:author="PR Preview" w:date="2026-01-01T00:00:00Z">
         <w:r>
           <w:rPr>
             <w:rStyle w:val="DecValTok"/>
@@ -7180,7 +7455,7 @@
           <w:t xml:space="preserve">3</w:t>
         </w:r>
       </w:ins>
-      <w:ins w:id="638" w:author="PR Preview" w:date="2026-01-01T00:00:00Z">
+      <w:ins w:id="665" w:author="PR Preview" w:date="2026-01-01T00:00:00Z">
         <w:r>
           <w:rPr>
             <w:rStyle w:val="NormalTok"/>
@@ -7188,12 +7463,12 @@
           <w:t xml:space="preserve">)</w:t>
         </w:r>
       </w:ins>
-      <w:ins w:id="639" w:author="PR Preview" w:date="2026-01-01T00:00:00Z">
+      <w:ins w:id="666" w:author="PR Preview" w:date="2026-01-01T00:00:00Z">
         <w:r>
           <w:br/>
         </w:r>
       </w:ins>
-      <w:ins w:id="640" w:author="PR Preview" w:date="2026-01-01T00:00:00Z">
+      <w:ins w:id="667" w:author="PR Preview" w:date="2026-01-01T00:00:00Z">
         <w:r>
           <w:rPr>
             <w:rStyle w:val="CommentTok"/>
@@ -7201,12 +7476,12 @@
           <w:t xml:space="preserve">#&gt;  slope     se  lower  upper </w:t>
         </w:r>
       </w:ins>
-      <w:ins w:id="641" w:author="PR Preview" w:date="2026-01-01T00:00:00Z">
+      <w:ins w:id="668" w:author="PR Preview" w:date="2026-01-01T00:00:00Z">
         <w:r>
           <w:br/>
         </w:r>
       </w:ins>
-      <w:ins w:id="642" w:author="PR Preview" w:date="2026-01-01T00:00:00Z">
+      <w:ins w:id="669" w:author="PR Preview" w:date="2026-01-01T00:00:00Z">
         <w:r>
           <w:rPr>
             <w:rStyle w:val="CommentTok"/>
@@ -7219,12 +7494,12 @@
       <w:pPr>
         <w:pStyle w:val="FirstParagraph"/>
       </w:pPr>
-      <w:ins w:id="643" w:author="PR Preview" w:date="2026-01-01T00:00:00Z">
+      <w:ins w:id="670" w:author="PR Preview" w:date="2026-01-01T00:00:00Z">
         <w:r>
           <w:t xml:space="preserve">The interval for</w:t>
         </w:r>
       </w:ins>
-      <w:ins w:id="644" w:author="PR Preview" w:date="2026-01-01T00:00:00Z">
+      <w:ins w:id="671" w:author="PR Preview" w:date="2026-01-01T00:00:00Z">
         <w:r>
           <w:t xml:space="preserve"> </w:t>
         </w:r>
@@ -7243,17 +7518,17 @@
           </m:sub>
         </m:sSub>
       </m:oMath>
-      <w:ins w:id="645" w:author="PR Preview" w:date="2026-01-01T00:00:00Z">
-        <w:r>
-          <w:t xml:space="preserve"> </w:t>
-        </w:r>
-      </w:ins>
-      <w:ins w:id="646" w:author="PR Preview" w:date="2026-01-01T00:00:00Z">
+      <w:ins w:id="672" w:author="PR Preview" w:date="2026-01-01T00:00:00Z">
+        <w:r>
+          <w:t xml:space="preserve"> </w:t>
+        </w:r>
+      </w:ins>
+      <w:ins w:id="673" w:author="PR Preview" w:date="2026-01-01T00:00:00Z">
         <w:r>
           <w:t xml:space="preserve">is</w:t>
         </w:r>
       </w:ins>
-      <w:ins w:id="647" w:author="PR Preview" w:date="2026-01-01T00:00:00Z">
+      <w:ins w:id="674" w:author="PR Preview" w:date="2026-01-01T00:00:00Z">
         <w:r>
           <w:t xml:space="preserve"> </w:t>
         </w:r>
@@ -7290,22 +7565,22 @@
           <m:t>)</m:t>
         </m:r>
       </m:oMath>
-      <w:ins w:id="648" w:author="PR Preview" w:date="2026-01-01T00:00:00Z">
+      <w:ins w:id="675" w:author="PR Preview" w:date="2026-01-01T00:00:00Z">
         <w:r>
           <w:t xml:space="preserve">.</w:t>
         </w:r>
       </w:ins>
-      <w:ins w:id="649" w:author="PR Preview" w:date="2026-01-01T00:00:00Z">
-        <w:r>
-          <w:t xml:space="preserve"> </w:t>
-        </w:r>
-      </w:ins>
-      <w:ins w:id="650" w:author="PR Preview" w:date="2026-01-01T00:00:00Z">
+      <w:ins w:id="676" w:author="PR Preview" w:date="2026-01-01T00:00:00Z">
+        <w:r>
+          <w:t xml:space="preserve"> </w:t>
+        </w:r>
+      </w:ins>
+      <w:ins w:id="677" w:author="PR Preview" w:date="2026-01-01T00:00:00Z">
         <w:r>
           <w:t xml:space="preserve">It contains</w:t>
         </w:r>
       </w:ins>
-      <w:ins w:id="651" w:author="PR Preview" w:date="2026-01-01T00:00:00Z">
+      <w:ins w:id="678" w:author="PR Preview" w:date="2026-01-01T00:00:00Z">
         <w:r>
           <w:t xml:space="preserve"> </w:t>
         </w:r>
@@ -7315,18 +7590,18 @@
           <m:t>0</m:t>
         </m:r>
       </m:oMath>
-      <w:ins w:id="652" w:author="PR Preview" w:date="2026-01-01T00:00:00Z">
+      <w:ins w:id="679" w:author="PR Preview" w:date="2026-01-01T00:00:00Z">
         <w:r>
           <w:t xml:space="preserve">, consistent with the test of</w:t>
         </w:r>
       </w:ins>
-      <w:ins w:id="653" w:author="PR Preview" w:date="2026-01-01T00:00:00Z">
+      <w:ins w:id="680" w:author="PR Preview" w:date="2026-01-01T00:00:00Z">
         <w:r>
           <w:t xml:space="preserve"> </w:t>
         </w:r>
       </w:ins>
       <w:hyperlink w:anchor="exm-deviance-drop-distribution">
-        <w:ins w:id="654" w:author="PR Preview" w:date="2026-01-01T00:00:00Z">
+        <w:ins w:id="681" w:author="PR Preview" w:date="2026-01-01T00:00:00Z">
           <w:r>
             <w:rPr>
               <w:rStyle w:val="Hyperlink"/>
@@ -7335,19 +7610,19 @@
           </w:r>
         </w:ins>
       </w:hyperlink>
-      <w:ins w:id="655" w:author="PR Preview" w:date="2026-01-01T00:00:00Z">
+      <w:ins w:id="682" w:author="PR Preview" w:date="2026-01-01T00:00:00Z">
         <w:r>
           <w:t xml:space="preserve">.</w:t>
         </w:r>
       </w:ins>
     </w:p>
-    <w:bookmarkEnd w:id="35"/>
-    <w:bookmarkStart w:id="36" w:name="cor-logistic-odds-interval"/>
+    <w:bookmarkEnd w:id="37"/>
+    <w:bookmarkStart w:id="38" w:name="cor-logistic-odds-interval"/>
     <w:p>
       <w:pPr>
         <w:pStyle w:val="BodyText"/>
       </w:pPr>
-      <w:ins w:id="656" w:author="PR Preview" w:date="2026-01-01T00:00:00Z">
+      <w:ins w:id="683" w:author="PR Preview" w:date="2026-01-01T00:00:00Z">
         <w:r>
           <w:rPr>
             <w:b/>
@@ -7356,17 +7631,17 @@
           <w:t xml:space="preserve">Corollary 3 (Interval for the odds factor of a logistic coefficient)</w:t>
         </w:r>
       </w:ins>
-      <w:ins w:id="657" w:author="PR Preview" w:date="2026-01-01T00:00:00Z">
-        <w:r>
-          <w:t xml:space="preserve"> </w:t>
-        </w:r>
-      </w:ins>
-      <w:ins w:id="658" w:author="PR Preview" w:date="2026-01-01T00:00:00Z">
+      <w:ins w:id="684" w:author="PR Preview" w:date="2026-01-01T00:00:00Z">
+        <w:r>
+          <w:t xml:space="preserve"> </w:t>
+        </w:r>
+      </w:ins>
+      <w:ins w:id="685" w:author="PR Preview" w:date="2026-01-01T00:00:00Z">
         <w:r>
           <w:t xml:space="preserve">If</w:t>
         </w:r>
       </w:ins>
-      <w:ins w:id="659" w:author="PR Preview" w:date="2026-01-01T00:00:00Z">
+      <w:ins w:id="686" w:author="PR Preview" w:date="2026-01-01T00:00:00Z">
         <w:r>
           <w:t xml:space="preserve"> </w:t>
         </w:r>
@@ -7401,17 +7676,17 @@
           <m:t>​</m:t>
         </m:r>
       </m:oMath>
-      <w:ins w:id="660" w:author="PR Preview" w:date="2026-01-01T00:00:00Z">
-        <w:r>
-          <w:t xml:space="preserve"> </w:t>
-        </w:r>
-      </w:ins>
-      <w:ins w:id="661" w:author="PR Preview" w:date="2026-01-01T00:00:00Z">
+      <w:ins w:id="687" w:author="PR Preview" w:date="2026-01-01T00:00:00Z">
+        <w:r>
+          <w:t xml:space="preserve"> </w:t>
+        </w:r>
+      </w:ins>
+      <w:ins w:id="688" w:author="PR Preview" w:date="2026-01-01T00:00:00Z">
         <w:r>
           <w:t xml:space="preserve">is a confidence interval for</w:t>
         </w:r>
       </w:ins>
-      <w:ins w:id="662" w:author="PR Preview" w:date="2026-01-01T00:00:00Z">
+      <w:ins w:id="689" w:author="PR Preview" w:date="2026-01-01T00:00:00Z">
         <w:r>
           <w:t xml:space="preserve"> </w:t>
         </w:r>
@@ -7430,23 +7705,23 @@
           </m:sub>
         </m:sSub>
       </m:oMath>
-      <w:ins w:id="663" w:author="PR Preview" w:date="2026-01-01T00:00:00Z">
-        <w:r>
-          <w:t xml:space="preserve"> </w:t>
-        </w:r>
-      </w:ins>
-      <w:ins w:id="664" w:author="PR Preview" w:date="2026-01-01T00:00:00Z">
+      <w:ins w:id="690" w:author="PR Preview" w:date="2026-01-01T00:00:00Z">
+        <w:r>
+          <w:t xml:space="preserve"> </w:t>
+        </w:r>
+      </w:ins>
+      <w:ins w:id="691" w:author="PR Preview" w:date="2026-01-01T00:00:00Z">
         <w:r>
           <w:t xml:space="preserve">from</w:t>
         </w:r>
       </w:ins>
-      <w:ins w:id="665" w:author="PR Preview" w:date="2026-01-01T00:00:00Z">
+      <w:ins w:id="692" w:author="PR Preview" w:date="2026-01-01T00:00:00Z">
         <w:r>
           <w:t xml:space="preserve"> </w:t>
         </w:r>
       </w:ins>
       <w:hyperlink w:anchor="cor-logistic-wald">
-        <w:ins w:id="666" w:author="PR Preview" w:date="2026-01-01T00:00:00Z">
+        <w:ins w:id="693" w:author="PR Preview" w:date="2026-01-01T00:00:00Z">
           <w:r>
             <w:rPr>
               <w:rStyle w:val="Hyperlink"/>
@@ -7455,12 +7730,12 @@
           </w:r>
         </w:ins>
       </w:hyperlink>
-      <w:ins w:id="667" w:author="PR Preview" w:date="2026-01-01T00:00:00Z">
+      <w:ins w:id="694" w:author="PR Preview" w:date="2026-01-01T00:00:00Z">
         <w:r>
           <w:t xml:space="preserve">, then</w:t>
         </w:r>
       </w:ins>
-      <w:ins w:id="668" w:author="PR Preview" w:date="2026-01-01T00:00:00Z">
+      <w:ins w:id="695" w:author="PR Preview" w:date="2026-01-01T00:00:00Z">
         <w:r>
           <w:t xml:space="preserve"> </w:t>
         </w:r>
@@ -7513,17 +7788,17 @@
           <m:t>​</m:t>
         </m:r>
       </m:oMath>
-      <w:ins w:id="669" w:author="PR Preview" w:date="2026-01-01T00:00:00Z">
-        <w:r>
-          <w:t xml:space="preserve"> </w:t>
-        </w:r>
-      </w:ins>
-      <w:ins w:id="670" w:author="PR Preview" w:date="2026-01-01T00:00:00Z">
+      <w:ins w:id="696" w:author="PR Preview" w:date="2026-01-01T00:00:00Z">
+        <w:r>
+          <w:t xml:space="preserve"> </w:t>
+        </w:r>
+      </w:ins>
+      <w:ins w:id="697" w:author="PR Preview" w:date="2026-01-01T00:00:00Z">
         <w:r>
           <w:t xml:space="preserve">is a confidence interval with the same level for</w:t>
         </w:r>
       </w:ins>
-      <w:ins w:id="671" w:author="PR Preview" w:date="2026-01-01T00:00:00Z">
+      <w:ins w:id="698" w:author="PR Preview" w:date="2026-01-01T00:00:00Z">
         <w:r>
           <w:t xml:space="preserve"> </w:t>
         </w:r>
@@ -7551,12 +7826,12 @@
           </m:sup>
         </m:sSup>
       </m:oMath>
-      <w:ins w:id="672" w:author="PR Preview" w:date="2026-01-01T00:00:00Z">
+      <w:ins w:id="699" w:author="PR Preview" w:date="2026-01-01T00:00:00Z">
         <w:r>
           <w:t xml:space="preserve">, the factor by which a one-unit increase in</w:t>
         </w:r>
       </w:ins>
-      <w:ins w:id="673" w:author="PR Preview" w:date="2026-01-01T00:00:00Z">
+      <w:ins w:id="700" w:author="PR Preview" w:date="2026-01-01T00:00:00Z">
         <w:r>
           <w:t xml:space="preserve"> </w:t>
         </w:r>
@@ -7575,12 +7850,12 @@
           </m:sub>
         </m:sSub>
       </m:oMath>
-      <w:ins w:id="674" w:author="PR Preview" w:date="2026-01-01T00:00:00Z">
+      <w:ins w:id="701" w:author="PR Preview" w:date="2026-01-01T00:00:00Z">
         <w:r>
           <w:t xml:space="preserve">, holding the other predictors fixed, multiplies the odds of</w:t>
         </w:r>
       </w:ins>
-      <w:ins w:id="675" w:author="PR Preview" w:date="2026-01-01T00:00:00Z">
+      <w:ins w:id="702" w:author="PR Preview" w:date="2026-01-01T00:00:00Z">
         <w:r>
           <w:t xml:space="preserve"> </w:t>
         </w:r>
@@ -7599,18 +7874,18 @@
           <m:t>1</m:t>
         </m:r>
       </m:oMath>
-      <w:ins w:id="676" w:author="PR Preview" w:date="2026-01-01T00:00:00Z">
+      <w:ins w:id="703" w:author="PR Preview" w:date="2026-01-01T00:00:00Z">
         <w:r>
           <w:t xml:space="preserve">.</w:t>
         </w:r>
       </w:ins>
     </w:p>
-    <w:bookmarkEnd w:id="36"/>
+    <w:bookmarkEnd w:id="38"/>
     <w:p>
       <w:pPr>
         <w:pStyle w:val="BodyText"/>
       </w:pPr>
-      <w:ins w:id="677" w:author="PR Preview" w:date="2026-01-01T00:00:00Z">
+      <w:ins w:id="704" w:author="PR Preview" w:date="2026-01-01T00:00:00Z">
         <w:r>
           <w:rPr>
             <w:i/>
@@ -7619,17 +7894,17 @@
           <w:t xml:space="preserve">Proof</w:t>
         </w:r>
       </w:ins>
-      <w:ins w:id="678" w:author="PR Preview" w:date="2026-01-01T00:00:00Z">
+      <w:ins w:id="705" w:author="PR Preview" w:date="2026-01-01T00:00:00Z">
         <w:r>
           <w:t xml:space="preserve">. </w:t>
         </w:r>
       </w:ins>
-      <w:ins w:id="679" w:author="PR Preview" w:date="2026-01-01T00:00:00Z">
+      <w:ins w:id="706" w:author="PR Preview" w:date="2026-01-01T00:00:00Z">
         <w:r>
           <w:t xml:space="preserve">The exponential function is increasing, so</w:t>
         </w:r>
       </w:ins>
-      <w:ins w:id="680" w:author="PR Preview" w:date="2026-01-01T00:00:00Z">
+      <w:ins w:id="707" w:author="PR Preview" w:date="2026-01-01T00:00:00Z">
         <w:r>
           <w:t xml:space="preserve"> </w:t>
         </w:r>
@@ -7666,17 +7941,17 @@
           <m:t>U</m:t>
         </m:r>
       </m:oMath>
-      <w:ins w:id="681" w:author="PR Preview" w:date="2026-01-01T00:00:00Z">
-        <w:r>
-          <w:t xml:space="preserve"> </w:t>
-        </w:r>
-      </w:ins>
-      <w:ins w:id="682" w:author="PR Preview" w:date="2026-01-01T00:00:00Z">
+      <w:ins w:id="708" w:author="PR Preview" w:date="2026-01-01T00:00:00Z">
+        <w:r>
+          <w:t xml:space="preserve"> </w:t>
+        </w:r>
+      </w:ins>
+      <w:ins w:id="709" w:author="PR Preview" w:date="2026-01-01T00:00:00Z">
         <w:r>
           <w:t xml:space="preserve">holds exactly when</w:t>
         </w:r>
       </w:ins>
-      <w:ins w:id="683" w:author="PR Preview" w:date="2026-01-01T00:00:00Z">
+      <w:ins w:id="710" w:author="PR Preview" w:date="2026-01-01T00:00:00Z">
         <w:r>
           <w:t xml:space="preserve"> </w:t>
         </w:r>
@@ -7740,18 +8015,18 @@
           </m:sup>
         </m:sSup>
       </m:oMath>
-      <w:ins w:id="684" w:author="PR Preview" w:date="2026-01-01T00:00:00Z">
+      <w:ins w:id="711" w:author="PR Preview" w:date="2026-01-01T00:00:00Z">
         <w:r>
           <w:t xml:space="preserve">.</w:t>
         </w:r>
       </w:ins>
     </w:p>
-    <w:bookmarkStart w:id="37" w:name="exm-logistic-odds-interval"/>
+    <w:bookmarkStart w:id="39" w:name="exm-logistic-odds-interval"/>
     <w:p>
       <w:pPr>
         <w:pStyle w:val="BodyText"/>
       </w:pPr>
-      <w:ins w:id="685" w:author="PR Preview" w:date="2026-01-01T00:00:00Z">
+      <w:ins w:id="712" w:author="PR Preview" w:date="2026-01-01T00:00:00Z">
         <w:r>
           <w:rPr>
             <w:b/>
@@ -7760,23 +8035,23 @@
           <w:t xml:space="preserve">Example 7 (How little six patients tell us)</w:t>
         </w:r>
       </w:ins>
-      <w:ins w:id="686" w:author="PR Preview" w:date="2026-01-01T00:00:00Z">
-        <w:r>
-          <w:t xml:space="preserve"> </w:t>
-        </w:r>
-      </w:ins>
-      <w:ins w:id="687" w:author="PR Preview" w:date="2026-01-01T00:00:00Z">
+      <w:ins w:id="713" w:author="PR Preview" w:date="2026-01-01T00:00:00Z">
+        <w:r>
+          <w:t xml:space="preserve"> </w:t>
+        </w:r>
+      </w:ins>
+      <w:ins w:id="714" w:author="PR Preview" w:date="2026-01-01T00:00:00Z">
         <w:r>
           <w:t xml:space="preserve">The two groups of</w:t>
         </w:r>
       </w:ins>
-      <w:ins w:id="688" w:author="PR Preview" w:date="2026-01-01T00:00:00Z">
+      <w:ins w:id="715" w:author="PR Preview" w:date="2026-01-01T00:00:00Z">
         <w:r>
           <w:t xml:space="preserve"> </w:t>
         </w:r>
       </w:ins>
       <w:hyperlink w:anchor="exm-logistic-regression">
-        <w:ins w:id="689" w:author="PR Preview" w:date="2026-01-01T00:00:00Z">
+        <w:ins w:id="716" w:author="PR Preview" w:date="2026-01-01T00:00:00Z">
           <w:r>
             <w:rPr>
               <w:rStyle w:val="Hyperlink"/>
@@ -7785,17 +8060,17 @@
           </w:r>
         </w:ins>
       </w:hyperlink>
-      <w:ins w:id="690" w:author="PR Preview" w:date="2026-01-01T00:00:00Z">
-        <w:r>
-          <w:t xml:space="preserve"> </w:t>
-        </w:r>
-      </w:ins>
-      <w:ins w:id="691" w:author="PR Preview" w:date="2026-01-01T00:00:00Z">
+      <w:ins w:id="717" w:author="PR Preview" w:date="2026-01-01T00:00:00Z">
+        <w:r>
+          <w:t xml:space="preserve"> </w:t>
+        </w:r>
+      </w:ins>
+      <w:ins w:id="718" w:author="PR Preview" w:date="2026-01-01T00:00:00Z">
         <w:r>
           <w:t xml:space="preserve">sit two units apart on the</w:t>
         </w:r>
       </w:ins>
-      <w:ins w:id="692" w:author="PR Preview" w:date="2026-01-01T00:00:00Z">
+      <w:ins w:id="719" w:author="PR Preview" w:date="2026-01-01T00:00:00Z">
         <w:r>
           <w:t xml:space="preserve"> </w:t>
         </w:r>
@@ -7805,17 +8080,17 @@
           <m:t>x</m:t>
         </m:r>
       </m:oMath>
-      <w:ins w:id="693" w:author="PR Preview" w:date="2026-01-01T00:00:00Z">
-        <w:r>
-          <w:t xml:space="preserve"> </w:t>
-        </w:r>
-      </w:ins>
-      <w:ins w:id="694" w:author="PR Preview" w:date="2026-01-01T00:00:00Z">
+      <w:ins w:id="720" w:author="PR Preview" w:date="2026-01-01T00:00:00Z">
+        <w:r>
+          <w:t xml:space="preserve"> </w:t>
+        </w:r>
+      </w:ins>
+      <w:ins w:id="721" w:author="PR Preview" w:date="2026-01-01T00:00:00Z">
         <w:r>
           <w:t xml:space="preserve">scale, so the odds ratio between them is</w:t>
         </w:r>
       </w:ins>
-      <w:ins w:id="695" w:author="PR Preview" w:date="2026-01-01T00:00:00Z">
+      <w:ins w:id="722" w:author="PR Preview" w:date="2026-01-01T00:00:00Z">
         <w:r>
           <w:t xml:space="preserve"> </w:t>
         </w:r>
@@ -7846,7 +8121,7 @@
           </m:sup>
         </m:sSup>
       </m:oMath>
-      <w:ins w:id="696" w:author="PR Preview" w:date="2026-01-01T00:00:00Z">
+      <w:ins w:id="723" w:author="PR Preview" w:date="2026-01-01T00:00:00Z">
         <w:r>
           <w:t xml:space="preserve">.</w:t>
         </w:r>
@@ -7856,7 +8131,7 @@
       <w:pPr>
         <w:pStyle w:val="SourceCode"/>
       </w:pPr>
-      <w:ins w:id="697" w:author="PR Preview" w:date="2026-01-01T00:00:00Z">
+      <w:ins w:id="724" w:author="PR Preview" w:date="2026-01-01T00:00:00Z">
         <w:r>
           <w:rPr>
             <w:rStyle w:val="CommentTok"/>
@@ -7864,12 +8139,12 @@
           <w:t xml:space="preserve"># fitted group odds ratio, and its interval: exponentiate twice the slope</w:t>
         </w:r>
       </w:ins>
-      <w:ins w:id="698" w:author="PR Preview" w:date="2026-01-01T00:00:00Z">
+      <w:ins w:id="725" w:author="PR Preview" w:date="2026-01-01T00:00:00Z">
         <w:r>
           <w:br/>
         </w:r>
       </w:ins>
-      <w:ins w:id="699" w:author="PR Preview" w:date="2026-01-01T00:00:00Z">
+      <w:ins w:id="726" w:author="PR Preview" w:date="2026-01-01T00:00:00Z">
         <w:r>
           <w:rPr>
             <w:rStyle w:val="NormalTok"/>
@@ -7877,7 +8152,7 @@
           <w:t xml:space="preserve">wf_group_or_hat </w:t>
         </w:r>
       </w:ins>
-      <w:ins w:id="700" w:author="PR Preview" w:date="2026-01-01T00:00:00Z">
+      <w:ins w:id="727" w:author="PR Preview" w:date="2026-01-01T00:00:00Z">
         <w:r>
           <w:rPr>
             <w:rStyle w:val="OtherTok"/>
@@ -7885,15 +8160,15 @@
           <w:t xml:space="preserve">&lt;-</w:t>
         </w:r>
       </w:ins>
-      <w:ins w:id="701" w:author="PR Preview" w:date="2026-01-01T00:00:00Z">
-        <w:r>
-          <w:rPr>
-            <w:rStyle w:val="NormalTok"/>
-          </w:rPr>
-          <w:t xml:space="preserve"> </w:t>
-        </w:r>
-      </w:ins>
-      <w:ins w:id="702" w:author="PR Preview" w:date="2026-01-01T00:00:00Z">
+      <w:ins w:id="728" w:author="PR Preview" w:date="2026-01-01T00:00:00Z">
+        <w:r>
+          <w:rPr>
+            <w:rStyle w:val="NormalTok"/>
+          </w:rPr>
+          <w:t xml:space="preserve"> </w:t>
+        </w:r>
+      </w:ins>
+      <w:ins w:id="729" w:author="PR Preview" w:date="2026-01-01T00:00:00Z">
         <w:r>
           <w:rPr>
             <w:rStyle w:val="FunctionTok"/>
@@ -7901,7 +8176,7 @@
           <w:t xml:space="preserve">exp</w:t>
         </w:r>
       </w:ins>
-      <w:ins w:id="703" w:author="PR Preview" w:date="2026-01-01T00:00:00Z">
+      <w:ins w:id="730" w:author="PR Preview" w:date="2026-01-01T00:00:00Z">
         <w:r>
           <w:rPr>
             <w:rStyle w:val="NormalTok"/>
@@ -7909,7 +8184,7 @@
           <w:t xml:space="preserve">(</w:t>
         </w:r>
       </w:ins>
-      <w:ins w:id="704" w:author="PR Preview" w:date="2026-01-01T00:00:00Z">
+      <w:ins w:id="731" w:author="PR Preview" w:date="2026-01-01T00:00:00Z">
         <w:r>
           <w:rPr>
             <w:rStyle w:val="DecValTok"/>
@@ -7917,15 +8192,15 @@
           <w:t xml:space="preserve">2</w:t>
         </w:r>
       </w:ins>
-      <w:ins w:id="705" w:author="PR Preview" w:date="2026-01-01T00:00:00Z">
-        <w:r>
-          <w:rPr>
-            <w:rStyle w:val="NormalTok"/>
-          </w:rPr>
-          <w:t xml:space="preserve"> </w:t>
-        </w:r>
-      </w:ins>
-      <w:ins w:id="706" w:author="PR Preview" w:date="2026-01-01T00:00:00Z">
+      <w:ins w:id="732" w:author="PR Preview" w:date="2026-01-01T00:00:00Z">
+        <w:r>
+          <w:rPr>
+            <w:rStyle w:val="NormalTok"/>
+          </w:rPr>
+          <w:t xml:space="preserve"> </w:t>
+        </w:r>
+      </w:ins>
+      <w:ins w:id="733" w:author="PR Preview" w:date="2026-01-01T00:00:00Z">
         <w:r>
           <w:rPr>
             <w:rStyle w:val="SpecialCharTok"/>
@@ -7933,7 +8208,7 @@
           <w:t xml:space="preserve">*</w:t>
         </w:r>
       </w:ins>
-      <w:ins w:id="707" w:author="PR Preview" w:date="2026-01-01T00:00:00Z">
+      <w:ins w:id="734" w:author="PR Preview" w:date="2026-01-01T00:00:00Z">
         <w:r>
           <w:rPr>
             <w:rStyle w:val="NormalTok"/>
@@ -7941,12 +8216,12 @@
           <w:t xml:space="preserve"> wf_slope)</w:t>
         </w:r>
       </w:ins>
-      <w:ins w:id="708" w:author="PR Preview" w:date="2026-01-01T00:00:00Z">
+      <w:ins w:id="735" w:author="PR Preview" w:date="2026-01-01T00:00:00Z">
         <w:r>
           <w:br/>
         </w:r>
       </w:ins>
-      <w:ins w:id="709" w:author="PR Preview" w:date="2026-01-01T00:00:00Z">
+      <w:ins w:id="736" w:author="PR Preview" w:date="2026-01-01T00:00:00Z">
         <w:r>
           <w:rPr>
             <w:rStyle w:val="NormalTok"/>
@@ -7954,7 +8229,7 @@
           <w:t xml:space="preserve">wf_group_or </w:t>
         </w:r>
       </w:ins>
-      <w:ins w:id="710" w:author="PR Preview" w:date="2026-01-01T00:00:00Z">
+      <w:ins w:id="737" w:author="PR Preview" w:date="2026-01-01T00:00:00Z">
         <w:r>
           <w:rPr>
             <w:rStyle w:val="OtherTok"/>
@@ -7962,15 +8237,15 @@
           <w:t xml:space="preserve">&lt;-</w:t>
         </w:r>
       </w:ins>
-      <w:ins w:id="711" w:author="PR Preview" w:date="2026-01-01T00:00:00Z">
-        <w:r>
-          <w:rPr>
-            <w:rStyle w:val="NormalTok"/>
-          </w:rPr>
-          <w:t xml:space="preserve"> </w:t>
-        </w:r>
-      </w:ins>
-      <w:ins w:id="712" w:author="PR Preview" w:date="2026-01-01T00:00:00Z">
+      <w:ins w:id="738" w:author="PR Preview" w:date="2026-01-01T00:00:00Z">
+        <w:r>
+          <w:rPr>
+            <w:rStyle w:val="NormalTok"/>
+          </w:rPr>
+          <w:t xml:space="preserve"> </w:t>
+        </w:r>
+      </w:ins>
+      <w:ins w:id="739" w:author="PR Preview" w:date="2026-01-01T00:00:00Z">
         <w:r>
           <w:rPr>
             <w:rStyle w:val="FunctionTok"/>
@@ -7978,7 +8253,7 @@
           <w:t xml:space="preserve">exp</w:t>
         </w:r>
       </w:ins>
-      <w:ins w:id="713" w:author="PR Preview" w:date="2026-01-01T00:00:00Z">
+      <w:ins w:id="740" w:author="PR Preview" w:date="2026-01-01T00:00:00Z">
         <w:r>
           <w:rPr>
             <w:rStyle w:val="NormalTok"/>
@@ -7986,7 +8261,7 @@
           <w:t xml:space="preserve">(</w:t>
         </w:r>
       </w:ins>
-      <w:ins w:id="714" w:author="PR Preview" w:date="2026-01-01T00:00:00Z">
+      <w:ins w:id="741" w:author="PR Preview" w:date="2026-01-01T00:00:00Z">
         <w:r>
           <w:rPr>
             <w:rStyle w:val="DecValTok"/>
@@ -7994,15 +8269,15 @@
           <w:t xml:space="preserve">2</w:t>
         </w:r>
       </w:ins>
-      <w:ins w:id="715" w:author="PR Preview" w:date="2026-01-01T00:00:00Z">
-        <w:r>
-          <w:rPr>
-            <w:rStyle w:val="NormalTok"/>
-          </w:rPr>
-          <w:t xml:space="preserve"> </w:t>
-        </w:r>
-      </w:ins>
-      <w:ins w:id="716" w:author="PR Preview" w:date="2026-01-01T00:00:00Z">
+      <w:ins w:id="742" w:author="PR Preview" w:date="2026-01-01T00:00:00Z">
+        <w:r>
+          <w:rPr>
+            <w:rStyle w:val="NormalTok"/>
+          </w:rPr>
+          <w:t xml:space="preserve"> </w:t>
+        </w:r>
+      </w:ins>
+      <w:ins w:id="743" w:author="PR Preview" w:date="2026-01-01T00:00:00Z">
         <w:r>
           <w:rPr>
             <w:rStyle w:val="SpecialCharTok"/>
@@ -8010,7 +8285,7 @@
           <w:t xml:space="preserve">*</w:t>
         </w:r>
       </w:ins>
-      <w:ins w:id="717" w:author="PR Preview" w:date="2026-01-01T00:00:00Z">
+      <w:ins w:id="744" w:author="PR Preview" w:date="2026-01-01T00:00:00Z">
         <w:r>
           <w:rPr>
             <w:rStyle w:val="NormalTok"/>
@@ -8018,12 +8293,12 @@
           <w:t xml:space="preserve"> wf_ci)</w:t>
         </w:r>
       </w:ins>
-      <w:ins w:id="718" w:author="PR Preview" w:date="2026-01-01T00:00:00Z">
+      <w:ins w:id="745" w:author="PR Preview" w:date="2026-01-01T00:00:00Z">
         <w:r>
           <w:br/>
         </w:r>
       </w:ins>
-      <w:ins w:id="719" w:author="PR Preview" w:date="2026-01-01T00:00:00Z">
+      <w:ins w:id="746" w:author="PR Preview" w:date="2026-01-01T00:00:00Z">
         <w:r>
           <w:rPr>
             <w:rStyle w:val="FunctionTok"/>
@@ -8031,7 +8306,7 @@
           <w:t xml:space="preserve">c</w:t>
         </w:r>
       </w:ins>
-      <w:ins w:id="720" w:author="PR Preview" w:date="2026-01-01T00:00:00Z">
+      <w:ins w:id="747" w:author="PR Preview" w:date="2026-01-01T00:00:00Z">
         <w:r>
           <w:rPr>
             <w:rStyle w:val="NormalTok"/>
@@ -8039,7 +8314,7 @@
           <w:t xml:space="preserve">(</w:t>
         </w:r>
       </w:ins>
-      <w:ins w:id="721" w:author="PR Preview" w:date="2026-01-01T00:00:00Z">
+      <w:ins w:id="748" w:author="PR Preview" w:date="2026-01-01T00:00:00Z">
         <w:r>
           <w:rPr>
             <w:rStyle w:val="AttributeTok"/>
@@ -8047,7 +8322,7 @@
           <w:t xml:space="preserve">estimate =</w:t>
         </w:r>
       </w:ins>
-      <w:ins w:id="722" w:author="PR Preview" w:date="2026-01-01T00:00:00Z">
+      <w:ins w:id="749" w:author="PR Preview" w:date="2026-01-01T00:00:00Z">
         <w:r>
           <w:rPr>
             <w:rStyle w:val="NormalTok"/>
@@ -8055,7 +8330,7 @@
           <w:t xml:space="preserve"> wf_group_or_hat, </w:t>
         </w:r>
       </w:ins>
-      <w:ins w:id="723" w:author="PR Preview" w:date="2026-01-01T00:00:00Z">
+      <w:ins w:id="750" w:author="PR Preview" w:date="2026-01-01T00:00:00Z">
         <w:r>
           <w:rPr>
             <w:rStyle w:val="AttributeTok"/>
@@ -8063,7 +8338,7 @@
           <w:t xml:space="preserve">lower =</w:t>
         </w:r>
       </w:ins>
-      <w:ins w:id="724" w:author="PR Preview" w:date="2026-01-01T00:00:00Z">
+      <w:ins w:id="751" w:author="PR Preview" w:date="2026-01-01T00:00:00Z">
         <w:r>
           <w:rPr>
             <w:rStyle w:val="NormalTok"/>
@@ -8071,7 +8346,7 @@
           <w:t xml:space="preserve"> wf_group_or[</w:t>
         </w:r>
       </w:ins>
-      <w:ins w:id="725" w:author="PR Preview" w:date="2026-01-01T00:00:00Z">
+      <w:ins w:id="752" w:author="PR Preview" w:date="2026-01-01T00:00:00Z">
         <w:r>
           <w:rPr>
             <w:rStyle w:val="DecValTok"/>
@@ -8079,7 +8354,7 @@
           <w:t xml:space="preserve">1</w:t>
         </w:r>
       </w:ins>
-      <w:ins w:id="726" w:author="PR Preview" w:date="2026-01-01T00:00:00Z">
+      <w:ins w:id="753" w:author="PR Preview" w:date="2026-01-01T00:00:00Z">
         <w:r>
           <w:rPr>
             <w:rStyle w:val="NormalTok"/>
@@ -8087,7 +8362,7 @@
           <w:t xml:space="preserve">], </w:t>
         </w:r>
       </w:ins>
-      <w:ins w:id="727" w:author="PR Preview" w:date="2026-01-01T00:00:00Z">
+      <w:ins w:id="754" w:author="PR Preview" w:date="2026-01-01T00:00:00Z">
         <w:r>
           <w:rPr>
             <w:rStyle w:val="AttributeTok"/>
@@ -8095,7 +8370,7 @@
           <w:t xml:space="preserve">upper =</w:t>
         </w:r>
       </w:ins>
-      <w:ins w:id="728" w:author="PR Preview" w:date="2026-01-01T00:00:00Z">
+      <w:ins w:id="755" w:author="PR Preview" w:date="2026-01-01T00:00:00Z">
         <w:r>
           <w:rPr>
             <w:rStyle w:val="NormalTok"/>
@@ -8103,7 +8378,7 @@
           <w:t xml:space="preserve"> wf_group_or[</w:t>
         </w:r>
       </w:ins>
-      <w:ins w:id="729" w:author="PR Preview" w:date="2026-01-01T00:00:00Z">
+      <w:ins w:id="756" w:author="PR Preview" w:date="2026-01-01T00:00:00Z">
         <w:r>
           <w:rPr>
             <w:rStyle w:val="DecValTok"/>
@@ -8111,7 +8386,7 @@
           <w:t xml:space="preserve">2</w:t>
         </w:r>
       </w:ins>
-      <w:ins w:id="730" w:author="PR Preview" w:date="2026-01-01T00:00:00Z">
+      <w:ins w:id="757" w:author="PR Preview" w:date="2026-01-01T00:00:00Z">
         <w:r>
           <w:rPr>
             <w:rStyle w:val="NormalTok"/>
@@ -8119,12 +8394,12 @@
           <w:t xml:space="preserve">])</w:t>
         </w:r>
       </w:ins>
-      <w:ins w:id="731" w:author="PR Preview" w:date="2026-01-01T00:00:00Z">
+      <w:ins w:id="758" w:author="PR Preview" w:date="2026-01-01T00:00:00Z">
         <w:r>
           <w:br/>
         </w:r>
       </w:ins>
-      <w:ins w:id="732" w:author="PR Preview" w:date="2026-01-01T00:00:00Z">
+      <w:ins w:id="759" w:author="PR Preview" w:date="2026-01-01T00:00:00Z">
         <w:r>
           <w:rPr>
             <w:rStyle w:val="CommentTok"/>
@@ -8132,12 +8407,12 @@
           <w:t xml:space="preserve">#&gt;   estimate      lower      upper </w:t>
         </w:r>
       </w:ins>
-      <w:ins w:id="733" w:author="PR Preview" w:date="2026-01-01T00:00:00Z">
+      <w:ins w:id="760" w:author="PR Preview" w:date="2026-01-01T00:00:00Z">
         <w:r>
           <w:br/>
         </w:r>
       </w:ins>
-      <w:ins w:id="734" w:author="PR Preview" w:date="2026-01-01T00:00:00Z">
+      <w:ins w:id="761" w:author="PR Preview" w:date="2026-01-01T00:00:00Z">
         <w:r>
           <w:rPr>
             <w:rStyle w:val="CommentTok"/>
@@ -8150,12 +8425,12 @@
       <w:pPr>
         <w:pStyle w:val="FirstParagraph"/>
       </w:pPr>
-      <w:ins w:id="735" w:author="PR Preview" w:date="2026-01-01T00:00:00Z">
+      <w:ins w:id="762" w:author="PR Preview" w:date="2026-01-01T00:00:00Z">
         <w:r>
           <w:t xml:space="preserve">The fitted odds of recovery in the treatment group are</w:t>
         </w:r>
       </w:ins>
-      <w:ins w:id="736" w:author="PR Preview" w:date="2026-01-01T00:00:00Z">
+      <w:ins w:id="763" w:author="PR Preview" w:date="2026-01-01T00:00:00Z">
         <w:r>
           <w:t xml:space="preserve"> </w:t>
         </w:r>
@@ -8165,27 +8440,27 @@
           <m:t>4</m:t>
         </m:r>
       </m:oMath>
-      <w:ins w:id="737" w:author="PR Preview" w:date="2026-01-01T00:00:00Z">
-        <w:r>
-          <w:t xml:space="preserve"> </w:t>
-        </w:r>
-      </w:ins>
-      <w:ins w:id="738" w:author="PR Preview" w:date="2026-01-01T00:00:00Z">
+      <w:ins w:id="764" w:author="PR Preview" w:date="2026-01-01T00:00:00Z">
+        <w:r>
+          <w:t xml:space="preserve"> </w:t>
+        </w:r>
+      </w:ins>
+      <w:ins w:id="765" w:author="PR Preview" w:date="2026-01-01T00:00:00Z">
         <w:r>
           <w:t xml:space="preserve">times those in the control group,</w:t>
         </w:r>
       </w:ins>
-      <w:ins w:id="739" w:author="PR Preview" w:date="2026-01-01T00:00:00Z">
-        <w:r>
-          <w:t xml:space="preserve"> </w:t>
-        </w:r>
-      </w:ins>
-      <w:ins w:id="740" w:author="PR Preview" w:date="2026-01-01T00:00:00Z">
+      <w:ins w:id="766" w:author="PR Preview" w:date="2026-01-01T00:00:00Z">
+        <w:r>
+          <w:t xml:space="preserve"> </w:t>
+        </w:r>
+      </w:ins>
+      <w:ins w:id="767" w:author="PR Preview" w:date="2026-01-01T00:00:00Z">
         <w:r>
           <w:t xml:space="preserve">with interval</w:t>
         </w:r>
       </w:ins>
-      <w:ins w:id="741" w:author="PR Preview" w:date="2026-01-01T00:00:00Z">
+      <w:ins w:id="768" w:author="PR Preview" w:date="2026-01-01T00:00:00Z">
         <w:r>
           <w:t xml:space="preserve"> </w:t>
         </w:r>
@@ -8216,72 +8491,72 @@
           <m:t>)</m:t>
         </m:r>
       </m:oMath>
-      <w:ins w:id="742" w:author="PR Preview" w:date="2026-01-01T00:00:00Z">
+      <w:ins w:id="769" w:author="PR Preview" w:date="2026-01-01T00:00:00Z">
         <w:r>
           <w:t xml:space="preserve">.</w:t>
         </w:r>
       </w:ins>
-      <w:ins w:id="743" w:author="PR Preview" w:date="2026-01-01T00:00:00Z">
-        <w:r>
-          <w:t xml:space="preserve"> </w:t>
-        </w:r>
-      </w:ins>
-      <w:ins w:id="744" w:author="PR Preview" w:date="2026-01-01T00:00:00Z">
+      <w:ins w:id="770" w:author="PR Preview" w:date="2026-01-01T00:00:00Z">
+        <w:r>
+          <w:t xml:space="preserve"> </w:t>
+        </w:r>
+      </w:ins>
+      <w:ins w:id="771" w:author="PR Preview" w:date="2026-01-01T00:00:00Z">
         <w:r>
           <w:t xml:space="preserve">The interval runs from a strong harm to a large benefit.</w:t>
         </w:r>
       </w:ins>
-      <w:ins w:id="745" w:author="PR Preview" w:date="2026-01-01T00:00:00Z">
-        <w:r>
-          <w:t xml:space="preserve"> </w:t>
-        </w:r>
-      </w:ins>
-      <w:ins w:id="746" w:author="PR Preview" w:date="2026-01-01T00:00:00Z">
+      <w:ins w:id="772" w:author="PR Preview" w:date="2026-01-01T00:00:00Z">
+        <w:r>
+          <w:t xml:space="preserve"> </w:t>
+        </w:r>
+      </w:ins>
+      <w:ins w:id="773" w:author="PR Preview" w:date="2026-01-01T00:00:00Z">
         <w:r>
           <w:t xml:space="preserve">Its width shows how little information six observations carry about the slope.</w:t>
         </w:r>
       </w:ins>
     </w:p>
-    <w:bookmarkEnd w:id="37"/>
-    <w:bookmarkEnd w:id="38"/>
-    <w:bookmarkStart w:id="46" w:name="references"/>
+    <w:bookmarkEnd w:id="39"/>
+    <w:bookmarkEnd w:id="40"/>
+    <w:bookmarkStart w:id="48" w:name="references"/>
     <w:p>
       <w:pPr>
         <w:pStyle w:val="Heading2"/>
       </w:pPr>
-      <w:ins w:id="747" w:author="PR Preview" w:date="2026-01-01T00:00:00Z">
+      <w:ins w:id="774" w:author="PR Preview" w:date="2026-01-01T00:00:00Z">
         <w:r>
           <w:t xml:space="preserve">References</w:t>
         </w:r>
       </w:ins>
     </w:p>
-    <w:bookmarkStart w:id="45" w:name="refs"/>
-    <w:bookmarkStart w:id="40" w:name="ref-fahrmeir1985consistency"/>
+    <w:bookmarkStart w:id="47" w:name="refs"/>
+    <w:bookmarkStart w:id="42" w:name="ref-fahrmeir1985consistency"/>
     <w:p>
       <w:pPr>
         <w:pStyle w:val="Bibliography"/>
       </w:pPr>
-      <w:ins w:id="748" w:author="PR Preview" w:date="2026-01-01T00:00:00Z">
+      <w:ins w:id="775" w:author="PR Preview" w:date="2026-01-01T00:00:00Z">
         <w:r>
           <w:t xml:space="preserve">Fahrmeir, Ludwig, and Heinz Kaufmann. 1985.</w:t>
         </w:r>
       </w:ins>
-      <w:ins w:id="749" w:author="PR Preview" w:date="2026-01-01T00:00:00Z">
-        <w:r>
-          <w:t xml:space="preserve"> </w:t>
-        </w:r>
-      </w:ins>
-      <w:ins w:id="750" w:author="PR Preview" w:date="2026-01-01T00:00:00Z">
+      <w:ins w:id="776" w:author="PR Preview" w:date="2026-01-01T00:00:00Z">
+        <w:r>
+          <w:t xml:space="preserve"> </w:t>
+        </w:r>
+      </w:ins>
+      <w:ins w:id="777" w:author="PR Preview" w:date="2026-01-01T00:00:00Z">
         <w:r>
           <w:t xml:space="preserve">“Consistency and Asymptotic Normality of the Maximum Likelihood Estimator in Generalized Linear Models.”</w:t>
         </w:r>
       </w:ins>
-      <w:ins w:id="751" w:author="PR Preview" w:date="2026-01-01T00:00:00Z">
-        <w:r>
-          <w:t xml:space="preserve"> </w:t>
-        </w:r>
-      </w:ins>
-      <w:ins w:id="752" w:author="PR Preview" w:date="2026-01-01T00:00:00Z">
+      <w:ins w:id="778" w:author="PR Preview" w:date="2026-01-01T00:00:00Z">
+        <w:r>
+          <w:t xml:space="preserve"> </w:t>
+        </w:r>
+      </w:ins>
+      <w:ins w:id="779" w:author="PR Preview" w:date="2026-01-01T00:00:00Z">
         <w:r>
           <w:rPr>
             <w:i/>
@@ -8290,23 +8565,23 @@
           <w:t xml:space="preserve">The Annals of Statistics</w:t>
         </w:r>
       </w:ins>
-      <w:ins w:id="753" w:author="PR Preview" w:date="2026-01-01T00:00:00Z">
-        <w:r>
-          <w:t xml:space="preserve"> </w:t>
-        </w:r>
-      </w:ins>
-      <w:ins w:id="754" w:author="PR Preview" w:date="2026-01-01T00:00:00Z">
+      <w:ins w:id="780" w:author="PR Preview" w:date="2026-01-01T00:00:00Z">
+        <w:r>
+          <w:t xml:space="preserve"> </w:t>
+        </w:r>
+      </w:ins>
+      <w:ins w:id="781" w:author="PR Preview" w:date="2026-01-01T00:00:00Z">
         <w:r>
           <w:t xml:space="preserve">13 (1): 342–68.</w:t>
         </w:r>
       </w:ins>
-      <w:ins w:id="755" w:author="PR Preview" w:date="2026-01-01T00:00:00Z">
-        <w:r>
-          <w:t xml:space="preserve"> </w:t>
-        </w:r>
-      </w:ins>
-      <w:hyperlink r:id="rId39">
-        <w:ins w:id="756" w:author="PR Preview" w:date="2026-01-01T00:00:00Z">
+      <w:ins w:id="782" w:author="PR Preview" w:date="2026-01-01T00:00:00Z">
+        <w:r>
+          <w:t xml:space="preserve"> </w:t>
+        </w:r>
+      </w:ins>
+      <w:hyperlink r:id="rId41">
+        <w:ins w:id="783" w:author="PR Preview" w:date="2026-01-01T00:00:00Z">
           <w:r>
             <w:rPr>
               <w:rStyle w:val="Hyperlink"/>
@@ -8315,29 +8590,29 @@
           </w:r>
         </w:ins>
       </w:hyperlink>
-      <w:ins w:id="757" w:author="PR Preview" w:date="2026-01-01T00:00:00Z">
+      <w:ins w:id="784" w:author="PR Preview" w:date="2026-01-01T00:00:00Z">
         <w:r>
           <w:t xml:space="preserve">.</w:t>
         </w:r>
       </w:ins>
     </w:p>
-    <w:bookmarkEnd w:id="40"/>
-    <w:bookmarkStart w:id="42" w:name="ref-hastie2009elements"/>
+    <w:bookmarkEnd w:id="42"/>
+    <w:bookmarkStart w:id="44" w:name="ref-hastie2009elements"/>
     <w:p>
       <w:pPr>
         <w:pStyle w:val="Bibliography"/>
       </w:pPr>
-      <w:ins w:id="758" w:author="PR Preview" w:date="2026-01-01T00:00:00Z">
+      <w:ins w:id="785" w:author="PR Preview" w:date="2026-01-01T00:00:00Z">
         <w:r>
           <w:t xml:space="preserve">Hastie, Trevor, Robert Tibshirani, and Jerome Friedman. 2009.</w:t>
         </w:r>
       </w:ins>
-      <w:ins w:id="759" w:author="PR Preview" w:date="2026-01-01T00:00:00Z">
-        <w:r>
-          <w:t xml:space="preserve"> </w:t>
-        </w:r>
-      </w:ins>
-      <w:ins w:id="760" w:author="PR Preview" w:date="2026-01-01T00:00:00Z">
+      <w:ins w:id="786" w:author="PR Preview" w:date="2026-01-01T00:00:00Z">
+        <w:r>
+          <w:t xml:space="preserve"> </w:t>
+        </w:r>
+      </w:ins>
+      <w:ins w:id="787" w:author="PR Preview" w:date="2026-01-01T00:00:00Z">
         <w:r>
           <w:rPr>
             <w:i/>
@@ -8346,18 +8621,18 @@
           <w:t xml:space="preserve">The Elements of Statistical Learning: Data Mining, Inference, and Prediction</w:t>
         </w:r>
       </w:ins>
-      <w:ins w:id="761" w:author="PR Preview" w:date="2026-01-01T00:00:00Z">
+      <w:ins w:id="788" w:author="PR Preview" w:date="2026-01-01T00:00:00Z">
         <w:r>
           <w:t xml:space="preserve">. 2nd ed. Springer.</w:t>
         </w:r>
       </w:ins>
-      <w:ins w:id="762" w:author="PR Preview" w:date="2026-01-01T00:00:00Z">
-        <w:r>
-          <w:t xml:space="preserve"> </w:t>
-        </w:r>
-      </w:ins>
-      <w:hyperlink r:id="rId41">
-        <w:ins w:id="763" w:author="PR Preview" w:date="2026-01-01T00:00:00Z">
+      <w:ins w:id="789" w:author="PR Preview" w:date="2026-01-01T00:00:00Z">
+        <w:r>
+          <w:t xml:space="preserve"> </w:t>
+        </w:r>
+      </w:ins>
+      <w:hyperlink r:id="rId43">
+        <w:ins w:id="790" w:author="PR Preview" w:date="2026-01-01T00:00:00Z">
           <w:r>
             <w:rPr>
               <w:rStyle w:val="Hyperlink"/>
@@ -8366,39 +8641,39 @@
           </w:r>
         </w:ins>
       </w:hyperlink>
-      <w:ins w:id="764" w:author="PR Preview" w:date="2026-01-01T00:00:00Z">
+      <w:ins w:id="791" w:author="PR Preview" w:date="2026-01-01T00:00:00Z">
         <w:r>
           <w:t xml:space="preserve">.</w:t>
         </w:r>
       </w:ins>
     </w:p>
-    <w:bookmarkEnd w:id="42"/>
-    <w:bookmarkStart w:id="44" w:name="ref-nelder1972generalized"/>
+    <w:bookmarkEnd w:id="44"/>
+    <w:bookmarkStart w:id="46" w:name="ref-nelder1972generalized"/>
     <w:p>
       <w:pPr>
         <w:pStyle w:val="Bibliography"/>
       </w:pPr>
-      <w:ins w:id="765" w:author="PR Preview" w:date="2026-01-01T00:00:00Z">
+      <w:ins w:id="792" w:author="PR Preview" w:date="2026-01-01T00:00:00Z">
         <w:r>
           <w:t xml:space="preserve">Nelder, John A., and Robert W. M. Wedderburn. 1972.</w:t>
         </w:r>
       </w:ins>
-      <w:ins w:id="766" w:author="PR Preview" w:date="2026-01-01T00:00:00Z">
-        <w:r>
-          <w:t xml:space="preserve"> </w:t>
-        </w:r>
-      </w:ins>
-      <w:ins w:id="767" w:author="PR Preview" w:date="2026-01-01T00:00:00Z">
+      <w:ins w:id="793" w:author="PR Preview" w:date="2026-01-01T00:00:00Z">
+        <w:r>
+          <w:t xml:space="preserve"> </w:t>
+        </w:r>
+      </w:ins>
+      <w:ins w:id="794" w:author="PR Preview" w:date="2026-01-01T00:00:00Z">
         <w:r>
           <w:t xml:space="preserve">“Generalized Linear Models.”</w:t>
         </w:r>
       </w:ins>
-      <w:ins w:id="768" w:author="PR Preview" w:date="2026-01-01T00:00:00Z">
-        <w:r>
-          <w:t xml:space="preserve"> </w:t>
-        </w:r>
-      </w:ins>
-      <w:ins w:id="769" w:author="PR Preview" w:date="2026-01-01T00:00:00Z">
+      <w:ins w:id="795" w:author="PR Preview" w:date="2026-01-01T00:00:00Z">
+        <w:r>
+          <w:t xml:space="preserve"> </w:t>
+        </w:r>
+      </w:ins>
+      <w:ins w:id="796" w:author="PR Preview" w:date="2026-01-01T00:00:00Z">
         <w:r>
           <w:rPr>
             <w:i/>
@@ -8407,23 +8682,23 @@
           <w:t xml:space="preserve">Journal of the Royal Statistical Society: Series A (General)</w:t>
         </w:r>
       </w:ins>
-      <w:ins w:id="770" w:author="PR Preview" w:date="2026-01-01T00:00:00Z">
-        <w:r>
-          <w:t xml:space="preserve"> </w:t>
-        </w:r>
-      </w:ins>
-      <w:ins w:id="771" w:author="PR Preview" w:date="2026-01-01T00:00:00Z">
+      <w:ins w:id="797" w:author="PR Preview" w:date="2026-01-01T00:00:00Z">
+        <w:r>
+          <w:t xml:space="preserve"> </w:t>
+        </w:r>
+      </w:ins>
+      <w:ins w:id="798" w:author="PR Preview" w:date="2026-01-01T00:00:00Z">
         <w:r>
           <w:t xml:space="preserve">135 (3): 370–84.</w:t>
         </w:r>
       </w:ins>
-      <w:ins w:id="772" w:author="PR Preview" w:date="2026-01-01T00:00:00Z">
-        <w:r>
-          <w:t xml:space="preserve"> </w:t>
-        </w:r>
-      </w:ins>
-      <w:hyperlink r:id="rId43">
-        <w:ins w:id="773" w:author="PR Preview" w:date="2026-01-01T00:00:00Z">
+      <w:ins w:id="799" w:author="PR Preview" w:date="2026-01-01T00:00:00Z">
+        <w:r>
+          <w:t xml:space="preserve"> </w:t>
+        </w:r>
+      </w:ins>
+      <w:hyperlink r:id="rId45">
+        <w:ins w:id="800" w:author="PR Preview" w:date="2026-01-01T00:00:00Z">
           <w:r>
             <w:rPr>
               <w:rStyle w:val="Hyperlink"/>
@@ -8432,15 +8707,15 @@
           </w:r>
         </w:ins>
       </w:hyperlink>
-      <w:ins w:id="774" w:author="PR Preview" w:date="2026-01-01T00:00:00Z">
+      <w:ins w:id="801" w:author="PR Preview" w:date="2026-01-01T00:00:00Z">
         <w:r>
           <w:t xml:space="preserve">.</w:t>
         </w:r>
       </w:ins>
     </w:p>
-    <w:bookmarkEnd w:id="44"/>
-    <w:bookmarkEnd w:id="45"/>
     <w:bookmarkEnd w:id="46"/>
+    <w:bookmarkEnd w:id="47"/>
+    <w:bookmarkEnd w:id="48"/>
     <w:sectPr>
       <w:footnotePr>
         <w:numRestart w:val="eachSect"/>
